--- a/docs/МОЩНОЕ ТЗ.docx
+++ b/docs/МОЩНОЕ ТЗ.docx
@@ -1,6 +1,6 @@
 
 <file path=word/document.xml><?xml version="1.0" encoding="utf-8"?>
-<w:document xmlns:wpc="http://schemas.microsoft.com/office/word/2010/wordprocessingCanvas" xmlns:cx="http://schemas.microsoft.com/office/drawing/2014/chartex" xmlns:cx1="http://schemas.microsoft.com/office/drawing/2015/9/8/chartex" xmlns:cx2="http://schemas.microsoft.com/office/drawing/2015/10/21/chartex" xmlns:cx3="http://schemas.microsoft.com/office/drawing/2016/5/9/chartex" xmlns:cx4="http://schemas.microsoft.com/office/drawing/2016/5/10/chartex" xmlns:cx5="http://schemas.microsoft.com/office/drawing/2016/5/11/chartex" xmlns:cx6="http://schemas.microsoft.com/office/drawing/2016/5/12/chartex" xmlns:cx7="http://schemas.microsoft.com/office/drawing/2016/5/13/chartex" xmlns:cx8="http://schemas.microsoft.com/office/drawing/2016/5/14/chartex" xmlns:mc="http://schemas.openxmlformats.org/markup-compatibility/2006" xmlns:aink="http://schemas.microsoft.com/office/drawing/2016/ink" xmlns:am3d="http://schemas.microsoft.com/office/drawing/2017/model3d" xmlns:o="urn:schemas-microsoft-com:office:office" xmlns:r="http://schemas.openxmlformats.org/officeDocument/2006/relationships" xmlns:m="http://schemas.openxmlformats.org/officeDocument/2006/math" xmlns:v="urn:schemas-microsoft-com:vml" xmlns:wp14="http://schemas.microsoft.com/office/word/2010/wordprocessingDrawing" xmlns:wp="http://schemas.openxmlformats.org/drawingml/2006/wordprocessingDrawing" xmlns:w10="urn:schemas-microsoft-com:office:word" xmlns:w="http://schemas.openxmlformats.org/wordprocessingml/2006/main" xmlns:w14="http://schemas.microsoft.com/office/word/2010/wordml" xmlns:w15="http://schemas.microsoft.com/office/word/2012/wordml" xmlns:w16cex="http://schemas.microsoft.com/office/word/2018/wordml/cex" xmlns:w16cid="http://schemas.microsoft.com/office/word/2016/wordml/cid" xmlns:w16="http://schemas.microsoft.com/office/word/2018/wordml" xmlns:w16sdtdh="http://schemas.microsoft.com/office/word/2020/wordml/sdtdatahash" xmlns:w16se="http://schemas.microsoft.com/office/word/2015/wordml/symex" xmlns:wpg="http://schemas.microsoft.com/office/word/2010/wordprocessingGroup" xmlns:wpi="http://schemas.microsoft.com/office/word/2010/wordprocessingInk" xmlns:wne="http://schemas.microsoft.com/office/word/2006/wordml" xmlns:wps="http://schemas.microsoft.com/office/word/2010/wordprocessingShape" mc:Ignorable="w14 w15 w16se w16cid w16 w16cex w16sdtdh wp14">
+<w:document xmlns:wpc="http://schemas.microsoft.com/office/word/2010/wordprocessingCanvas" xmlns:cx="http://schemas.microsoft.com/office/drawing/2014/chartex" xmlns:cx1="http://schemas.microsoft.com/office/drawing/2015/9/8/chartex" xmlns:cx2="http://schemas.microsoft.com/office/drawing/2015/10/21/chartex" xmlns:cx3="http://schemas.microsoft.com/office/drawing/2016/5/9/chartex" xmlns:cx4="http://schemas.microsoft.com/office/drawing/2016/5/10/chartex" xmlns:cx5="http://schemas.microsoft.com/office/drawing/2016/5/11/chartex" xmlns:cx6="http://schemas.microsoft.com/office/drawing/2016/5/12/chartex" xmlns:cx7="http://schemas.microsoft.com/office/drawing/2016/5/13/chartex" xmlns:cx8="http://schemas.microsoft.com/office/drawing/2016/5/14/chartex" xmlns:mc="http://schemas.openxmlformats.org/markup-compatibility/2006" xmlns:aink="http://schemas.microsoft.com/office/drawing/2016/ink" xmlns:am3d="http://schemas.microsoft.com/office/drawing/2017/model3d" xmlns:o="urn:schemas-microsoft-com:office:office" xmlns:oel="http://schemas.microsoft.com/office/2019/extlst" xmlns:r="http://schemas.openxmlformats.org/officeDocument/2006/relationships" xmlns:m="http://schemas.openxmlformats.org/officeDocument/2006/math" xmlns:v="urn:schemas-microsoft-com:vml" xmlns:wp14="http://schemas.microsoft.com/office/word/2010/wordprocessingDrawing" xmlns:wp="http://schemas.openxmlformats.org/drawingml/2006/wordprocessingDrawing" xmlns:w10="urn:schemas-microsoft-com:office:word" xmlns:w="http://schemas.openxmlformats.org/wordprocessingml/2006/main" xmlns:w14="http://schemas.microsoft.com/office/word/2010/wordml" xmlns:w15="http://schemas.microsoft.com/office/word/2012/wordml" xmlns:w16cex="http://schemas.microsoft.com/office/word/2018/wordml/cex" xmlns:w16cid="http://schemas.microsoft.com/office/word/2016/wordml/cid" xmlns:w16="http://schemas.microsoft.com/office/word/2018/wordml" xmlns:w16sdtdh="http://schemas.microsoft.com/office/word/2020/wordml/sdtdatahash" xmlns:w16se="http://schemas.microsoft.com/office/word/2015/wordml/symex" xmlns:wpg="http://schemas.microsoft.com/office/word/2010/wordprocessingGroup" xmlns:wpi="http://schemas.microsoft.com/office/word/2010/wordprocessingInk" xmlns:wne="http://schemas.microsoft.com/office/word/2006/wordml" xmlns:wps="http://schemas.microsoft.com/office/word/2010/wordprocessingShape" mc:Ignorable="w14 w15 w16se w16cid w16 w16cex w16sdtdh wp14">
   <w:body>
     <w:p>
       <w:pPr>
@@ -641,6 +641,35 @@
     </w:p>
     <w:p>
       <w:pPr>
+        <w:pStyle w:val="5"/>
+      </w:pPr>
+      <w:r>
+        <w:lastRenderedPageBreak/>
+        <w:t>1 Общие сведения</w:t>
+      </w:r>
+    </w:p>
+    <w:p>
+      <w:pPr>
+        <w:spacing w:line="360" w:lineRule="auto"/>
+        <w:ind w:firstLine="709"/>
+        <w:jc w:val="both"/>
+        <w:rPr>
+          <w:rFonts w:ascii="Times New Roman" w:hAnsi="Times New Roman"/>
+          <w:sz w:val="28"/>
+          <w:szCs w:val="28"/>
+        </w:rPr>
+      </w:pPr>
+      <w:r>
+        <w:rPr>
+          <w:rFonts w:ascii="Times New Roman" w:hAnsi="Times New Roman"/>
+          <w:sz w:val="28"/>
+          <w:szCs w:val="28"/>
+        </w:rPr>
+        <w:t>Документ представляет собой техническое задание на создание веб-приложения «Планировщик меню» (далее — Система), предназначенного для автоматизации расчета рациона питания. Система позволяет пользователю формировать меню на неделю на основе количества человек, бюджета и целей мероприятия с учетом цен продуктов в городе Иркутск и их калорийности.</w:t>
+      </w:r>
+    </w:p>
+    <w:p>
+      <w:pPr>
         <w:pBdr>
           <w:top w:val="nil"/>
           <w:left w:val="nil"/>
@@ -648,56 +677,8 @@
           <w:right w:val="nil"/>
           <w:between w:val="nil"/>
         </w:pBdr>
-        <w:spacing w:before="240" w:after="240" w:line="360" w:lineRule="auto"/>
-        <w:ind w:left="284" w:right="284" w:firstLine="567"/>
-        <w:jc w:val="both"/>
-        <w:rPr>
-          <w:rFonts w:ascii="Times New Roman" w:hAnsi="Times New Roman"/>
-          <w:b/>
-          <w:sz w:val="28"/>
-        </w:rPr>
-      </w:pPr>
-      <w:r>
-        <w:rPr>
-          <w:rFonts w:ascii="Times New Roman" w:hAnsi="Times New Roman"/>
-          <w:b/>
-          <w:sz w:val="28"/>
-        </w:rPr>
-        <w:lastRenderedPageBreak/>
-        <w:t>1 Общие сведения</w:t>
-      </w:r>
-    </w:p>
-    <w:p>
-      <w:pPr>
-        <w:spacing w:before="360" w:after="360" w:line="360" w:lineRule="auto"/>
-        <w:ind w:firstLine="851"/>
-        <w:jc w:val="both"/>
-        <w:rPr>
-          <w:rFonts w:ascii="Times New Roman" w:hAnsi="Times New Roman"/>
-          <w:sz w:val="28"/>
-          <w:szCs w:val="28"/>
-        </w:rPr>
-      </w:pPr>
-      <w:r>
-        <w:rPr>
-          <w:rFonts w:ascii="Times New Roman" w:hAnsi="Times New Roman"/>
-          <w:sz w:val="28"/>
-          <w:szCs w:val="28"/>
-        </w:rPr>
-        <w:t>Документ представляет собой техническое задание на создание веб-приложения «Планировщик меню» (далее — Система), предназначенного для автоматизации расчета рациона питания. Система позволяет пользователю формировать меню на неделю на основе количества человек, бюджета и целей мероприятия с учетом цен продуктов в городе Иркутск и их калорийности.</w:t>
-      </w:r>
-    </w:p>
-    <w:p>
-      <w:pPr>
-        <w:pBdr>
-          <w:top w:val="nil"/>
-          <w:left w:val="nil"/>
-          <w:bottom w:val="nil"/>
-          <w:right w:val="nil"/>
-          <w:between w:val="nil"/>
-        </w:pBdr>
-        <w:spacing w:before="240" w:after="240" w:line="360" w:lineRule="auto"/>
-        <w:ind w:left="284" w:right="284" w:firstLine="567"/>
+        <w:spacing w:line="360" w:lineRule="auto"/>
+        <w:ind w:left="284" w:right="284" w:firstLine="709"/>
         <w:jc w:val="both"/>
         <w:rPr>
           <w:rFonts w:ascii="Times New Roman" w:hAnsi="Times New Roman"/>
@@ -713,13 +694,19 @@
           <w:b/>
           <w:sz w:val="28"/>
         </w:rPr>
-        <w:t>2 Назначение и цели создания системы</w:t>
-      </w:r>
-    </w:p>
-    <w:p>
-      <w:pPr>
-        <w:spacing w:before="360" w:line="360" w:lineRule="auto"/>
-        <w:ind w:firstLine="851"/>
+        <w:t xml:space="preserve">2 </w:t>
+      </w:r>
+      <w:r>
+        <w:rPr>
+          <w:rStyle w:val="50"/>
+        </w:rPr>
+        <w:t>Назначение и цели создания системы</w:t>
+      </w:r>
+    </w:p>
+    <w:p>
+      <w:pPr>
+        <w:spacing w:line="360" w:lineRule="auto"/>
+        <w:ind w:firstLine="709"/>
         <w:jc w:val="both"/>
         <w:rPr>
           <w:rFonts w:ascii="Times New Roman" w:hAnsi="Times New Roman"/>
@@ -747,7 +734,7 @@
     <w:p>
       <w:pPr>
         <w:spacing w:line="360" w:lineRule="auto"/>
-        <w:ind w:firstLine="851"/>
+        <w:ind w:firstLine="709"/>
         <w:jc w:val="both"/>
         <w:rPr>
           <w:rFonts w:ascii="Times New Roman" w:hAnsi="Times New Roman"/>
@@ -782,28 +769,9 @@
     </w:p>
     <w:p>
       <w:pPr>
-        <w:pBdr>
-          <w:top w:val="nil"/>
-          <w:left w:val="nil"/>
-          <w:bottom w:val="nil"/>
-          <w:right w:val="nil"/>
-          <w:between w:val="nil"/>
-        </w:pBdr>
-        <w:spacing w:before="240" w:after="240" w:line="360" w:lineRule="auto"/>
-        <w:ind w:left="284" w:right="284" w:firstLine="567"/>
-        <w:jc w:val="both"/>
-        <w:rPr>
-          <w:rFonts w:ascii="Times New Roman" w:hAnsi="Times New Roman"/>
-          <w:b/>
-          <w:sz w:val="28"/>
-        </w:rPr>
-      </w:pPr>
-      <w:r>
-        <w:rPr>
-          <w:rFonts w:ascii="Times New Roman" w:hAnsi="Times New Roman"/>
-          <w:b/>
-          <w:sz w:val="28"/>
-        </w:rPr>
+        <w:pStyle w:val="5"/>
+      </w:pPr>
+      <w:r>
         <w:t>3 Функциональные требования к системе</w:t>
       </w:r>
     </w:p>
@@ -811,10 +779,9 @@
       <w:pPr>
         <w:numPr>
           <w:ilvl w:val="0"/>
-          <w:numId w:val="1"/>
+          <w:numId w:val="7"/>
         </w:numPr>
         <w:spacing w:line="360" w:lineRule="auto"/>
-        <w:ind w:hanging="357"/>
         <w:jc w:val="both"/>
         <w:rPr>
           <w:rFonts w:ascii="Times New Roman" w:hAnsi="Times New Roman"/>
@@ -836,7 +803,7 @@
         <w:pStyle w:val="ab"/>
         <w:numPr>
           <w:ilvl w:val="1"/>
-          <w:numId w:val="1"/>
+          <w:numId w:val="7"/>
         </w:numPr>
         <w:spacing w:line="360" w:lineRule="auto"/>
         <w:jc w:val="both"/>
@@ -860,7 +827,7 @@
         <w:pStyle w:val="ab"/>
         <w:numPr>
           <w:ilvl w:val="2"/>
-          <w:numId w:val="1"/>
+          <w:numId w:val="7"/>
         </w:numPr>
         <w:spacing w:line="360" w:lineRule="auto"/>
         <w:jc w:val="both"/>
@@ -884,7 +851,7 @@
         <w:pStyle w:val="ab"/>
         <w:numPr>
           <w:ilvl w:val="2"/>
-          <w:numId w:val="1"/>
+          <w:numId w:val="7"/>
         </w:numPr>
         <w:spacing w:line="360" w:lineRule="auto"/>
         <w:jc w:val="both"/>
@@ -907,7 +874,7 @@
       <w:pPr>
         <w:numPr>
           <w:ilvl w:val="1"/>
-          <w:numId w:val="1"/>
+          <w:numId w:val="7"/>
         </w:numPr>
         <w:spacing w:line="360" w:lineRule="auto"/>
         <w:jc w:val="both"/>
@@ -930,7 +897,7 @@
       <w:pPr>
         <w:numPr>
           <w:ilvl w:val="2"/>
-          <w:numId w:val="1"/>
+          <w:numId w:val="7"/>
         </w:numPr>
         <w:spacing w:line="360" w:lineRule="auto"/>
         <w:jc w:val="both"/>
@@ -953,7 +920,7 @@
       <w:pPr>
         <w:numPr>
           <w:ilvl w:val="2"/>
-          <w:numId w:val="1"/>
+          <w:numId w:val="7"/>
         </w:numPr>
         <w:spacing w:line="360" w:lineRule="auto"/>
         <w:jc w:val="both"/>
@@ -976,7 +943,7 @@
       <w:pPr>
         <w:numPr>
           <w:ilvl w:val="1"/>
-          <w:numId w:val="1"/>
+          <w:numId w:val="7"/>
         </w:numPr>
         <w:spacing w:line="360" w:lineRule="auto"/>
         <w:jc w:val="both"/>
@@ -999,7 +966,7 @@
       <w:pPr>
         <w:numPr>
           <w:ilvl w:val="2"/>
-          <w:numId w:val="1"/>
+          <w:numId w:val="7"/>
         </w:numPr>
         <w:spacing w:line="360" w:lineRule="auto"/>
         <w:jc w:val="both"/>
@@ -1022,7 +989,7 @@
       <w:pPr>
         <w:numPr>
           <w:ilvl w:val="2"/>
-          <w:numId w:val="1"/>
+          <w:numId w:val="7"/>
         </w:numPr>
         <w:spacing w:line="360" w:lineRule="auto"/>
         <w:jc w:val="both"/>
@@ -1038,7 +1005,6 @@
           <w:sz w:val="28"/>
           <w:szCs w:val="28"/>
         </w:rPr>
-        <w:lastRenderedPageBreak/>
         <w:t>Алгоритм генерации учитывает:</w:t>
       </w:r>
       <w:r>
@@ -1054,7 +1020,7 @@
       <w:pPr>
         <w:numPr>
           <w:ilvl w:val="3"/>
-          <w:numId w:val="4"/>
+          <w:numId w:val="7"/>
         </w:numPr>
         <w:spacing w:line="360" w:lineRule="auto"/>
         <w:jc w:val="both"/>
@@ -1070,6 +1036,7 @@
           <w:sz w:val="28"/>
           <w:szCs w:val="28"/>
         </w:rPr>
+        <w:lastRenderedPageBreak/>
         <w:t>Разнообразие блюд (минимизация повторов).</w:t>
       </w:r>
     </w:p>
@@ -1077,7 +1044,7 @@
       <w:pPr>
         <w:numPr>
           <w:ilvl w:val="3"/>
-          <w:numId w:val="4"/>
+          <w:numId w:val="7"/>
         </w:numPr>
         <w:spacing w:line="360" w:lineRule="auto"/>
         <w:jc w:val="both"/>
@@ -1100,7 +1067,7 @@
       <w:pPr>
         <w:numPr>
           <w:ilvl w:val="3"/>
-          <w:numId w:val="4"/>
+          <w:numId w:val="7"/>
         </w:numPr>
         <w:spacing w:line="360" w:lineRule="auto"/>
         <w:jc w:val="both"/>
@@ -1123,7 +1090,7 @@
       <w:pPr>
         <w:numPr>
           <w:ilvl w:val="3"/>
-          <w:numId w:val="4"/>
+          <w:numId w:val="7"/>
         </w:numPr>
         <w:spacing w:line="360" w:lineRule="auto"/>
         <w:jc w:val="both"/>
@@ -1147,7 +1114,7 @@
         <w:pStyle w:val="ab"/>
         <w:numPr>
           <w:ilvl w:val="0"/>
-          <w:numId w:val="4"/>
+          <w:numId w:val="7"/>
         </w:numPr>
         <w:spacing w:line="360" w:lineRule="auto"/>
         <w:jc w:val="both"/>
@@ -1170,10 +1137,9 @@
       <w:pPr>
         <w:numPr>
           <w:ilvl w:val="1"/>
-          <w:numId w:val="2"/>
+          <w:numId w:val="7"/>
         </w:numPr>
         <w:spacing w:line="360" w:lineRule="auto"/>
-        <w:ind w:hanging="357"/>
         <w:jc w:val="both"/>
         <w:rPr>
           <w:rFonts w:ascii="Times New Roman" w:hAnsi="Times New Roman"/>
@@ -1194,10 +1160,9 @@
       <w:pPr>
         <w:numPr>
           <w:ilvl w:val="1"/>
-          <w:numId w:val="2"/>
+          <w:numId w:val="7"/>
         </w:numPr>
         <w:spacing w:line="360" w:lineRule="auto"/>
-        <w:ind w:hanging="357"/>
         <w:jc w:val="both"/>
         <w:rPr>
           <w:rFonts w:ascii="Times New Roman" w:hAnsi="Times New Roman"/>
@@ -1218,10 +1183,9 @@
       <w:pPr>
         <w:numPr>
           <w:ilvl w:val="1"/>
-          <w:numId w:val="2"/>
+          <w:numId w:val="7"/>
         </w:numPr>
         <w:spacing w:line="360" w:lineRule="auto"/>
-        <w:ind w:hanging="357"/>
         <w:jc w:val="both"/>
         <w:rPr>
           <w:rFonts w:ascii="Times New Roman" w:hAnsi="Times New Roman"/>
@@ -1242,10 +1206,9 @@
       <w:pPr>
         <w:numPr>
           <w:ilvl w:val="0"/>
-          <w:numId w:val="1"/>
+          <w:numId w:val="7"/>
         </w:numPr>
         <w:spacing w:line="360" w:lineRule="auto"/>
-        <w:ind w:hanging="357"/>
         <w:jc w:val="both"/>
         <w:rPr>
           <w:rFonts w:ascii="Times New Roman" w:hAnsi="Times New Roman"/>
@@ -1266,10 +1229,9 @@
       <w:pPr>
         <w:numPr>
           <w:ilvl w:val="1"/>
-          <w:numId w:val="5"/>
+          <w:numId w:val="7"/>
         </w:numPr>
         <w:spacing w:line="360" w:lineRule="auto"/>
-        <w:ind w:hanging="357"/>
         <w:jc w:val="both"/>
         <w:rPr>
           <w:rFonts w:ascii="Times New Roman" w:hAnsi="Times New Roman"/>
@@ -1290,10 +1252,9 @@
       <w:pPr>
         <w:numPr>
           <w:ilvl w:val="1"/>
-          <w:numId w:val="5"/>
+          <w:numId w:val="7"/>
         </w:numPr>
         <w:spacing w:line="360" w:lineRule="auto"/>
-        <w:ind w:hanging="357"/>
         <w:jc w:val="both"/>
         <w:rPr>
           <w:rFonts w:ascii="Times New Roman" w:hAnsi="Times New Roman"/>
@@ -1314,10 +1275,9 @@
       <w:pPr>
         <w:numPr>
           <w:ilvl w:val="1"/>
-          <w:numId w:val="5"/>
+          <w:numId w:val="7"/>
         </w:numPr>
         <w:spacing w:line="360" w:lineRule="auto"/>
-        <w:ind w:hanging="357"/>
         <w:jc w:val="both"/>
         <w:rPr>
           <w:rFonts w:ascii="Times New Roman" w:hAnsi="Times New Roman"/>
@@ -1338,10 +1298,9 @@
       <w:pPr>
         <w:numPr>
           <w:ilvl w:val="1"/>
-          <w:numId w:val="5"/>
+          <w:numId w:val="7"/>
         </w:numPr>
         <w:spacing w:line="360" w:lineRule="auto"/>
-        <w:ind w:hanging="357"/>
         <w:jc w:val="both"/>
         <w:rPr>
           <w:rFonts w:ascii="Times New Roman" w:hAnsi="Times New Roman"/>
@@ -1362,10 +1321,9 @@
       <w:pPr>
         <w:numPr>
           <w:ilvl w:val="0"/>
-          <w:numId w:val="1"/>
+          <w:numId w:val="7"/>
         </w:numPr>
         <w:spacing w:line="360" w:lineRule="auto"/>
-        <w:ind w:hanging="357"/>
         <w:jc w:val="both"/>
         <w:rPr>
           <w:rFonts w:ascii="Times New Roman" w:hAnsi="Times New Roman"/>
@@ -1386,10 +1344,9 @@
       <w:pPr>
         <w:numPr>
           <w:ilvl w:val="1"/>
-          <w:numId w:val="1"/>
+          <w:numId w:val="7"/>
         </w:numPr>
         <w:spacing w:line="360" w:lineRule="auto"/>
-        <w:ind w:hanging="357"/>
         <w:jc w:val="both"/>
         <w:rPr>
           <w:rFonts w:ascii="Times New Roman" w:hAnsi="Times New Roman"/>
@@ -1410,10 +1367,9 @@
       <w:pPr>
         <w:numPr>
           <w:ilvl w:val="2"/>
-          <w:numId w:val="6"/>
+          <w:numId w:val="7"/>
         </w:numPr>
         <w:spacing w:line="360" w:lineRule="auto"/>
-        <w:ind w:hanging="357"/>
         <w:jc w:val="both"/>
         <w:rPr>
           <w:rFonts w:ascii="Times New Roman" w:hAnsi="Times New Roman"/>
@@ -1434,10 +1390,9 @@
       <w:pPr>
         <w:numPr>
           <w:ilvl w:val="2"/>
-          <w:numId w:val="6"/>
+          <w:numId w:val="7"/>
         </w:numPr>
         <w:spacing w:line="360" w:lineRule="auto"/>
-        <w:ind w:hanging="357"/>
         <w:jc w:val="both"/>
         <w:rPr>
           <w:rFonts w:ascii="Times New Roman" w:hAnsi="Times New Roman"/>
@@ -1458,10 +1413,9 @@
       <w:pPr>
         <w:numPr>
           <w:ilvl w:val="1"/>
-          <w:numId w:val="1"/>
+          <w:numId w:val="7"/>
         </w:numPr>
         <w:spacing w:line="360" w:lineRule="auto"/>
-        <w:ind w:hanging="357"/>
         <w:jc w:val="both"/>
         <w:rPr>
           <w:rFonts w:ascii="Times New Roman" w:hAnsi="Times New Roman"/>
@@ -1482,10 +1436,9 @@
       <w:pPr>
         <w:numPr>
           <w:ilvl w:val="2"/>
-          <w:numId w:val="1"/>
+          <w:numId w:val="7"/>
         </w:numPr>
         <w:spacing w:line="360" w:lineRule="auto"/>
-        <w:ind w:hanging="357"/>
         <w:jc w:val="both"/>
         <w:rPr>
           <w:rFonts w:ascii="Times New Roman" w:hAnsi="Times New Roman"/>
@@ -1506,10 +1459,9 @@
       <w:pPr>
         <w:numPr>
           <w:ilvl w:val="1"/>
-          <w:numId w:val="1"/>
+          <w:numId w:val="7"/>
         </w:numPr>
         <w:spacing w:line="360" w:lineRule="auto"/>
-        <w:ind w:hanging="357"/>
         <w:jc w:val="both"/>
         <w:rPr>
           <w:rFonts w:ascii="Times New Roman" w:hAnsi="Times New Roman"/>
@@ -1530,7 +1482,7 @@
       <w:pPr>
         <w:numPr>
           <w:ilvl w:val="2"/>
-          <w:numId w:val="1"/>
+          <w:numId w:val="7"/>
         </w:numPr>
         <w:spacing w:line="360" w:lineRule="auto"/>
         <w:jc w:val="both"/>
@@ -1563,10 +1515,9 @@
       <w:pPr>
         <w:numPr>
           <w:ilvl w:val="0"/>
-          <w:numId w:val="1"/>
+          <w:numId w:val="7"/>
         </w:numPr>
         <w:spacing w:line="360" w:lineRule="auto"/>
-        <w:ind w:hanging="357"/>
         <w:jc w:val="both"/>
         <w:rPr>
           <w:rFonts w:ascii="Times New Roman" w:hAnsi="Times New Roman"/>
@@ -1587,24 +1538,22 @@
       <w:pPr>
         <w:numPr>
           <w:ilvl w:val="1"/>
-          <w:numId w:val="1"/>
+          <w:numId w:val="7"/>
         </w:numPr>
         <w:spacing w:line="360" w:lineRule="auto"/>
-        <w:ind w:hanging="357"/>
-        <w:jc w:val="both"/>
-        <w:rPr>
-          <w:rFonts w:ascii="Times New Roman" w:hAnsi="Times New Roman"/>
-          <w:sz w:val="28"/>
-          <w:szCs w:val="28"/>
-        </w:rPr>
-      </w:pPr>
-      <w:r>
-        <w:rPr>
-          <w:rFonts w:ascii="Times New Roman" w:hAnsi="Times New Roman"/>
-          <w:sz w:val="28"/>
-          <w:szCs w:val="28"/>
-        </w:rPr>
-        <w:lastRenderedPageBreak/>
+        <w:jc w:val="both"/>
+        <w:rPr>
+          <w:rFonts w:ascii="Times New Roman" w:hAnsi="Times New Roman"/>
+          <w:sz w:val="28"/>
+          <w:szCs w:val="28"/>
+        </w:rPr>
+      </w:pPr>
+      <w:r>
+        <w:rPr>
+          <w:rFonts w:ascii="Times New Roman" w:hAnsi="Times New Roman"/>
+          <w:sz w:val="28"/>
+          <w:szCs w:val="28"/>
+        </w:rPr>
         <w:t>Просмотр полной карточки рецепта: ингредиенты, пошаговое описание, КБЖУ, стоимость.</w:t>
       </w:r>
     </w:p>
@@ -1612,23 +1561,23 @@
       <w:pPr>
         <w:numPr>
           <w:ilvl w:val="1"/>
-          <w:numId w:val="1"/>
+          <w:numId w:val="7"/>
         </w:numPr>
         <w:spacing w:line="360" w:lineRule="auto"/>
-        <w:ind w:hanging="357"/>
-        <w:jc w:val="both"/>
-        <w:rPr>
-          <w:rFonts w:ascii="Times New Roman" w:hAnsi="Times New Roman"/>
-          <w:sz w:val="28"/>
-          <w:szCs w:val="28"/>
-        </w:rPr>
-      </w:pPr>
-      <w:r>
-        <w:rPr>
-          <w:rFonts w:ascii="Times New Roman" w:hAnsi="Times New Roman"/>
-          <w:sz w:val="28"/>
-          <w:szCs w:val="28"/>
-        </w:rPr>
+        <w:jc w:val="both"/>
+        <w:rPr>
+          <w:rFonts w:ascii="Times New Roman" w:hAnsi="Times New Roman"/>
+          <w:sz w:val="28"/>
+          <w:szCs w:val="28"/>
+        </w:rPr>
+      </w:pPr>
+      <w:r>
+        <w:rPr>
+          <w:rFonts w:ascii="Times New Roman" w:hAnsi="Times New Roman"/>
+          <w:sz w:val="28"/>
+          <w:szCs w:val="28"/>
+        </w:rPr>
+        <w:lastRenderedPageBreak/>
         <w:t>Возможность изменить состав блюда (например, заменить сметану на йогурт) с пересчётом характеристик.</w:t>
       </w:r>
     </w:p>
@@ -1637,7 +1586,7 @@
         <w:pStyle w:val="ab"/>
         <w:numPr>
           <w:ilvl w:val="1"/>
-          <w:numId w:val="1"/>
+          <w:numId w:val="7"/>
         </w:numPr>
         <w:spacing w:line="360" w:lineRule="auto"/>
         <w:jc w:val="both"/>
@@ -1678,10 +1627,9 @@
       <w:pPr>
         <w:numPr>
           <w:ilvl w:val="0"/>
-          <w:numId w:val="1"/>
+          <w:numId w:val="7"/>
         </w:numPr>
         <w:spacing w:line="360" w:lineRule="auto"/>
-        <w:ind w:hanging="357"/>
         <w:jc w:val="both"/>
         <w:rPr>
           <w:rFonts w:ascii="Times New Roman" w:hAnsi="Times New Roman"/>
@@ -1702,7 +1650,7 @@
       <w:pPr>
         <w:numPr>
           <w:ilvl w:val="1"/>
-          <w:numId w:val="1"/>
+          <w:numId w:val="7"/>
         </w:numPr>
         <w:spacing w:line="360" w:lineRule="auto"/>
         <w:jc w:val="both"/>
@@ -1725,7 +1673,7 @@
       <w:pPr>
         <w:numPr>
           <w:ilvl w:val="2"/>
-          <w:numId w:val="1"/>
+          <w:numId w:val="7"/>
         </w:numPr>
         <w:spacing w:line="360" w:lineRule="auto"/>
         <w:jc w:val="both"/>
@@ -1748,7 +1696,7 @@
       <w:pPr>
         <w:numPr>
           <w:ilvl w:val="2"/>
-          <w:numId w:val="1"/>
+          <w:numId w:val="7"/>
         </w:numPr>
         <w:spacing w:line="360" w:lineRule="auto"/>
         <w:jc w:val="both"/>
@@ -1771,7 +1719,7 @@
       <w:pPr>
         <w:numPr>
           <w:ilvl w:val="1"/>
-          <w:numId w:val="1"/>
+          <w:numId w:val="7"/>
         </w:numPr>
         <w:spacing w:line="360" w:lineRule="auto"/>
         <w:jc w:val="both"/>
@@ -1794,7 +1742,7 @@
       <w:pPr>
         <w:numPr>
           <w:ilvl w:val="1"/>
-          <w:numId w:val="1"/>
+          <w:numId w:val="7"/>
         </w:numPr>
         <w:spacing w:line="360" w:lineRule="auto"/>
         <w:jc w:val="both"/>
@@ -2411,7 +2359,7 @@
 </file>
 
 <file path=word/numbering.xml><?xml version="1.0" encoding="utf-8"?>
-<w:numbering xmlns:wpc="http://schemas.microsoft.com/office/word/2010/wordprocessingCanvas" xmlns:cx="http://schemas.microsoft.com/office/drawing/2014/chartex" xmlns:cx1="http://schemas.microsoft.com/office/drawing/2015/9/8/chartex" xmlns:cx2="http://schemas.microsoft.com/office/drawing/2015/10/21/chartex" xmlns:cx3="http://schemas.microsoft.com/office/drawing/2016/5/9/chartex" xmlns:cx4="http://schemas.microsoft.com/office/drawing/2016/5/10/chartex" xmlns:cx5="http://schemas.microsoft.com/office/drawing/2016/5/11/chartex" xmlns:cx6="http://schemas.microsoft.com/office/drawing/2016/5/12/chartex" xmlns:cx7="http://schemas.microsoft.com/office/drawing/2016/5/13/chartex" xmlns:cx8="http://schemas.microsoft.com/office/drawing/2016/5/14/chartex" xmlns:mc="http://schemas.openxmlformats.org/markup-compatibility/2006" xmlns:aink="http://schemas.microsoft.com/office/drawing/2016/ink" xmlns:am3d="http://schemas.microsoft.com/office/drawing/2017/model3d" xmlns:o="urn:schemas-microsoft-com:office:office" xmlns:r="http://schemas.openxmlformats.org/officeDocument/2006/relationships" xmlns:m="http://schemas.openxmlformats.org/officeDocument/2006/math" xmlns:v="urn:schemas-microsoft-com:vml" xmlns:wp14="http://schemas.microsoft.com/office/word/2010/wordprocessingDrawing" xmlns:wp="http://schemas.openxmlformats.org/drawingml/2006/wordprocessingDrawing" xmlns:w10="urn:schemas-microsoft-com:office:word" xmlns:w="http://schemas.openxmlformats.org/wordprocessingml/2006/main" xmlns:w14="http://schemas.microsoft.com/office/word/2010/wordml" xmlns:w15="http://schemas.microsoft.com/office/word/2012/wordml" xmlns:w16cex="http://schemas.microsoft.com/office/word/2018/wordml/cex" xmlns:w16cid="http://schemas.microsoft.com/office/word/2016/wordml/cid" xmlns:w16="http://schemas.microsoft.com/office/word/2018/wordml" xmlns:w16sdtdh="http://schemas.microsoft.com/office/word/2020/wordml/sdtdatahash" xmlns:w16se="http://schemas.microsoft.com/office/word/2015/wordml/symex" xmlns:wpg="http://schemas.microsoft.com/office/word/2010/wordprocessingGroup" xmlns:wpi="http://schemas.microsoft.com/office/word/2010/wordprocessingInk" xmlns:wne="http://schemas.microsoft.com/office/word/2006/wordml" xmlns:wps="http://schemas.microsoft.com/office/word/2010/wordprocessingShape" mc:Ignorable="w14 w15 w16se w16cid w16 w16cex w16sdtdh wp14">
+<w:numbering xmlns:wpc="http://schemas.microsoft.com/office/word/2010/wordprocessingCanvas" xmlns:cx="http://schemas.microsoft.com/office/drawing/2014/chartex" xmlns:cx1="http://schemas.microsoft.com/office/drawing/2015/9/8/chartex" xmlns:cx2="http://schemas.microsoft.com/office/drawing/2015/10/21/chartex" xmlns:cx3="http://schemas.microsoft.com/office/drawing/2016/5/9/chartex" xmlns:cx4="http://schemas.microsoft.com/office/drawing/2016/5/10/chartex" xmlns:cx5="http://schemas.microsoft.com/office/drawing/2016/5/11/chartex" xmlns:cx6="http://schemas.microsoft.com/office/drawing/2016/5/12/chartex" xmlns:cx7="http://schemas.microsoft.com/office/drawing/2016/5/13/chartex" xmlns:cx8="http://schemas.microsoft.com/office/drawing/2016/5/14/chartex" xmlns:mc="http://schemas.openxmlformats.org/markup-compatibility/2006" xmlns:aink="http://schemas.microsoft.com/office/drawing/2016/ink" xmlns:am3d="http://schemas.microsoft.com/office/drawing/2017/model3d" xmlns:o="urn:schemas-microsoft-com:office:office" xmlns:oel="http://schemas.microsoft.com/office/2019/extlst" xmlns:r="http://schemas.openxmlformats.org/officeDocument/2006/relationships" xmlns:m="http://schemas.openxmlformats.org/officeDocument/2006/math" xmlns:v="urn:schemas-microsoft-com:vml" xmlns:wp14="http://schemas.microsoft.com/office/word/2010/wordprocessingDrawing" xmlns:wp="http://schemas.openxmlformats.org/drawingml/2006/wordprocessingDrawing" xmlns:w10="urn:schemas-microsoft-com:office:word" xmlns:w="http://schemas.openxmlformats.org/wordprocessingml/2006/main" xmlns:w14="http://schemas.microsoft.com/office/word/2010/wordml" xmlns:w15="http://schemas.microsoft.com/office/word/2012/wordml" xmlns:w16cex="http://schemas.microsoft.com/office/word/2018/wordml/cex" xmlns:w16cid="http://schemas.microsoft.com/office/word/2016/wordml/cid" xmlns:w16="http://schemas.microsoft.com/office/word/2018/wordml" xmlns:w16sdtdh="http://schemas.microsoft.com/office/word/2020/wordml/sdtdatahash" xmlns:w16se="http://schemas.microsoft.com/office/word/2015/wordml/symex" xmlns:wpg="http://schemas.microsoft.com/office/word/2010/wordprocessingGroup" xmlns:wpi="http://schemas.microsoft.com/office/word/2010/wordprocessingInk" xmlns:wne="http://schemas.microsoft.com/office/word/2006/wordml" xmlns:wps="http://schemas.microsoft.com/office/word/2010/wordprocessingShape" mc:Ignorable="w14 w15 w16se w16cid w16 w16cex w16sdtdh wp14">
   <w:abstractNum w:abstractNumId="0" w15:restartNumberingAfterBreak="0">
     <w:nsid w:val="123E0EE0"/>
     <w:multiLevelType w:val="multilevel"/>
@@ -2621,6 +2569,119 @@
     </w:lvl>
   </w:abstractNum>
   <w:abstractNum w:abstractNumId="2" w15:restartNumberingAfterBreak="0">
+    <w:nsid w:val="3A422948"/>
+    <w:multiLevelType w:val="hybridMultilevel"/>
+    <w:tmpl w:val="DCECCE9A"/>
+    <w:lvl w:ilvl="0" w:tplc="04190001">
+      <w:start w:val="1"/>
+      <w:numFmt w:val="bullet"/>
+      <w:lvlText w:val=""/>
+      <w:lvlJc w:val="left"/>
+      <w:pPr>
+        <w:ind w:left="720" w:hanging="360"/>
+      </w:pPr>
+      <w:rPr>
+        <w:rFonts w:ascii="Symbol" w:hAnsi="Symbol" w:hint="default"/>
+      </w:rPr>
+    </w:lvl>
+    <w:lvl w:ilvl="1" w:tplc="04190003">
+      <w:start w:val="1"/>
+      <w:numFmt w:val="bullet"/>
+      <w:lvlText w:val="o"/>
+      <w:lvlJc w:val="left"/>
+      <w:pPr>
+        <w:ind w:left="1440" w:hanging="360"/>
+      </w:pPr>
+      <w:rPr>
+        <w:rFonts w:ascii="Courier New" w:hAnsi="Courier New" w:cs="Courier New" w:hint="default"/>
+      </w:rPr>
+    </w:lvl>
+    <w:lvl w:ilvl="2" w:tplc="04190005">
+      <w:start w:val="1"/>
+      <w:numFmt w:val="bullet"/>
+      <w:lvlText w:val=""/>
+      <w:lvlJc w:val="left"/>
+      <w:pPr>
+        <w:ind w:left="2160" w:hanging="360"/>
+      </w:pPr>
+      <w:rPr>
+        <w:rFonts w:ascii="Wingdings" w:hAnsi="Wingdings" w:hint="default"/>
+      </w:rPr>
+    </w:lvl>
+    <w:lvl w:ilvl="3" w:tplc="04190001">
+      <w:start w:val="1"/>
+      <w:numFmt w:val="bullet"/>
+      <w:lvlText w:val=""/>
+      <w:lvlJc w:val="left"/>
+      <w:pPr>
+        <w:ind w:left="2880" w:hanging="360"/>
+      </w:pPr>
+      <w:rPr>
+        <w:rFonts w:ascii="Symbol" w:hAnsi="Symbol" w:hint="default"/>
+      </w:rPr>
+    </w:lvl>
+    <w:lvl w:ilvl="4" w:tplc="04190003" w:tentative="1">
+      <w:start w:val="1"/>
+      <w:numFmt w:val="bullet"/>
+      <w:lvlText w:val="o"/>
+      <w:lvlJc w:val="left"/>
+      <w:pPr>
+        <w:ind w:left="3600" w:hanging="360"/>
+      </w:pPr>
+      <w:rPr>
+        <w:rFonts w:ascii="Courier New" w:hAnsi="Courier New" w:cs="Courier New" w:hint="default"/>
+      </w:rPr>
+    </w:lvl>
+    <w:lvl w:ilvl="5" w:tplc="04190005" w:tentative="1">
+      <w:start w:val="1"/>
+      <w:numFmt w:val="bullet"/>
+      <w:lvlText w:val=""/>
+      <w:lvlJc w:val="left"/>
+      <w:pPr>
+        <w:ind w:left="4320" w:hanging="360"/>
+      </w:pPr>
+      <w:rPr>
+        <w:rFonts w:ascii="Wingdings" w:hAnsi="Wingdings" w:hint="default"/>
+      </w:rPr>
+    </w:lvl>
+    <w:lvl w:ilvl="6" w:tplc="04190001" w:tentative="1">
+      <w:start w:val="1"/>
+      <w:numFmt w:val="bullet"/>
+      <w:lvlText w:val=""/>
+      <w:lvlJc w:val="left"/>
+      <w:pPr>
+        <w:ind w:left="5040" w:hanging="360"/>
+      </w:pPr>
+      <w:rPr>
+        <w:rFonts w:ascii="Symbol" w:hAnsi="Symbol" w:hint="default"/>
+      </w:rPr>
+    </w:lvl>
+    <w:lvl w:ilvl="7" w:tplc="04190003" w:tentative="1">
+      <w:start w:val="1"/>
+      <w:numFmt w:val="bullet"/>
+      <w:lvlText w:val="o"/>
+      <w:lvlJc w:val="left"/>
+      <w:pPr>
+        <w:ind w:left="5760" w:hanging="360"/>
+      </w:pPr>
+      <w:rPr>
+        <w:rFonts w:ascii="Courier New" w:hAnsi="Courier New" w:cs="Courier New" w:hint="default"/>
+      </w:rPr>
+    </w:lvl>
+    <w:lvl w:ilvl="8" w:tplc="04190005" w:tentative="1">
+      <w:start w:val="1"/>
+      <w:numFmt w:val="bullet"/>
+      <w:lvlText w:val=""/>
+      <w:lvlJc w:val="left"/>
+      <w:pPr>
+        <w:ind w:left="6480" w:hanging="360"/>
+      </w:pPr>
+      <w:rPr>
+        <w:rFonts w:ascii="Wingdings" w:hAnsi="Wingdings" w:hint="default"/>
+      </w:rPr>
+    </w:lvl>
+  </w:abstractNum>
+  <w:abstractNum w:abstractNumId="3" w15:restartNumberingAfterBreak="0">
     <w:nsid w:val="3EC12C24"/>
     <w:multiLevelType w:val="multilevel"/>
     <w:tmpl w:val="4A04EB88"/>
@@ -2724,7 +2785,7 @@
       </w:rPr>
     </w:lvl>
   </w:abstractNum>
-  <w:abstractNum w:abstractNumId="3" w15:restartNumberingAfterBreak="0">
+  <w:abstractNum w:abstractNumId="4" w15:restartNumberingAfterBreak="0">
     <w:nsid w:val="40FA7141"/>
     <w:multiLevelType w:val="multilevel"/>
     <w:tmpl w:val="4D3423CA"/>
@@ -2828,7 +2889,7 @@
       </w:rPr>
     </w:lvl>
   </w:abstractNum>
-  <w:abstractNum w:abstractNumId="4" w15:restartNumberingAfterBreak="0">
+  <w:abstractNum w:abstractNumId="5" w15:restartNumberingAfterBreak="0">
     <w:nsid w:val="585F776D"/>
     <w:multiLevelType w:val="multilevel"/>
     <w:tmpl w:val="DCD2ED00"/>
@@ -2932,7 +2993,7 @@
       </w:rPr>
     </w:lvl>
   </w:abstractNum>
-  <w:abstractNum w:abstractNumId="5" w15:restartNumberingAfterBreak="0">
+  <w:abstractNum w:abstractNumId="6" w15:restartNumberingAfterBreak="0">
     <w:nsid w:val="66A349E4"/>
     <w:multiLevelType w:val="multilevel"/>
     <w:tmpl w:val="F2FA014E"/>
@@ -3036,22 +3097,25 @@
       </w:rPr>
     </w:lvl>
   </w:abstractNum>
-  <w:num w:numId="1">
+  <w:num w:numId="1" w16cid:durableId="2105487869">
+    <w:abstractNumId w:val="6"/>
+  </w:num>
+  <w:num w:numId="2" w16cid:durableId="635061999">
     <w:abstractNumId w:val="5"/>
   </w:num>
-  <w:num w:numId="2">
+  <w:num w:numId="3" w16cid:durableId="1441071488">
     <w:abstractNumId w:val="4"/>
   </w:num>
-  <w:num w:numId="3">
+  <w:num w:numId="4" w16cid:durableId="1371955046">
+    <w:abstractNumId w:val="1"/>
+  </w:num>
+  <w:num w:numId="5" w16cid:durableId="555090125">
+    <w:abstractNumId w:val="0"/>
+  </w:num>
+  <w:num w:numId="6" w16cid:durableId="1289776726">
     <w:abstractNumId w:val="3"/>
   </w:num>
-  <w:num w:numId="4">
-    <w:abstractNumId w:val="1"/>
-  </w:num>
-  <w:num w:numId="5">
-    <w:abstractNumId w:val="0"/>
-  </w:num>
-  <w:num w:numId="6">
+  <w:num w:numId="7" w16cid:durableId="1010260792">
     <w:abstractNumId w:val="2"/>
   </w:num>
 </w:numbering>
@@ -3529,15 +3593,20 @@
     <w:link w:val="50"/>
     <w:uiPriority w:val="9"/>
     <w:qFormat/>
+    <w:rsid w:val="006E4681"/>
     <w:pPr>
       <w:keepNext/>
       <w:keepLines/>
-      <w:spacing w:before="220" w:after="40"/>
+      <w:spacing w:before="360" w:after="360" w:line="360" w:lineRule="auto"/>
+      <w:ind w:firstLine="851"/>
+      <w:contextualSpacing/>
+      <w:jc w:val="both"/>
       <w:outlineLvl w:val="4"/>
     </w:pPr>
     <w:rPr>
+      <w:rFonts w:ascii="Times New Roman" w:hAnsi="Times New Roman"/>
       <w:b/>
-      <w:sz w:val="22"/>
+      <w:sz w:val="28"/>
     </w:rPr>
   </w:style>
   <w:style w:type="paragraph" w:styleId="6">
@@ -3743,9 +3812,12 @@
     <w:name w:val="Заголовок 5 Знак"/>
     <w:basedOn w:val="11"/>
     <w:link w:val="5"/>
-    <w:rPr>
+    <w:uiPriority w:val="9"/>
+    <w:rsid w:val="006E4681"/>
+    <w:rPr>
+      <w:rFonts w:ascii="Times New Roman" w:hAnsi="Times New Roman"/>
       <w:b/>
-      <w:sz w:val="22"/>
+      <w:sz w:val="28"/>
     </w:rPr>
   </w:style>
   <w:style w:type="paragraph" w:customStyle="1" w:styleId="12">

--- a/docs/МОЩНОЕ ТЗ.docx
+++ b/docs/МОЩНОЕ ТЗ.docx
@@ -12,13 +12,14 @@
           <w:right w:val="nil"/>
           <w:between w:val="nil"/>
         </w:pBdr>
-        <w:spacing w:after="360" w:line="360" w:lineRule="auto"/>
-        <w:ind w:firstLine="720"/>
-        <w:jc w:val="center"/>
+        <w:spacing w:line="360" w:lineRule="auto"/>
+        <w:ind w:firstLine="709"/>
+        <w:jc w:val="both"/>
         <w:rPr>
           <w:rFonts w:ascii="Times New Roman" w:hAnsi="Times New Roman"/>
           <w:b/>
           <w:sz w:val="28"/>
+          <w:szCs w:val="28"/>
         </w:rPr>
       </w:pPr>
       <w:bookmarkStart w:id="0" w:name="_heading=h.66t10d1uorfw"/>
@@ -28,6 +29,7 @@
           <w:rFonts w:ascii="Times New Roman" w:hAnsi="Times New Roman"/>
           <w:b/>
           <w:sz w:val="28"/>
+          <w:szCs w:val="28"/>
         </w:rPr>
         <w:t>Приложение А – Техническое задание</w:t>
       </w:r>
@@ -35,9 +37,12 @@
     <w:p>
       <w:pPr>
         <w:spacing w:line="360" w:lineRule="auto"/>
-        <w:jc w:val="center"/>
-        <w:rPr>
-          <w:rFonts w:ascii="Times New Roman" w:hAnsi="Times New Roman"/>
+        <w:ind w:firstLine="709"/>
+        <w:jc w:val="both"/>
+        <w:rPr>
+          <w:rFonts w:ascii="Times New Roman" w:hAnsi="Times New Roman"/>
+          <w:sz w:val="28"/>
+          <w:szCs w:val="28"/>
         </w:rPr>
       </w:pPr>
       <w:r>
@@ -45,6 +50,7 @@
           <w:rFonts w:ascii="Times New Roman" w:hAnsi="Times New Roman"/>
           <w:b/>
           <w:sz w:val="28"/>
+          <w:szCs w:val="28"/>
         </w:rPr>
         <w:t>АВТОНОМНАЯ НЕКОММЕРЧЕСКАЯ ОРГАНИЗАЦИЯ ПРОФЕССИОНАЛЬНАЯ ОБРАЗОВАТЕЛЬНАЯ ОРГАНИЗАЦИЯ МОСКОВСКИЙ МЕЖДУНАРОДНЫЙ КОЛЛЕДЖ ЦИФРОВЫХ ТЕХНОЛОГИЙ «АКАДЕМИЯ ТОП»</w:t>
       </w:r>
@@ -52,96 +58,104 @@
     <w:p>
       <w:pPr>
         <w:spacing w:line="360" w:lineRule="auto"/>
-        <w:ind w:firstLine="851"/>
-        <w:jc w:val="center"/>
+        <w:ind w:firstLine="709"/>
+        <w:jc w:val="both"/>
         <w:rPr>
           <w:rFonts w:ascii="Times New Roman" w:hAnsi="Times New Roman"/>
           <w:b/>
           <w:sz w:val="28"/>
-        </w:rPr>
-      </w:pPr>
-    </w:p>
-    <w:p>
-      <w:pPr>
-        <w:spacing w:line="360" w:lineRule="auto"/>
-        <w:ind w:firstLine="851"/>
-        <w:jc w:val="center"/>
+          <w:szCs w:val="28"/>
+        </w:rPr>
+      </w:pPr>
+    </w:p>
+    <w:p>
+      <w:pPr>
+        <w:spacing w:line="360" w:lineRule="auto"/>
+        <w:ind w:firstLine="709"/>
+        <w:jc w:val="both"/>
         <w:rPr>
           <w:rFonts w:ascii="Times New Roman" w:hAnsi="Times New Roman"/>
           <w:b/>
           <w:sz w:val="28"/>
-        </w:rPr>
-      </w:pPr>
-    </w:p>
-    <w:p>
-      <w:pPr>
-        <w:spacing w:line="360" w:lineRule="auto"/>
-        <w:ind w:firstLine="851"/>
-        <w:jc w:val="center"/>
+          <w:szCs w:val="28"/>
+        </w:rPr>
+      </w:pPr>
+    </w:p>
+    <w:p>
+      <w:pPr>
+        <w:spacing w:line="360" w:lineRule="auto"/>
+        <w:ind w:firstLine="709"/>
+        <w:jc w:val="both"/>
         <w:rPr>
           <w:rFonts w:ascii="Times New Roman" w:hAnsi="Times New Roman"/>
           <w:b/>
           <w:sz w:val="28"/>
-        </w:rPr>
-      </w:pPr>
-    </w:p>
-    <w:p>
-      <w:pPr>
-        <w:spacing w:line="360" w:lineRule="auto"/>
-        <w:ind w:firstLine="851"/>
-        <w:jc w:val="center"/>
+          <w:szCs w:val="28"/>
+        </w:rPr>
+      </w:pPr>
+    </w:p>
+    <w:p>
+      <w:pPr>
+        <w:spacing w:line="360" w:lineRule="auto"/>
+        <w:ind w:firstLine="709"/>
+        <w:jc w:val="both"/>
         <w:rPr>
           <w:rFonts w:ascii="Times New Roman" w:hAnsi="Times New Roman"/>
           <w:b/>
           <w:sz w:val="28"/>
-        </w:rPr>
-      </w:pPr>
-    </w:p>
-    <w:p>
-      <w:pPr>
-        <w:spacing w:line="360" w:lineRule="auto"/>
-        <w:ind w:firstLine="851"/>
-        <w:jc w:val="center"/>
+          <w:szCs w:val="28"/>
+        </w:rPr>
+      </w:pPr>
+    </w:p>
+    <w:p>
+      <w:pPr>
+        <w:spacing w:line="360" w:lineRule="auto"/>
+        <w:ind w:firstLine="709"/>
+        <w:jc w:val="both"/>
         <w:rPr>
           <w:rFonts w:ascii="Times New Roman" w:hAnsi="Times New Roman"/>
           <w:b/>
           <w:sz w:val="28"/>
-        </w:rPr>
-      </w:pPr>
-    </w:p>
-    <w:p>
-      <w:pPr>
-        <w:spacing w:line="360" w:lineRule="auto"/>
-        <w:ind w:firstLine="851"/>
-        <w:jc w:val="center"/>
+          <w:szCs w:val="28"/>
+        </w:rPr>
+      </w:pPr>
+    </w:p>
+    <w:p>
+      <w:pPr>
+        <w:spacing w:line="360" w:lineRule="auto"/>
+        <w:ind w:firstLine="709"/>
+        <w:jc w:val="both"/>
         <w:rPr>
           <w:rFonts w:ascii="Times New Roman" w:hAnsi="Times New Roman"/>
           <w:b/>
           <w:sz w:val="28"/>
-        </w:rPr>
-      </w:pPr>
-    </w:p>
-    <w:p>
-      <w:pPr>
-        <w:spacing w:line="360" w:lineRule="auto"/>
-        <w:ind w:firstLine="851"/>
-        <w:jc w:val="center"/>
+          <w:szCs w:val="28"/>
+        </w:rPr>
+      </w:pPr>
+    </w:p>
+    <w:p>
+      <w:pPr>
+        <w:spacing w:line="360" w:lineRule="auto"/>
+        <w:ind w:firstLine="709"/>
+        <w:jc w:val="both"/>
         <w:rPr>
           <w:rFonts w:ascii="Times New Roman" w:hAnsi="Times New Roman"/>
           <w:b/>
           <w:sz w:val="28"/>
-        </w:rPr>
-      </w:pPr>
-    </w:p>
-    <w:p>
-      <w:pPr>
-        <w:spacing w:line="360" w:lineRule="auto"/>
-        <w:ind w:firstLine="851"/>
-        <w:jc w:val="center"/>
+          <w:szCs w:val="28"/>
+        </w:rPr>
+      </w:pPr>
+    </w:p>
+    <w:p>
+      <w:pPr>
+        <w:spacing w:line="360" w:lineRule="auto"/>
+        <w:ind w:firstLine="709"/>
+        <w:jc w:val="both"/>
         <w:rPr>
           <w:rFonts w:ascii="Times New Roman" w:hAnsi="Times New Roman"/>
           <w:b/>
           <w:sz w:val="28"/>
+          <w:szCs w:val="28"/>
         </w:rPr>
       </w:pPr>
       <w:r>
@@ -149,6 +163,7 @@
           <w:rFonts w:ascii="Times New Roman" w:hAnsi="Times New Roman"/>
           <w:b/>
           <w:sz w:val="28"/>
+          <w:szCs w:val="28"/>
         </w:rPr>
         <w:t>Техническое задание</w:t>
       </w:r>
@@ -156,8 +171,8 @@
     <w:p>
       <w:pPr>
         <w:spacing w:line="360" w:lineRule="auto"/>
-        <w:ind w:firstLine="851"/>
-        <w:jc w:val="center"/>
+        <w:ind w:firstLine="709"/>
+        <w:jc w:val="both"/>
         <w:rPr>
           <w:rFonts w:ascii="Times New Roman" w:hAnsi="Times New Roman"/>
           <w:b/>
@@ -172,50 +187,63 @@
           <w:sz w:val="28"/>
           <w:szCs w:val="28"/>
         </w:rPr>
-        <w:t>НАСТОЛЬНОЕ ПРИЛОЖЕНИЕ «ПЛАНИРОВЩИК МЕНЮ»</w:t>
-      </w:r>
-    </w:p>
-    <w:p>
-      <w:pPr>
-        <w:spacing w:line="360" w:lineRule="auto"/>
-        <w:ind w:firstLine="851"/>
-        <w:jc w:val="center"/>
-        <w:rPr>
-          <w:rFonts w:ascii="Times New Roman" w:hAnsi="Times New Roman"/>
-          <w:sz w:val="28"/>
-        </w:rPr>
-      </w:pPr>
-    </w:p>
-    <w:p>
-      <w:pPr>
-        <w:spacing w:line="360" w:lineRule="auto"/>
-        <w:ind w:firstLine="851"/>
-        <w:jc w:val="center"/>
-        <w:rPr>
-          <w:rFonts w:ascii="Times New Roman" w:hAnsi="Times New Roman"/>
-          <w:sz w:val="28"/>
-        </w:rPr>
-      </w:pPr>
-    </w:p>
-    <w:p>
-      <w:pPr>
-        <w:spacing w:line="360" w:lineRule="auto"/>
-        <w:ind w:firstLine="851"/>
-        <w:jc w:val="center"/>
-        <w:rPr>
-          <w:rFonts w:ascii="Times New Roman" w:hAnsi="Times New Roman"/>
-          <w:sz w:val="28"/>
-        </w:rPr>
-      </w:pPr>
-    </w:p>
-    <w:p>
-      <w:pPr>
-        <w:spacing w:line="360" w:lineRule="auto"/>
-        <w:ind w:firstLine="851"/>
-        <w:jc w:val="center"/>
-        <w:rPr>
-          <w:rFonts w:ascii="Times New Roman" w:hAnsi="Times New Roman"/>
-          <w:sz w:val="28"/>
+        <w:t xml:space="preserve">НАСТОЛЬНОЕ </w:t>
+      </w:r>
+      <w:r>
+        <w:rPr>
+          <w:rFonts w:ascii="Times New Roman" w:hAnsi="Times New Roman"/>
+          <w:b/>
+          <w:sz w:val="28"/>
+          <w:szCs w:val="28"/>
+        </w:rPr>
+        <w:t>ИГРА «ROGUE LEGEND»</w:t>
+      </w:r>
+    </w:p>
+    <w:p>
+      <w:pPr>
+        <w:spacing w:line="360" w:lineRule="auto"/>
+        <w:ind w:firstLine="709"/>
+        <w:jc w:val="both"/>
+        <w:rPr>
+          <w:rFonts w:ascii="Times New Roman" w:hAnsi="Times New Roman"/>
+          <w:sz w:val="28"/>
+          <w:szCs w:val="28"/>
+        </w:rPr>
+      </w:pPr>
+    </w:p>
+    <w:p>
+      <w:pPr>
+        <w:spacing w:line="360" w:lineRule="auto"/>
+        <w:ind w:firstLine="709"/>
+        <w:jc w:val="both"/>
+        <w:rPr>
+          <w:rFonts w:ascii="Times New Roman" w:hAnsi="Times New Roman"/>
+          <w:sz w:val="28"/>
+          <w:szCs w:val="28"/>
+        </w:rPr>
+      </w:pPr>
+    </w:p>
+    <w:p>
+      <w:pPr>
+        <w:spacing w:line="360" w:lineRule="auto"/>
+        <w:ind w:firstLine="709"/>
+        <w:jc w:val="both"/>
+        <w:rPr>
+          <w:rFonts w:ascii="Times New Roman" w:hAnsi="Times New Roman"/>
+          <w:sz w:val="28"/>
+          <w:szCs w:val="28"/>
+        </w:rPr>
+      </w:pPr>
+    </w:p>
+    <w:p>
+      <w:pPr>
+        <w:spacing w:line="360" w:lineRule="auto"/>
+        <w:ind w:firstLine="709"/>
+        <w:jc w:val="both"/>
+        <w:rPr>
+          <w:rFonts w:ascii="Times New Roman" w:hAnsi="Times New Roman"/>
+          <w:sz w:val="28"/>
+          <w:szCs w:val="28"/>
         </w:rPr>
       </w:pPr>
       <w:bookmarkStart w:id="1" w:name="_heading=h.dzw7rrtue6lb"/>
@@ -224,11 +252,12 @@
     <w:p>
       <w:pPr>
         <w:spacing w:line="360" w:lineRule="auto"/>
-        <w:ind w:firstLine="851"/>
-        <w:jc w:val="center"/>
-        <w:rPr>
-          <w:rFonts w:ascii="Times New Roman" w:hAnsi="Times New Roman"/>
-          <w:sz w:val="28"/>
+        <w:ind w:firstLine="709"/>
+        <w:jc w:val="both"/>
+        <w:rPr>
+          <w:rFonts w:ascii="Times New Roman" w:hAnsi="Times New Roman"/>
+          <w:sz w:val="28"/>
+          <w:szCs w:val="28"/>
         </w:rPr>
       </w:pPr>
     </w:p>
@@ -266,14 +295,18 @@
           </w:tcPr>
           <w:p>
             <w:pPr>
-              <w:jc w:val="center"/>
+              <w:spacing w:line="360" w:lineRule="auto"/>
+              <w:ind w:firstLine="709"/>
+              <w:jc w:val="both"/>
               <w:rPr>
                 <w:sz w:val="28"/>
+                <w:szCs w:val="28"/>
               </w:rPr>
             </w:pPr>
             <w:r>
               <w:rPr>
                 <w:sz w:val="28"/>
+                <w:szCs w:val="28"/>
               </w:rPr>
               <w:t>Руководитель:</w:t>
             </w:r>
@@ -291,14 +324,18 @@
           </w:tcPr>
           <w:p>
             <w:pPr>
-              <w:jc w:val="center"/>
+              <w:spacing w:line="360" w:lineRule="auto"/>
+              <w:ind w:firstLine="709"/>
+              <w:jc w:val="both"/>
               <w:rPr>
                 <w:sz w:val="28"/>
+                <w:szCs w:val="28"/>
               </w:rPr>
             </w:pPr>
             <w:r>
               <w:rPr>
                 <w:sz w:val="28"/>
+                <w:szCs w:val="28"/>
               </w:rPr>
               <w:t>______________________</w:t>
             </w:r>
@@ -316,14 +353,18 @@
           </w:tcPr>
           <w:p>
             <w:pPr>
-              <w:jc w:val="center"/>
+              <w:spacing w:line="360" w:lineRule="auto"/>
+              <w:ind w:firstLine="709"/>
+              <w:jc w:val="both"/>
               <w:rPr>
                 <w:sz w:val="28"/>
+                <w:szCs w:val="28"/>
               </w:rPr>
             </w:pPr>
             <w:r>
               <w:rPr>
                 <w:sz w:val="28"/>
+                <w:szCs w:val="28"/>
               </w:rPr>
               <w:t>(А.А. Концевич)</w:t>
             </w:r>
@@ -343,9 +384,12 @@
           </w:tcPr>
           <w:p>
             <w:pPr>
-              <w:jc w:val="center"/>
+              <w:spacing w:line="360" w:lineRule="auto"/>
+              <w:ind w:firstLine="709"/>
+              <w:jc w:val="both"/>
               <w:rPr>
                 <w:sz w:val="28"/>
+                <w:szCs w:val="28"/>
               </w:rPr>
             </w:pPr>
           </w:p>
@@ -362,12 +406,19 @@
           </w:tcPr>
           <w:p>
             <w:pPr>
-              <w:jc w:val="center"/>
+              <w:spacing w:line="360" w:lineRule="auto"/>
+              <w:ind w:firstLine="709"/>
+              <w:jc w:val="both"/>
               <w:rPr>
                 <w:sz w:val="28"/>
+                <w:szCs w:val="28"/>
               </w:rPr>
             </w:pPr>
             <w:r>
+              <w:rPr>
+                <w:sz w:val="28"/>
+                <w:szCs w:val="28"/>
+              </w:rPr>
               <w:t>(подпись, дата)</w:t>
             </w:r>
           </w:p>
@@ -384,9 +435,12 @@
           </w:tcPr>
           <w:p>
             <w:pPr>
-              <w:jc w:val="center"/>
+              <w:spacing w:line="360" w:lineRule="auto"/>
+              <w:ind w:firstLine="709"/>
+              <w:jc w:val="both"/>
               <w:rPr>
                 <w:sz w:val="28"/>
+                <w:szCs w:val="28"/>
               </w:rPr>
             </w:pPr>
           </w:p>
@@ -405,15 +459,18 @@
           </w:tcPr>
           <w:p>
             <w:pPr>
-              <w:spacing w:before="240"/>
-              <w:jc w:val="center"/>
+              <w:spacing w:line="360" w:lineRule="auto"/>
+              <w:ind w:firstLine="709"/>
+              <w:jc w:val="both"/>
               <w:rPr>
                 <w:sz w:val="28"/>
+                <w:szCs w:val="28"/>
               </w:rPr>
             </w:pPr>
             <w:r>
               <w:rPr>
                 <w:sz w:val="28"/>
+                <w:szCs w:val="28"/>
               </w:rPr>
               <w:t>Студент:</w:t>
             </w:r>
@@ -431,15 +488,18 @@
           </w:tcPr>
           <w:p>
             <w:pPr>
-              <w:spacing w:before="240"/>
-              <w:jc w:val="center"/>
+              <w:spacing w:line="360" w:lineRule="auto"/>
+              <w:ind w:firstLine="709"/>
+              <w:jc w:val="both"/>
               <w:rPr>
                 <w:sz w:val="28"/>
+                <w:szCs w:val="28"/>
               </w:rPr>
             </w:pPr>
             <w:r>
               <w:rPr>
                 <w:sz w:val="28"/>
+                <w:szCs w:val="28"/>
               </w:rPr>
               <w:t>______________________</w:t>
             </w:r>
@@ -457,15 +517,18 @@
           </w:tcPr>
           <w:p>
             <w:pPr>
-              <w:spacing w:before="240"/>
-              <w:jc w:val="center"/>
+              <w:spacing w:line="360" w:lineRule="auto"/>
+              <w:ind w:firstLine="709"/>
+              <w:jc w:val="both"/>
               <w:rPr>
                 <w:sz w:val="28"/>
+                <w:szCs w:val="28"/>
               </w:rPr>
             </w:pPr>
             <w:r>
               <w:rPr>
                 <w:sz w:val="28"/>
+                <w:szCs w:val="28"/>
               </w:rPr>
               <w:t>(</w:t>
             </w:r>
@@ -473,6 +536,7 @@
             <w:r>
               <w:rPr>
                 <w:sz w:val="28"/>
+                <w:szCs w:val="28"/>
               </w:rPr>
               <w:t>А.Р.Мингазов</w:t>
             </w:r>
@@ -480,6 +544,7 @@
             <w:r>
               <w:rPr>
                 <w:sz w:val="28"/>
+                <w:szCs w:val="28"/>
               </w:rPr>
               <w:t>)</w:t>
             </w:r>
@@ -499,9 +564,12 @@
           </w:tcPr>
           <w:p>
             <w:pPr>
-              <w:jc w:val="center"/>
+              <w:spacing w:line="360" w:lineRule="auto"/>
+              <w:ind w:firstLine="709"/>
+              <w:jc w:val="both"/>
               <w:rPr>
                 <w:sz w:val="28"/>
+                <w:szCs w:val="28"/>
               </w:rPr>
             </w:pPr>
           </w:p>
@@ -518,12 +586,19 @@
           </w:tcPr>
           <w:p>
             <w:pPr>
-              <w:jc w:val="center"/>
+              <w:spacing w:line="360" w:lineRule="auto"/>
+              <w:ind w:firstLine="709"/>
+              <w:jc w:val="both"/>
               <w:rPr>
                 <w:sz w:val="28"/>
+                <w:szCs w:val="28"/>
               </w:rPr>
             </w:pPr>
             <w:r>
+              <w:rPr>
+                <w:sz w:val="28"/>
+                <w:szCs w:val="28"/>
+              </w:rPr>
               <w:t>(подпись, дата)</w:t>
             </w:r>
           </w:p>
@@ -540,9 +615,12 @@
           </w:tcPr>
           <w:p>
             <w:pPr>
-              <w:jc w:val="center"/>
+              <w:spacing w:line="360" w:lineRule="auto"/>
+              <w:ind w:firstLine="709"/>
+              <w:jc w:val="both"/>
               <w:rPr>
                 <w:sz w:val="28"/>
+                <w:szCs w:val="28"/>
               </w:rPr>
             </w:pPr>
           </w:p>
@@ -552,89 +630,75 @@
     <w:p>
       <w:pPr>
         <w:spacing w:line="360" w:lineRule="auto"/>
-        <w:ind w:firstLine="851"/>
+        <w:ind w:firstLine="709"/>
+        <w:jc w:val="both"/>
+        <w:rPr>
+          <w:rFonts w:ascii="Times New Roman" w:hAnsi="Times New Roman"/>
+          <w:sz w:val="28"/>
+          <w:szCs w:val="28"/>
+        </w:rPr>
+      </w:pPr>
+    </w:p>
+    <w:p>
+      <w:pPr>
+        <w:spacing w:line="360" w:lineRule="auto"/>
+        <w:ind w:firstLine="709"/>
+        <w:jc w:val="both"/>
+        <w:rPr>
+          <w:rFonts w:ascii="Times New Roman" w:hAnsi="Times New Roman"/>
+          <w:sz w:val="28"/>
+          <w:szCs w:val="28"/>
+        </w:rPr>
+      </w:pPr>
+    </w:p>
+    <w:p>
+      <w:pPr>
+        <w:spacing w:line="360" w:lineRule="auto"/>
+        <w:ind w:firstLine="709"/>
+        <w:jc w:val="both"/>
+        <w:rPr>
+          <w:rFonts w:ascii="Times New Roman" w:hAnsi="Times New Roman"/>
+          <w:sz w:val="28"/>
+          <w:szCs w:val="28"/>
+        </w:rPr>
+      </w:pPr>
+    </w:p>
+    <w:p>
+      <w:pPr>
+        <w:spacing w:line="360" w:lineRule="auto"/>
+        <w:ind w:firstLine="709"/>
+        <w:jc w:val="both"/>
+        <w:rPr>
+          <w:rFonts w:ascii="Times New Roman" w:hAnsi="Times New Roman"/>
+          <w:sz w:val="28"/>
+          <w:szCs w:val="28"/>
+        </w:rPr>
+      </w:pPr>
+    </w:p>
+    <w:p>
+      <w:pPr>
+        <w:spacing w:line="360" w:lineRule="auto"/>
         <w:jc w:val="center"/>
         <w:rPr>
           <w:rFonts w:ascii="Times New Roman" w:hAnsi="Times New Roman"/>
-          <w:sz w:val="28"/>
-        </w:rPr>
-      </w:pPr>
-    </w:p>
-    <w:p>
-      <w:pPr>
-        <w:spacing w:line="360" w:lineRule="auto"/>
-        <w:ind w:firstLine="851"/>
-        <w:jc w:val="center"/>
-        <w:rPr>
-          <w:rFonts w:ascii="Times New Roman" w:hAnsi="Times New Roman"/>
-          <w:sz w:val="28"/>
-        </w:rPr>
-      </w:pPr>
-    </w:p>
-    <w:p>
-      <w:pPr>
-        <w:spacing w:line="360" w:lineRule="auto"/>
-        <w:ind w:firstLine="851"/>
-        <w:jc w:val="center"/>
-        <w:rPr>
-          <w:rFonts w:ascii="Times New Roman" w:hAnsi="Times New Roman"/>
-          <w:sz w:val="28"/>
-        </w:rPr>
-      </w:pPr>
-    </w:p>
-    <w:p>
-      <w:pPr>
-        <w:spacing w:line="360" w:lineRule="auto"/>
-        <w:ind w:firstLine="851"/>
-        <w:jc w:val="center"/>
-        <w:rPr>
-          <w:rFonts w:ascii="Times New Roman" w:hAnsi="Times New Roman"/>
-          <w:sz w:val="28"/>
-        </w:rPr>
-      </w:pPr>
-    </w:p>
-    <w:p>
-      <w:pPr>
-        <w:spacing w:line="360" w:lineRule="auto"/>
-        <w:ind w:firstLine="851"/>
-        <w:jc w:val="center"/>
-        <w:rPr>
-          <w:rFonts w:ascii="Times New Roman" w:hAnsi="Times New Roman"/>
-          <w:sz w:val="28"/>
-        </w:rPr>
-      </w:pPr>
-    </w:p>
-    <w:p>
-      <w:pPr>
-        <w:spacing w:line="360" w:lineRule="auto"/>
-        <w:ind w:firstLine="851"/>
-        <w:jc w:val="center"/>
-        <w:rPr>
-          <w:rFonts w:ascii="Times New Roman" w:hAnsi="Times New Roman"/>
-          <w:sz w:val="28"/>
-        </w:rPr>
-      </w:pPr>
-    </w:p>
-    <w:p>
-      <w:pPr>
-        <w:spacing w:line="360" w:lineRule="auto"/>
-        <w:jc w:val="center"/>
-        <w:rPr>
-          <w:rFonts w:ascii="Times New Roman" w:hAnsi="Times New Roman"/>
           <w:b/>
           <w:sz w:val="28"/>
-        </w:rPr>
-      </w:pPr>
-      <w:r>
-        <w:rPr>
-          <w:rFonts w:ascii="Times New Roman" w:hAnsi="Times New Roman"/>
-          <w:sz w:val="28"/>
+          <w:szCs w:val="28"/>
+        </w:rPr>
+      </w:pPr>
+      <w:r>
+        <w:rPr>
+          <w:rFonts w:ascii="Times New Roman" w:hAnsi="Times New Roman"/>
+          <w:sz w:val="28"/>
+          <w:szCs w:val="28"/>
         </w:rPr>
         <w:t>Иркутск, 2026</w:t>
       </w:r>
       <w:r>
         <w:rPr>
           <w:rFonts w:ascii="Times New Roman" w:hAnsi="Times New Roman"/>
+          <w:sz w:val="28"/>
+          <w:szCs w:val="28"/>
         </w:rPr>
         <w:br w:type="page"/>
       </w:r>
@@ -642,30 +706,18 @@
     <w:p>
       <w:pPr>
         <w:pStyle w:val="5"/>
-      </w:pPr>
-      <w:r>
+        <w:spacing w:before="0" w:after="0"/>
+        <w:ind w:firstLine="709"/>
+        <w:rPr>
+          <w:szCs w:val="28"/>
+        </w:rPr>
+      </w:pPr>
+      <w:r>
+        <w:rPr>
+          <w:szCs w:val="28"/>
+        </w:rPr>
         <w:lastRenderedPageBreak/>
         <w:t>1 Общие сведения</w:t>
-      </w:r>
-    </w:p>
-    <w:p>
-      <w:pPr>
-        <w:spacing w:line="360" w:lineRule="auto"/>
-        <w:ind w:firstLine="709"/>
-        <w:jc w:val="both"/>
-        <w:rPr>
-          <w:rFonts w:ascii="Times New Roman" w:hAnsi="Times New Roman"/>
-          <w:sz w:val="28"/>
-          <w:szCs w:val="28"/>
-        </w:rPr>
-      </w:pPr>
-      <w:r>
-        <w:rPr>
-          <w:rFonts w:ascii="Times New Roman" w:hAnsi="Times New Roman"/>
-          <w:sz w:val="28"/>
-          <w:szCs w:val="28"/>
-        </w:rPr>
-        <w:t>Документ представляет собой техническое задание на создание веб-приложения «Планировщик меню» (далее — Система), предназначенного для автоматизации расчета рациона питания. Система позволяет пользователю формировать меню на неделю на основе количества человек, бюджета и целей мероприятия с учетом цен продуктов в городе Иркутск и их калорийности.</w:t>
       </w:r>
     </w:p>
     <w:p>
@@ -678,27 +730,145 @@
           <w:between w:val="nil"/>
         </w:pBdr>
         <w:spacing w:line="360" w:lineRule="auto"/>
-        <w:ind w:left="284" w:right="284" w:firstLine="709"/>
+        <w:ind w:firstLine="709"/>
+        <w:jc w:val="both"/>
+        <w:rPr>
+          <w:rFonts w:ascii="Times New Roman" w:hAnsi="Times New Roman"/>
+          <w:sz w:val="28"/>
+          <w:szCs w:val="28"/>
+        </w:rPr>
+      </w:pPr>
+      <w:r>
+        <w:rPr>
+          <w:rFonts w:ascii="Times New Roman" w:hAnsi="Times New Roman"/>
+          <w:sz w:val="28"/>
+          <w:szCs w:val="28"/>
+        </w:rPr>
+        <w:t>Документ представляет собой техническое задание на разработку компьютерной игры «</w:t>
+      </w:r>
+      <w:proofErr w:type="spellStart"/>
+      <w:r>
+        <w:rPr>
+          <w:rFonts w:ascii="Times New Roman" w:hAnsi="Times New Roman"/>
+          <w:sz w:val="28"/>
+          <w:szCs w:val="28"/>
+        </w:rPr>
+        <w:t>Rogue</w:t>
+      </w:r>
+      <w:proofErr w:type="spellEnd"/>
+      <w:r>
+        <w:rPr>
+          <w:rFonts w:ascii="Times New Roman" w:hAnsi="Times New Roman"/>
+          <w:sz w:val="28"/>
+          <w:szCs w:val="28"/>
+        </w:rPr>
+        <w:t xml:space="preserve"> Legend» (далее — Игра).</w:t>
+      </w:r>
+    </w:p>
+    <w:p>
+      <w:pPr>
+        <w:pBdr>
+          <w:top w:val="nil"/>
+          <w:left w:val="nil"/>
+          <w:bottom w:val="nil"/>
+          <w:right w:val="nil"/>
+          <w:between w:val="nil"/>
+        </w:pBdr>
+        <w:spacing w:line="360" w:lineRule="auto"/>
+        <w:ind w:firstLine="709"/>
+        <w:jc w:val="both"/>
+        <w:rPr>
+          <w:rFonts w:ascii="Times New Roman" w:hAnsi="Times New Roman"/>
+          <w:sz w:val="28"/>
+          <w:szCs w:val="28"/>
+        </w:rPr>
+      </w:pPr>
+      <w:r>
+        <w:rPr>
+          <w:rFonts w:ascii="Times New Roman" w:hAnsi="Times New Roman"/>
+          <w:sz w:val="28"/>
+          <w:szCs w:val="28"/>
+        </w:rPr>
+        <w:t>Игра представляет собой трехмерный рогалик с процедурной генерацией уровней. Игрок управляет персонажем, исследует подземелья, уничтожает противников, собирает улучшения и пытается пройти как можно дальше, становясь сильнее с каждым уровнем.</w:t>
+      </w:r>
+    </w:p>
+    <w:p>
+      <w:pPr>
+        <w:pBdr>
+          <w:top w:val="nil"/>
+          <w:left w:val="nil"/>
+          <w:bottom w:val="nil"/>
+          <w:right w:val="nil"/>
+          <w:between w:val="nil"/>
+        </w:pBdr>
+        <w:spacing w:line="360" w:lineRule="auto"/>
+        <w:ind w:firstLine="709"/>
+        <w:jc w:val="both"/>
+        <w:rPr>
+          <w:rFonts w:ascii="Times New Roman" w:hAnsi="Times New Roman"/>
+          <w:sz w:val="28"/>
+          <w:szCs w:val="28"/>
+        </w:rPr>
+      </w:pPr>
+      <w:r>
+        <w:rPr>
+          <w:rFonts w:ascii="Times New Roman" w:hAnsi="Times New Roman"/>
+          <w:sz w:val="28"/>
+          <w:szCs w:val="28"/>
+        </w:rPr>
+        <w:t xml:space="preserve">Разработка осуществляется с использованием игрового движка </w:t>
+      </w:r>
+      <w:proofErr w:type="spellStart"/>
+      <w:r>
+        <w:rPr>
+          <w:rFonts w:ascii="Times New Roman" w:hAnsi="Times New Roman"/>
+          <w:sz w:val="28"/>
+          <w:szCs w:val="28"/>
+        </w:rPr>
+        <w:t>Godot</w:t>
+      </w:r>
+      <w:proofErr w:type="spellEnd"/>
+      <w:r>
+        <w:rPr>
+          <w:rFonts w:ascii="Times New Roman" w:hAnsi="Times New Roman"/>
+          <w:sz w:val="28"/>
+          <w:szCs w:val="28"/>
+        </w:rPr>
+        <w:t xml:space="preserve"> 4.</w:t>
+      </w:r>
+    </w:p>
+    <w:p>
+      <w:pPr>
+        <w:pBdr>
+          <w:top w:val="nil"/>
+          <w:left w:val="nil"/>
+          <w:bottom w:val="nil"/>
+          <w:right w:val="nil"/>
+          <w:between w:val="nil"/>
+        </w:pBdr>
+        <w:spacing w:line="360" w:lineRule="auto"/>
+        <w:ind w:firstLine="709"/>
         <w:jc w:val="both"/>
         <w:rPr>
           <w:rFonts w:ascii="Times New Roman" w:hAnsi="Times New Roman"/>
           <w:b/>
           <w:sz w:val="28"/>
-        </w:rPr>
-      </w:pPr>
-      <w:bookmarkStart w:id="2" w:name="_heading=h.rr5wtpuhgwwb"/>
-      <w:bookmarkEnd w:id="2"/>
+          <w:szCs w:val="28"/>
+        </w:rPr>
+      </w:pPr>
       <w:r>
         <w:rPr>
           <w:rFonts w:ascii="Times New Roman" w:hAnsi="Times New Roman"/>
           <w:b/>
           <w:sz w:val="28"/>
+          <w:szCs w:val="28"/>
         </w:rPr>
         <w:t xml:space="preserve">2 </w:t>
       </w:r>
       <w:r>
         <w:rPr>
           <w:rStyle w:val="50"/>
+          <w:szCs w:val="28"/>
         </w:rPr>
         <w:t>Назначение и цели создания системы</w:t>
       </w:r>
@@ -720,15 +890,7 @@
           <w:sz w:val="28"/>
           <w:szCs w:val="28"/>
         </w:rPr>
-        <w:t>Назначение приложения — помощь пользователям (домохозяйствам, студентам, семьям) в быстром составлении меню и списка покупок прямо со смартфона.</w:t>
-      </w:r>
-      <w:r>
-        <w:rPr>
-          <w:rFonts w:ascii="Times New Roman" w:hAnsi="Times New Roman"/>
-          <w:sz w:val="28"/>
-          <w:szCs w:val="28"/>
-        </w:rPr>
-        <w:t xml:space="preserve"> </w:t>
+        <w:t>Назначение игры — предоставить пользователю динамичный игровой процесс с элементами исследования, прокачки персонажа и случайной генерации контента.</w:t>
       </w:r>
     </w:p>
     <w:p>
@@ -748,1023 +910,1929 @@
           <w:sz w:val="28"/>
           <w:szCs w:val="28"/>
         </w:rPr>
-        <w:t>Основная задача</w:t>
-      </w:r>
-      <w:r>
-        <w:rPr>
-          <w:rFonts w:ascii="Times New Roman" w:hAnsi="Times New Roman"/>
-          <w:sz w:val="28"/>
-          <w:szCs w:val="28"/>
-        </w:rPr>
-        <w:t xml:space="preserve"> </w:t>
-      </w:r>
-      <w:r>
-        <w:rPr>
-          <w:rFonts w:ascii="Times New Roman" w:hAnsi="Times New Roman"/>
-          <w:sz w:val="28"/>
-          <w:szCs w:val="28"/>
-        </w:rPr>
-        <w:t>— минимизировать время на размышления «что приготовить» и «сколько это будет стоить в Иркутске». Пользователь указывает количество персон, и приложение генерирует меню с итоговой стоимостью (с привязкой к локальным ценам) и калорийностью. Интерфейс оптимизирован для удобного использования в магазине и на кухне.</w:t>
-      </w:r>
-    </w:p>
-    <w:p>
-      <w:pPr>
-        <w:pStyle w:val="5"/>
-      </w:pPr>
-      <w:r>
-        <w:t>3 Функциональные требования к системе</w:t>
+        <w:t>Основные цели:</w:t>
       </w:r>
     </w:p>
     <w:p>
       <w:pPr>
         <w:numPr>
           <w:ilvl w:val="0"/>
-          <w:numId w:val="7"/>
+          <w:numId w:val="8"/>
         </w:numPr>
         <w:spacing w:line="360" w:lineRule="auto"/>
-        <w:jc w:val="both"/>
-        <w:rPr>
-          <w:rFonts w:ascii="Times New Roman" w:hAnsi="Times New Roman"/>
-          <w:sz w:val="28"/>
-          <w:szCs w:val="28"/>
-        </w:rPr>
-      </w:pPr>
-      <w:r>
-        <w:rPr>
-          <w:rFonts w:ascii="Times New Roman" w:hAnsi="Times New Roman"/>
-          <w:sz w:val="28"/>
-          <w:szCs w:val="28"/>
-        </w:rPr>
-        <w:t>Управление меню и расчетами:</w:t>
-      </w:r>
-    </w:p>
-    <w:p>
-      <w:pPr>
-        <w:pStyle w:val="ab"/>
-        <w:numPr>
-          <w:ilvl w:val="1"/>
-          <w:numId w:val="7"/>
-        </w:numPr>
-        <w:spacing w:line="360" w:lineRule="auto"/>
-        <w:jc w:val="both"/>
-        <w:rPr>
-          <w:rFonts w:ascii="Times New Roman" w:hAnsi="Times New Roman"/>
-          <w:sz w:val="28"/>
-          <w:szCs w:val="28"/>
-        </w:rPr>
-      </w:pPr>
-      <w:r>
-        <w:rPr>
-          <w:rFonts w:ascii="Times New Roman" w:hAnsi="Times New Roman"/>
-          <w:sz w:val="28"/>
-          <w:szCs w:val="28"/>
-        </w:rPr>
-        <w:t>Ввод исходных данных</w:t>
-      </w:r>
-    </w:p>
-    <w:p>
-      <w:pPr>
-        <w:pStyle w:val="ab"/>
-        <w:numPr>
-          <w:ilvl w:val="2"/>
-          <w:numId w:val="7"/>
-        </w:numPr>
-        <w:spacing w:line="360" w:lineRule="auto"/>
-        <w:jc w:val="both"/>
-        <w:rPr>
-          <w:rFonts w:ascii="Times New Roman" w:hAnsi="Times New Roman"/>
-          <w:sz w:val="28"/>
-          <w:szCs w:val="28"/>
-        </w:rPr>
-      </w:pPr>
-      <w:r>
-        <w:rPr>
-          <w:rFonts w:ascii="Times New Roman" w:hAnsi="Times New Roman"/>
-          <w:sz w:val="28"/>
-          <w:szCs w:val="28"/>
-        </w:rPr>
-        <w:t>Сколько персон</w:t>
-      </w:r>
-    </w:p>
-    <w:p>
-      <w:pPr>
-        <w:pStyle w:val="ab"/>
-        <w:numPr>
-          <w:ilvl w:val="2"/>
-          <w:numId w:val="7"/>
-        </w:numPr>
-        <w:spacing w:line="360" w:lineRule="auto"/>
-        <w:jc w:val="both"/>
-        <w:rPr>
-          <w:rFonts w:ascii="Times New Roman" w:hAnsi="Times New Roman"/>
-          <w:sz w:val="28"/>
-          <w:szCs w:val="28"/>
-        </w:rPr>
-      </w:pPr>
-      <w:r>
-        <w:rPr>
-          <w:rFonts w:ascii="Times New Roman" w:hAnsi="Times New Roman"/>
-          <w:sz w:val="28"/>
-          <w:szCs w:val="28"/>
-        </w:rPr>
-        <w:t>Какой бюджет</w:t>
-      </w:r>
-    </w:p>
-    <w:p>
-      <w:pPr>
-        <w:numPr>
-          <w:ilvl w:val="1"/>
-          <w:numId w:val="7"/>
-        </w:numPr>
-        <w:spacing w:line="360" w:lineRule="auto"/>
-        <w:jc w:val="both"/>
-        <w:rPr>
-          <w:rFonts w:ascii="Times New Roman" w:hAnsi="Times New Roman"/>
-          <w:sz w:val="28"/>
-          <w:szCs w:val="28"/>
-        </w:rPr>
-      </w:pPr>
-      <w:r>
-        <w:rPr>
-          <w:rFonts w:ascii="Times New Roman" w:hAnsi="Times New Roman"/>
-          <w:sz w:val="28"/>
-          <w:szCs w:val="28"/>
-        </w:rPr>
-        <w:t>Поле ввода количества персон (целое число от 1 до 20) с помощью:</w:t>
-      </w:r>
-    </w:p>
-    <w:p>
-      <w:pPr>
-        <w:numPr>
-          <w:ilvl w:val="2"/>
-          <w:numId w:val="7"/>
-        </w:numPr>
-        <w:spacing w:line="360" w:lineRule="auto"/>
-        <w:jc w:val="both"/>
-        <w:rPr>
-          <w:rFonts w:ascii="Times New Roman" w:hAnsi="Times New Roman"/>
-          <w:sz w:val="28"/>
-          <w:szCs w:val="28"/>
-        </w:rPr>
-      </w:pPr>
-      <w:r>
-        <w:rPr>
-          <w:rFonts w:ascii="Times New Roman" w:hAnsi="Times New Roman"/>
-          <w:sz w:val="28"/>
-          <w:szCs w:val="28"/>
-        </w:rPr>
-        <w:t>Кнопок «+» и «–».</w:t>
-      </w:r>
-    </w:p>
-    <w:p>
-      <w:pPr>
-        <w:numPr>
-          <w:ilvl w:val="2"/>
-          <w:numId w:val="7"/>
-        </w:numPr>
-        <w:spacing w:line="360" w:lineRule="auto"/>
-        <w:jc w:val="both"/>
-        <w:rPr>
-          <w:rFonts w:ascii="Times New Roman" w:hAnsi="Times New Roman"/>
-          <w:sz w:val="28"/>
-          <w:szCs w:val="28"/>
-        </w:rPr>
-      </w:pPr>
-      <w:r>
-        <w:rPr>
-          <w:rFonts w:ascii="Times New Roman" w:hAnsi="Times New Roman"/>
-          <w:sz w:val="28"/>
-          <w:szCs w:val="28"/>
-        </w:rPr>
-        <w:t>Непосредственного ввода с цифровой клавиатуры.</w:t>
-      </w:r>
-    </w:p>
-    <w:p>
-      <w:pPr>
-        <w:numPr>
-          <w:ilvl w:val="1"/>
-          <w:numId w:val="7"/>
-        </w:numPr>
-        <w:spacing w:line="360" w:lineRule="auto"/>
-        <w:jc w:val="both"/>
-        <w:rPr>
-          <w:rFonts w:ascii="Times New Roman" w:hAnsi="Times New Roman"/>
-          <w:sz w:val="28"/>
-          <w:szCs w:val="28"/>
-        </w:rPr>
-      </w:pPr>
-      <w:r>
-        <w:rPr>
-          <w:rFonts w:ascii="Times New Roman" w:hAnsi="Times New Roman"/>
-          <w:sz w:val="28"/>
-          <w:szCs w:val="28"/>
-        </w:rPr>
-        <w:t>Генерация меню на неделю</w:t>
-      </w:r>
-    </w:p>
-    <w:p>
-      <w:pPr>
-        <w:numPr>
-          <w:ilvl w:val="2"/>
-          <w:numId w:val="7"/>
-        </w:numPr>
-        <w:spacing w:line="360" w:lineRule="auto"/>
-        <w:jc w:val="both"/>
-        <w:rPr>
-          <w:rFonts w:ascii="Times New Roman" w:hAnsi="Times New Roman"/>
-          <w:sz w:val="28"/>
-          <w:szCs w:val="28"/>
-        </w:rPr>
-      </w:pPr>
-      <w:r>
-        <w:rPr>
-          <w:rFonts w:ascii="Times New Roman" w:hAnsi="Times New Roman"/>
-          <w:sz w:val="28"/>
-          <w:szCs w:val="28"/>
-        </w:rPr>
-        <w:t>Автоматическое составление меню на 7 дней с приёмами пищи: завтрак, обед, ужин (перекус опционально).</w:t>
-      </w:r>
-    </w:p>
-    <w:p>
-      <w:pPr>
-        <w:numPr>
-          <w:ilvl w:val="2"/>
-          <w:numId w:val="7"/>
-        </w:numPr>
-        <w:spacing w:line="360" w:lineRule="auto"/>
-        <w:jc w:val="both"/>
-        <w:rPr>
-          <w:rFonts w:ascii="Times New Roman" w:hAnsi="Times New Roman"/>
-          <w:sz w:val="28"/>
-          <w:szCs w:val="28"/>
-        </w:rPr>
-      </w:pPr>
-      <w:r>
-        <w:rPr>
-          <w:rFonts w:ascii="Times New Roman" w:hAnsi="Times New Roman"/>
-          <w:sz w:val="28"/>
-          <w:szCs w:val="28"/>
-        </w:rPr>
-        <w:t>Алгоритм генерации учитывает:</w:t>
-      </w:r>
-      <w:r>
-        <w:rPr>
-          <w:rFonts w:ascii="Times New Roman" w:hAnsi="Times New Roman"/>
-          <w:sz w:val="28"/>
-          <w:szCs w:val="28"/>
-        </w:rPr>
-        <w:br/>
-      </w:r>
-    </w:p>
-    <w:p>
-      <w:pPr>
-        <w:numPr>
-          <w:ilvl w:val="3"/>
-          <w:numId w:val="7"/>
-        </w:numPr>
-        <w:spacing w:line="360" w:lineRule="auto"/>
-        <w:jc w:val="both"/>
-        <w:rPr>
-          <w:rFonts w:ascii="Times New Roman" w:hAnsi="Times New Roman"/>
-          <w:sz w:val="28"/>
-          <w:szCs w:val="28"/>
-        </w:rPr>
-      </w:pPr>
-      <w:r>
-        <w:rPr>
-          <w:rFonts w:ascii="Times New Roman" w:hAnsi="Times New Roman"/>
-          <w:sz w:val="28"/>
-          <w:szCs w:val="28"/>
-        </w:rPr>
-        <w:lastRenderedPageBreak/>
-        <w:t>Разнообразие блюд (минимизация повторов).</w:t>
-      </w:r>
-    </w:p>
-    <w:p>
-      <w:pPr>
-        <w:numPr>
-          <w:ilvl w:val="3"/>
-          <w:numId w:val="7"/>
-        </w:numPr>
-        <w:spacing w:line="360" w:lineRule="auto"/>
-        <w:jc w:val="both"/>
-        <w:rPr>
-          <w:rFonts w:ascii="Times New Roman" w:hAnsi="Times New Roman"/>
-          <w:sz w:val="28"/>
-          <w:szCs w:val="28"/>
-        </w:rPr>
-      </w:pPr>
-      <w:r>
-        <w:rPr>
-          <w:rFonts w:ascii="Times New Roman" w:hAnsi="Times New Roman"/>
-          <w:sz w:val="28"/>
-          <w:szCs w:val="28"/>
-        </w:rPr>
-        <w:t>Количество персон</w:t>
-      </w:r>
-    </w:p>
-    <w:p>
-      <w:pPr>
-        <w:numPr>
-          <w:ilvl w:val="3"/>
-          <w:numId w:val="7"/>
-        </w:numPr>
-        <w:spacing w:line="360" w:lineRule="auto"/>
-        <w:jc w:val="both"/>
-        <w:rPr>
-          <w:rFonts w:ascii="Times New Roman" w:hAnsi="Times New Roman"/>
-          <w:sz w:val="28"/>
-          <w:szCs w:val="28"/>
-        </w:rPr>
-      </w:pPr>
-      <w:r>
-        <w:rPr>
-          <w:rFonts w:ascii="Times New Roman" w:hAnsi="Times New Roman"/>
-          <w:sz w:val="28"/>
-          <w:szCs w:val="28"/>
-        </w:rPr>
-        <w:t>Бюджет</w:t>
-      </w:r>
-    </w:p>
-    <w:p>
-      <w:pPr>
-        <w:numPr>
-          <w:ilvl w:val="3"/>
-          <w:numId w:val="7"/>
-        </w:numPr>
-        <w:spacing w:line="360" w:lineRule="auto"/>
-        <w:jc w:val="both"/>
-        <w:rPr>
-          <w:rFonts w:ascii="Times New Roman" w:hAnsi="Times New Roman"/>
-          <w:sz w:val="28"/>
-          <w:szCs w:val="28"/>
-        </w:rPr>
-      </w:pPr>
-      <w:r>
-        <w:rPr>
-          <w:rFonts w:ascii="Times New Roman" w:hAnsi="Times New Roman"/>
-          <w:sz w:val="28"/>
-          <w:szCs w:val="28"/>
-        </w:rPr>
-        <w:t>Совместимость ингредиентов (остатки продуктов используются в последующих блюдах).</w:t>
-      </w:r>
-    </w:p>
-    <w:p>
-      <w:pPr>
-        <w:pStyle w:val="ab"/>
+        <w:ind w:left="0" w:firstLine="709"/>
+        <w:jc w:val="both"/>
+        <w:rPr>
+          <w:rFonts w:ascii="Times New Roman" w:hAnsi="Times New Roman"/>
+          <w:sz w:val="28"/>
+          <w:szCs w:val="28"/>
+        </w:rPr>
+      </w:pPr>
+      <w:r>
+        <w:rPr>
+          <w:rFonts w:ascii="Times New Roman" w:hAnsi="Times New Roman"/>
+          <w:sz w:val="28"/>
+          <w:szCs w:val="28"/>
+        </w:rPr>
+        <w:t xml:space="preserve">Создание увлекательного игрового процесса. </w:t>
+      </w:r>
+    </w:p>
+    <w:p>
+      <w:pPr>
         <w:numPr>
           <w:ilvl w:val="0"/>
-          <w:numId w:val="7"/>
+          <w:numId w:val="8"/>
         </w:numPr>
         <w:spacing w:line="360" w:lineRule="auto"/>
-        <w:jc w:val="both"/>
-        <w:rPr>
-          <w:rFonts w:ascii="Times New Roman" w:hAnsi="Times New Roman"/>
-          <w:sz w:val="28"/>
-          <w:szCs w:val="28"/>
-        </w:rPr>
-      </w:pPr>
-      <w:r>
-        <w:rPr>
-          <w:rFonts w:ascii="Times New Roman" w:hAnsi="Times New Roman"/>
-          <w:sz w:val="28"/>
-          <w:szCs w:val="28"/>
-        </w:rPr>
-        <w:t>Расчёт стоимости</w:t>
-      </w:r>
-    </w:p>
-    <w:p>
-      <w:pPr>
-        <w:numPr>
-          <w:ilvl w:val="1"/>
-          <w:numId w:val="7"/>
-        </w:numPr>
-        <w:spacing w:line="360" w:lineRule="auto"/>
-        <w:jc w:val="both"/>
-        <w:rPr>
-          <w:rFonts w:ascii="Times New Roman" w:hAnsi="Times New Roman"/>
-          <w:sz w:val="28"/>
-          <w:szCs w:val="28"/>
-        </w:rPr>
-      </w:pPr>
-      <w:r>
-        <w:rPr>
-          <w:rFonts w:ascii="Times New Roman" w:hAnsi="Times New Roman"/>
-          <w:sz w:val="28"/>
-          <w:szCs w:val="28"/>
-        </w:rPr>
-        <w:t>Автоматический подсчёт итоговой стоимости всего недельного меню.</w:t>
-      </w:r>
-    </w:p>
-    <w:p>
-      <w:pPr>
-        <w:numPr>
-          <w:ilvl w:val="1"/>
-          <w:numId w:val="7"/>
-        </w:numPr>
-        <w:spacing w:line="360" w:lineRule="auto"/>
-        <w:jc w:val="both"/>
-        <w:rPr>
-          <w:rFonts w:ascii="Times New Roman" w:hAnsi="Times New Roman"/>
-          <w:sz w:val="28"/>
-          <w:szCs w:val="28"/>
-        </w:rPr>
-      </w:pPr>
-      <w:r>
-        <w:rPr>
-          <w:rFonts w:ascii="Times New Roman" w:hAnsi="Times New Roman"/>
-          <w:sz w:val="28"/>
-          <w:szCs w:val="28"/>
-        </w:rPr>
-        <w:t>Детализация по дням и по каждому приёму пищи.</w:t>
-      </w:r>
-    </w:p>
-    <w:p>
-      <w:pPr>
-        <w:numPr>
-          <w:ilvl w:val="1"/>
-          <w:numId w:val="7"/>
-        </w:numPr>
-        <w:spacing w:line="360" w:lineRule="auto"/>
-        <w:jc w:val="both"/>
-        <w:rPr>
-          <w:rFonts w:ascii="Times New Roman" w:hAnsi="Times New Roman"/>
-          <w:sz w:val="28"/>
-          <w:szCs w:val="28"/>
-        </w:rPr>
-      </w:pPr>
-      <w:r>
-        <w:rPr>
-          <w:rFonts w:ascii="Times New Roman" w:hAnsi="Times New Roman"/>
-          <w:sz w:val="28"/>
-          <w:szCs w:val="28"/>
-        </w:rPr>
-        <w:t xml:space="preserve">Расчёт стоимости на основе базы цен супермаркетов Иркутска </w:t>
+        <w:ind w:left="0" w:firstLine="709"/>
+        <w:jc w:val="both"/>
+        <w:rPr>
+          <w:rFonts w:ascii="Times New Roman" w:hAnsi="Times New Roman"/>
+          <w:sz w:val="28"/>
+          <w:szCs w:val="28"/>
+        </w:rPr>
+      </w:pPr>
+      <w:r>
+        <w:rPr>
+          <w:rFonts w:ascii="Times New Roman" w:hAnsi="Times New Roman"/>
+          <w:sz w:val="28"/>
+          <w:szCs w:val="28"/>
+        </w:rPr>
+        <w:t xml:space="preserve">Обеспечение высокой </w:t>
+      </w:r>
+      <w:proofErr w:type="spellStart"/>
+      <w:r>
+        <w:rPr>
+          <w:rFonts w:ascii="Times New Roman" w:hAnsi="Times New Roman"/>
+          <w:sz w:val="28"/>
+          <w:szCs w:val="28"/>
+        </w:rPr>
+        <w:t>реиграбельности</w:t>
+      </w:r>
+      <w:proofErr w:type="spellEnd"/>
+      <w:r>
+        <w:rPr>
+          <w:rFonts w:ascii="Times New Roman" w:hAnsi="Times New Roman"/>
+          <w:sz w:val="28"/>
+          <w:szCs w:val="28"/>
+        </w:rPr>
+        <w:t xml:space="preserve"> за счет случайной генерации уровней. </w:t>
       </w:r>
     </w:p>
     <w:p>
       <w:pPr>
         <w:numPr>
           <w:ilvl w:val="0"/>
-          <w:numId w:val="7"/>
+          <w:numId w:val="8"/>
         </w:numPr>
         <w:spacing w:line="360" w:lineRule="auto"/>
-        <w:jc w:val="both"/>
-        <w:rPr>
-          <w:rFonts w:ascii="Times New Roman" w:hAnsi="Times New Roman"/>
-          <w:sz w:val="28"/>
-          <w:szCs w:val="28"/>
-        </w:rPr>
-      </w:pPr>
-      <w:r>
-        <w:rPr>
-          <w:rFonts w:ascii="Times New Roman" w:hAnsi="Times New Roman"/>
-          <w:sz w:val="28"/>
-          <w:szCs w:val="28"/>
-        </w:rPr>
-        <w:t>Расчёт калорийности и КБЖУ</w:t>
-      </w:r>
-    </w:p>
-    <w:p>
-      <w:pPr>
-        <w:numPr>
-          <w:ilvl w:val="1"/>
-          <w:numId w:val="7"/>
-        </w:numPr>
-        <w:spacing w:line="360" w:lineRule="auto"/>
-        <w:jc w:val="both"/>
-        <w:rPr>
-          <w:rFonts w:ascii="Times New Roman" w:hAnsi="Times New Roman"/>
-          <w:sz w:val="28"/>
-          <w:szCs w:val="28"/>
-        </w:rPr>
-      </w:pPr>
-      <w:r>
-        <w:rPr>
-          <w:rFonts w:ascii="Times New Roman" w:hAnsi="Times New Roman"/>
-          <w:sz w:val="28"/>
-          <w:szCs w:val="28"/>
-        </w:rPr>
-        <w:t>Автоматический подсчёт калорий, белков, жиров, углеводов для:</w:t>
-      </w:r>
-    </w:p>
-    <w:p>
-      <w:pPr>
-        <w:numPr>
-          <w:ilvl w:val="1"/>
-          <w:numId w:val="7"/>
-        </w:numPr>
-        <w:spacing w:line="360" w:lineRule="auto"/>
-        <w:jc w:val="both"/>
-        <w:rPr>
-          <w:rFonts w:ascii="Times New Roman" w:hAnsi="Times New Roman"/>
-          <w:sz w:val="28"/>
-          <w:szCs w:val="28"/>
-        </w:rPr>
-      </w:pPr>
-      <w:r>
-        <w:rPr>
-          <w:rFonts w:ascii="Times New Roman" w:hAnsi="Times New Roman"/>
-          <w:sz w:val="28"/>
-          <w:szCs w:val="28"/>
-        </w:rPr>
-        <w:t>Каждого блюда (на порцию).</w:t>
-      </w:r>
-    </w:p>
-    <w:p>
-      <w:pPr>
-        <w:numPr>
-          <w:ilvl w:val="1"/>
-          <w:numId w:val="7"/>
-        </w:numPr>
-        <w:spacing w:line="360" w:lineRule="auto"/>
-        <w:jc w:val="both"/>
-        <w:rPr>
-          <w:rFonts w:ascii="Times New Roman" w:hAnsi="Times New Roman"/>
-          <w:sz w:val="28"/>
-          <w:szCs w:val="28"/>
-        </w:rPr>
-      </w:pPr>
-      <w:r>
-        <w:rPr>
-          <w:rFonts w:ascii="Times New Roman" w:hAnsi="Times New Roman"/>
-          <w:sz w:val="28"/>
-          <w:szCs w:val="28"/>
-        </w:rPr>
-        <w:t>Каждого дня (суммарно и на человека).</w:t>
-      </w:r>
-    </w:p>
-    <w:p>
-      <w:pPr>
-        <w:numPr>
-          <w:ilvl w:val="1"/>
-          <w:numId w:val="7"/>
-        </w:numPr>
-        <w:spacing w:line="360" w:lineRule="auto"/>
-        <w:jc w:val="both"/>
-        <w:rPr>
-          <w:rFonts w:ascii="Times New Roman" w:hAnsi="Times New Roman"/>
-          <w:sz w:val="28"/>
-          <w:szCs w:val="28"/>
-        </w:rPr>
-      </w:pPr>
-      <w:r>
-        <w:rPr>
-          <w:rFonts w:ascii="Times New Roman" w:hAnsi="Times New Roman"/>
-          <w:sz w:val="28"/>
-          <w:szCs w:val="28"/>
-        </w:rPr>
-        <w:t>Всей недели (среднее значение на день).</w:t>
+        <w:ind w:left="0" w:firstLine="709"/>
+        <w:jc w:val="both"/>
+        <w:rPr>
+          <w:rFonts w:ascii="Times New Roman" w:hAnsi="Times New Roman"/>
+          <w:sz w:val="28"/>
+          <w:szCs w:val="28"/>
+        </w:rPr>
+      </w:pPr>
+      <w:r>
+        <w:rPr>
+          <w:rFonts w:ascii="Times New Roman" w:hAnsi="Times New Roman"/>
+          <w:sz w:val="28"/>
+          <w:szCs w:val="28"/>
+        </w:rPr>
+        <w:t xml:space="preserve">Предоставление системы развития персонажа. </w:t>
       </w:r>
     </w:p>
     <w:p>
       <w:pPr>
         <w:numPr>
           <w:ilvl w:val="0"/>
-          <w:numId w:val="7"/>
+          <w:numId w:val="8"/>
         </w:numPr>
         <w:spacing w:line="360" w:lineRule="auto"/>
-        <w:jc w:val="both"/>
-        <w:rPr>
-          <w:rFonts w:ascii="Times New Roman" w:hAnsi="Times New Roman"/>
-          <w:sz w:val="28"/>
-          <w:szCs w:val="28"/>
-        </w:rPr>
-      </w:pPr>
-      <w:r>
-        <w:rPr>
-          <w:rFonts w:ascii="Times New Roman" w:hAnsi="Times New Roman"/>
-          <w:sz w:val="28"/>
-          <w:szCs w:val="28"/>
-        </w:rPr>
-        <w:t>Ручное редактирование меню</w:t>
-      </w:r>
-    </w:p>
-    <w:p>
-      <w:pPr>
-        <w:numPr>
-          <w:ilvl w:val="1"/>
-          <w:numId w:val="7"/>
-        </w:numPr>
-        <w:spacing w:line="360" w:lineRule="auto"/>
-        <w:jc w:val="both"/>
-        <w:rPr>
-          <w:rFonts w:ascii="Times New Roman" w:hAnsi="Times New Roman"/>
-          <w:sz w:val="28"/>
-          <w:szCs w:val="28"/>
-        </w:rPr>
-      </w:pPr>
-      <w:r>
-        <w:rPr>
-          <w:rFonts w:ascii="Times New Roman" w:hAnsi="Times New Roman"/>
-          <w:sz w:val="28"/>
-          <w:szCs w:val="28"/>
-        </w:rPr>
-        <w:t>Замена блюда:</w:t>
-      </w:r>
-    </w:p>
-    <w:p>
-      <w:pPr>
-        <w:numPr>
-          <w:ilvl w:val="2"/>
-          <w:numId w:val="7"/>
-        </w:numPr>
-        <w:spacing w:line="360" w:lineRule="auto"/>
-        <w:jc w:val="both"/>
-        <w:rPr>
-          <w:rFonts w:ascii="Times New Roman" w:hAnsi="Times New Roman"/>
-          <w:sz w:val="28"/>
-          <w:szCs w:val="28"/>
-        </w:rPr>
-      </w:pPr>
-      <w:r>
-        <w:rPr>
-          <w:rFonts w:ascii="Times New Roman" w:hAnsi="Times New Roman"/>
-          <w:sz w:val="28"/>
-          <w:szCs w:val="28"/>
-        </w:rPr>
-        <w:t>Можно заменить на любое другое блюдо из базы.</w:t>
-      </w:r>
-    </w:p>
-    <w:p>
-      <w:pPr>
-        <w:numPr>
-          <w:ilvl w:val="2"/>
-          <w:numId w:val="7"/>
-        </w:numPr>
-        <w:spacing w:line="360" w:lineRule="auto"/>
-        <w:jc w:val="both"/>
-        <w:rPr>
-          <w:rFonts w:ascii="Times New Roman" w:hAnsi="Times New Roman"/>
-          <w:sz w:val="28"/>
-          <w:szCs w:val="28"/>
-        </w:rPr>
-      </w:pPr>
-      <w:r>
-        <w:rPr>
-          <w:rFonts w:ascii="Times New Roman" w:hAnsi="Times New Roman"/>
-          <w:sz w:val="28"/>
-          <w:szCs w:val="28"/>
-        </w:rPr>
-        <w:t>После замены автоматически пересчитываются стоимость и калорийность дня и недели.</w:t>
-      </w:r>
-    </w:p>
-    <w:p>
-      <w:pPr>
-        <w:numPr>
-          <w:ilvl w:val="1"/>
-          <w:numId w:val="7"/>
-        </w:numPr>
-        <w:spacing w:line="360" w:lineRule="auto"/>
-        <w:jc w:val="both"/>
-        <w:rPr>
-          <w:rFonts w:ascii="Times New Roman" w:hAnsi="Times New Roman"/>
-          <w:sz w:val="28"/>
-          <w:szCs w:val="28"/>
-        </w:rPr>
-      </w:pPr>
-      <w:r>
-        <w:rPr>
-          <w:rFonts w:ascii="Times New Roman" w:hAnsi="Times New Roman"/>
-          <w:sz w:val="28"/>
-          <w:szCs w:val="28"/>
-        </w:rPr>
-        <w:t>Добавление блюда:</w:t>
-      </w:r>
-    </w:p>
-    <w:p>
-      <w:pPr>
-        <w:numPr>
-          <w:ilvl w:val="2"/>
-          <w:numId w:val="7"/>
-        </w:numPr>
-        <w:spacing w:line="360" w:lineRule="auto"/>
-        <w:jc w:val="both"/>
-        <w:rPr>
-          <w:rFonts w:ascii="Times New Roman" w:hAnsi="Times New Roman"/>
-          <w:sz w:val="28"/>
-          <w:szCs w:val="28"/>
-        </w:rPr>
-      </w:pPr>
-      <w:r>
-        <w:rPr>
-          <w:rFonts w:ascii="Times New Roman" w:hAnsi="Times New Roman"/>
-          <w:sz w:val="28"/>
-          <w:szCs w:val="28"/>
-        </w:rPr>
-        <w:t>Кнопка «+» в любом приёме пищи для добавления дополнительного блюда (например, если нужен и суп, и второе).</w:t>
-      </w:r>
-    </w:p>
-    <w:p>
-      <w:pPr>
-        <w:numPr>
-          <w:ilvl w:val="1"/>
-          <w:numId w:val="7"/>
-        </w:numPr>
-        <w:spacing w:line="360" w:lineRule="auto"/>
-        <w:jc w:val="both"/>
-        <w:rPr>
-          <w:rFonts w:ascii="Times New Roman" w:hAnsi="Times New Roman"/>
-          <w:sz w:val="28"/>
-          <w:szCs w:val="28"/>
-        </w:rPr>
-      </w:pPr>
-      <w:r>
-        <w:rPr>
-          <w:rFonts w:ascii="Times New Roman" w:hAnsi="Times New Roman"/>
-          <w:sz w:val="28"/>
-          <w:szCs w:val="28"/>
-        </w:rPr>
-        <w:t>Удаление блюда:</w:t>
-      </w:r>
-    </w:p>
-    <w:p>
-      <w:pPr>
-        <w:numPr>
-          <w:ilvl w:val="2"/>
-          <w:numId w:val="7"/>
-        </w:numPr>
-        <w:spacing w:line="360" w:lineRule="auto"/>
-        <w:jc w:val="both"/>
-        <w:rPr>
-          <w:rFonts w:ascii="Times New Roman" w:hAnsi="Times New Roman"/>
-          <w:sz w:val="28"/>
-          <w:szCs w:val="28"/>
-        </w:rPr>
-      </w:pPr>
-      <w:proofErr w:type="spellStart"/>
-      <w:r>
-        <w:rPr>
-          <w:rFonts w:ascii="Times New Roman" w:hAnsi="Times New Roman"/>
-          <w:sz w:val="28"/>
-          <w:szCs w:val="28"/>
-        </w:rPr>
-        <w:t>Свайп</w:t>
-      </w:r>
-      <w:proofErr w:type="spellEnd"/>
-      <w:r>
-        <w:rPr>
-          <w:rFonts w:ascii="Times New Roman" w:hAnsi="Times New Roman"/>
-          <w:sz w:val="28"/>
-          <w:szCs w:val="28"/>
-        </w:rPr>
-        <w:t xml:space="preserve"> влево по блюду и подтверждение удаления (блюдо исчезает, стоимость/калории пересчитываются).</w:t>
+        <w:ind w:left="0" w:firstLine="709"/>
+        <w:jc w:val="both"/>
+        <w:rPr>
+          <w:rFonts w:ascii="Times New Roman" w:hAnsi="Times New Roman"/>
+          <w:sz w:val="28"/>
+          <w:szCs w:val="28"/>
+        </w:rPr>
+      </w:pPr>
+      <w:r>
+        <w:rPr>
+          <w:rFonts w:ascii="Times New Roman" w:hAnsi="Times New Roman"/>
+          <w:sz w:val="28"/>
+          <w:szCs w:val="28"/>
+        </w:rPr>
+        <w:t xml:space="preserve">Создание простой и понятной системы управления. </w:t>
+      </w:r>
+    </w:p>
+    <w:p>
+      <w:pPr>
+        <w:pStyle w:val="5"/>
+        <w:spacing w:before="0" w:after="0"/>
+        <w:ind w:firstLine="709"/>
+        <w:rPr>
+          <w:szCs w:val="28"/>
+        </w:rPr>
+      </w:pPr>
+      <w:r>
+        <w:rPr>
+          <w:szCs w:val="28"/>
+        </w:rPr>
+        <w:t>3 Функциональные требования к системе</w:t>
+      </w:r>
+    </w:p>
+    <w:p>
+      <w:pPr>
+        <w:spacing w:line="360" w:lineRule="auto"/>
+        <w:ind w:firstLine="709"/>
+        <w:jc w:val="both"/>
+        <w:rPr>
+          <w:rFonts w:ascii="Times New Roman" w:hAnsi="Times New Roman"/>
+          <w:b/>
+          <w:bCs/>
+          <w:sz w:val="28"/>
+          <w:szCs w:val="28"/>
+        </w:rPr>
+      </w:pPr>
+      <w:r>
+        <w:rPr>
+          <w:rFonts w:ascii="Times New Roman" w:hAnsi="Times New Roman"/>
+          <w:b/>
+          <w:bCs/>
+          <w:sz w:val="28"/>
+          <w:szCs w:val="28"/>
+        </w:rPr>
+        <w:t>Управление персонажем</w:t>
+      </w:r>
+    </w:p>
+    <w:p>
+      <w:pPr>
+        <w:spacing w:line="360" w:lineRule="auto"/>
+        <w:ind w:firstLine="709"/>
+        <w:jc w:val="both"/>
+        <w:rPr>
+          <w:rFonts w:ascii="Times New Roman" w:hAnsi="Times New Roman"/>
+          <w:b/>
+          <w:bCs/>
+          <w:sz w:val="28"/>
+          <w:szCs w:val="28"/>
+        </w:rPr>
+      </w:pPr>
+      <w:r>
+        <w:rPr>
+          <w:rFonts w:ascii="Times New Roman" w:hAnsi="Times New Roman"/>
+          <w:b/>
+          <w:bCs/>
+          <w:sz w:val="28"/>
+          <w:szCs w:val="28"/>
+        </w:rPr>
+        <w:t>Передвижение</w:t>
+      </w:r>
+    </w:p>
+    <w:p>
+      <w:pPr>
+        <w:spacing w:line="360" w:lineRule="auto"/>
+        <w:ind w:firstLine="709"/>
+        <w:jc w:val="both"/>
+        <w:rPr>
+          <w:rFonts w:ascii="Times New Roman" w:hAnsi="Times New Roman"/>
+          <w:sz w:val="28"/>
+          <w:szCs w:val="28"/>
+        </w:rPr>
+      </w:pPr>
+      <w:r>
+        <w:rPr>
+          <w:rFonts w:ascii="Times New Roman" w:hAnsi="Times New Roman"/>
+          <w:sz w:val="28"/>
+          <w:szCs w:val="28"/>
+        </w:rPr>
+        <w:t>Игрок должен иметь возможность:</w:t>
       </w:r>
     </w:p>
     <w:p>
       <w:pPr>
         <w:numPr>
           <w:ilvl w:val="0"/>
-          <w:numId w:val="7"/>
+          <w:numId w:val="9"/>
         </w:numPr>
         <w:spacing w:line="360" w:lineRule="auto"/>
-        <w:jc w:val="both"/>
-        <w:rPr>
-          <w:rFonts w:ascii="Times New Roman" w:hAnsi="Times New Roman"/>
-          <w:sz w:val="28"/>
-          <w:szCs w:val="28"/>
-        </w:rPr>
-      </w:pPr>
-      <w:r>
-        <w:rPr>
-          <w:rFonts w:ascii="Times New Roman" w:hAnsi="Times New Roman"/>
-          <w:sz w:val="28"/>
-          <w:szCs w:val="28"/>
-        </w:rPr>
-        <w:t>Редактирование рецептов и ингредиентов</w:t>
-      </w:r>
-    </w:p>
-    <w:p>
-      <w:pPr>
-        <w:numPr>
-          <w:ilvl w:val="1"/>
-          <w:numId w:val="7"/>
-        </w:numPr>
-        <w:spacing w:line="360" w:lineRule="auto"/>
-        <w:jc w:val="both"/>
-        <w:rPr>
-          <w:rFonts w:ascii="Times New Roman" w:hAnsi="Times New Roman"/>
-          <w:sz w:val="28"/>
-          <w:szCs w:val="28"/>
-        </w:rPr>
-      </w:pPr>
-      <w:r>
-        <w:rPr>
-          <w:rFonts w:ascii="Times New Roman" w:hAnsi="Times New Roman"/>
-          <w:sz w:val="28"/>
-          <w:szCs w:val="28"/>
-        </w:rPr>
-        <w:t>Просмотр полной карточки рецепта: ингредиенты, пошаговое описание, КБЖУ, стоимость.</w:t>
-      </w:r>
-    </w:p>
-    <w:p>
-      <w:pPr>
-        <w:numPr>
-          <w:ilvl w:val="1"/>
-          <w:numId w:val="7"/>
-        </w:numPr>
-        <w:spacing w:line="360" w:lineRule="auto"/>
-        <w:jc w:val="both"/>
-        <w:rPr>
-          <w:rFonts w:ascii="Times New Roman" w:hAnsi="Times New Roman"/>
-          <w:sz w:val="28"/>
-          <w:szCs w:val="28"/>
-        </w:rPr>
-      </w:pPr>
-      <w:r>
-        <w:rPr>
-          <w:rFonts w:ascii="Times New Roman" w:hAnsi="Times New Roman"/>
-          <w:sz w:val="28"/>
-          <w:szCs w:val="28"/>
-        </w:rPr>
-        <w:lastRenderedPageBreak/>
-        <w:t>Возможность изменить состав блюда (например, заменить сметану на йогурт) с пересчётом характеристик.</w:t>
-      </w:r>
-    </w:p>
-    <w:p>
-      <w:pPr>
-        <w:pStyle w:val="ab"/>
-        <w:numPr>
-          <w:ilvl w:val="1"/>
-          <w:numId w:val="7"/>
-        </w:numPr>
-        <w:spacing w:line="360" w:lineRule="auto"/>
-        <w:jc w:val="both"/>
-        <w:rPr>
-          <w:rFonts w:ascii="Times New Roman" w:hAnsi="Times New Roman"/>
-          <w:color w:val="F9FAFB"/>
-          <w:sz w:val="28"/>
-          <w:szCs w:val="28"/>
-          <w:shd w:val="clear" w:color="auto" w:fill="151517"/>
-        </w:rPr>
-      </w:pPr>
-      <w:r>
-        <w:rPr>
-          <w:rFonts w:ascii="Times New Roman" w:hAnsi="Times New Roman"/>
-          <w:sz w:val="28"/>
-          <w:szCs w:val="28"/>
-        </w:rPr>
-        <w:t>Возможность добавить свой рецепт в базу через форму (название, ингредиенты,</w:t>
-      </w:r>
-      <w:r>
-        <w:rPr>
-          <w:rFonts w:ascii="Times New Roman" w:hAnsi="Times New Roman"/>
-          <w:sz w:val="28"/>
-          <w:szCs w:val="28"/>
-        </w:rPr>
-        <w:t xml:space="preserve"> описание</w:t>
-      </w:r>
-      <w:r>
-        <w:rPr>
-          <w:rFonts w:ascii="Times New Roman" w:hAnsi="Times New Roman"/>
-          <w:sz w:val="28"/>
-          <w:szCs w:val="28"/>
-        </w:rPr>
-        <w:t>).</w:t>
+        <w:ind w:left="0" w:firstLine="709"/>
+        <w:jc w:val="both"/>
+        <w:rPr>
+          <w:rFonts w:ascii="Times New Roman" w:hAnsi="Times New Roman"/>
+          <w:sz w:val="28"/>
+          <w:szCs w:val="28"/>
+        </w:rPr>
+      </w:pPr>
+      <w:r>
+        <w:rPr>
+          <w:rFonts w:ascii="Times New Roman" w:hAnsi="Times New Roman"/>
+          <w:sz w:val="28"/>
+          <w:szCs w:val="28"/>
+        </w:rPr>
+        <w:t xml:space="preserve">Перемещаться вперед, назад, влево и вправо. </w:t>
       </w:r>
     </w:p>
     <w:p>
       <w:pPr>
         <w:numPr>
           <w:ilvl w:val="0"/>
-          <w:numId w:val="7"/>
+          <w:numId w:val="9"/>
         </w:numPr>
         <w:spacing w:line="360" w:lineRule="auto"/>
-        <w:jc w:val="both"/>
-        <w:rPr>
-          <w:rFonts w:ascii="Times New Roman" w:hAnsi="Times New Roman"/>
-          <w:sz w:val="28"/>
-          <w:szCs w:val="28"/>
-        </w:rPr>
-      </w:pPr>
-      <w:r>
-        <w:rPr>
-          <w:rFonts w:ascii="Times New Roman" w:hAnsi="Times New Roman"/>
-          <w:sz w:val="28"/>
-          <w:szCs w:val="28"/>
-        </w:rPr>
-        <w:t>Мобильные функции (Нативные возможности):</w:t>
+        <w:ind w:left="0" w:firstLine="709"/>
+        <w:jc w:val="both"/>
+        <w:rPr>
+          <w:rFonts w:ascii="Times New Roman" w:hAnsi="Times New Roman"/>
+          <w:sz w:val="28"/>
+          <w:szCs w:val="28"/>
+        </w:rPr>
+      </w:pPr>
+      <w:r>
+        <w:rPr>
+          <w:rFonts w:ascii="Times New Roman" w:hAnsi="Times New Roman"/>
+          <w:sz w:val="28"/>
+          <w:szCs w:val="28"/>
+        </w:rPr>
+        <w:t xml:space="preserve">Прыгать. </w:t>
       </w:r>
     </w:p>
     <w:p>
       <w:pPr>
         <w:numPr>
-          <w:ilvl w:val="1"/>
-          <w:numId w:val="7"/>
+          <w:ilvl w:val="0"/>
+          <w:numId w:val="9"/>
         </w:numPr>
         <w:spacing w:line="360" w:lineRule="auto"/>
-        <w:jc w:val="both"/>
-        <w:rPr>
-          <w:rFonts w:ascii="Times New Roman" w:hAnsi="Times New Roman"/>
-          <w:sz w:val="28"/>
-          <w:szCs w:val="28"/>
-        </w:rPr>
-      </w:pPr>
-      <w:r>
-        <w:rPr>
-          <w:rFonts w:ascii="Times New Roman" w:hAnsi="Times New Roman"/>
-          <w:sz w:val="28"/>
-          <w:szCs w:val="28"/>
-        </w:rPr>
-        <w:t>Список покупок:</w:t>
+        <w:ind w:left="0" w:firstLine="709"/>
+        <w:jc w:val="both"/>
+        <w:rPr>
+          <w:rFonts w:ascii="Times New Roman" w:hAnsi="Times New Roman"/>
+          <w:sz w:val="28"/>
+          <w:szCs w:val="28"/>
+        </w:rPr>
+      </w:pPr>
+      <w:r>
+        <w:rPr>
+          <w:rFonts w:ascii="Times New Roman" w:hAnsi="Times New Roman"/>
+          <w:sz w:val="28"/>
+          <w:szCs w:val="28"/>
+        </w:rPr>
+        <w:t xml:space="preserve">Управлять камерой мышью. </w:t>
+      </w:r>
+    </w:p>
+    <w:p>
+      <w:pPr>
+        <w:spacing w:line="360" w:lineRule="auto"/>
+        <w:ind w:firstLine="709"/>
+        <w:jc w:val="both"/>
+        <w:rPr>
+          <w:rFonts w:ascii="Times New Roman" w:hAnsi="Times New Roman"/>
+          <w:b/>
+          <w:bCs/>
+          <w:sz w:val="28"/>
+          <w:szCs w:val="28"/>
+        </w:rPr>
+      </w:pPr>
+      <w:r>
+        <w:rPr>
+          <w:rFonts w:ascii="Times New Roman" w:hAnsi="Times New Roman"/>
+          <w:b/>
+          <w:bCs/>
+          <w:sz w:val="28"/>
+          <w:szCs w:val="28"/>
+        </w:rPr>
+        <w:t>Боевая система</w:t>
+      </w:r>
+    </w:p>
+    <w:p>
+      <w:pPr>
+        <w:spacing w:line="360" w:lineRule="auto"/>
+        <w:ind w:firstLine="709"/>
+        <w:jc w:val="both"/>
+        <w:rPr>
+          <w:rFonts w:ascii="Times New Roman" w:hAnsi="Times New Roman"/>
+          <w:sz w:val="28"/>
+          <w:szCs w:val="28"/>
+        </w:rPr>
+      </w:pPr>
+      <w:r>
+        <w:rPr>
+          <w:rFonts w:ascii="Times New Roman" w:hAnsi="Times New Roman"/>
+          <w:sz w:val="28"/>
+          <w:szCs w:val="28"/>
+        </w:rPr>
+        <w:t>Игрок должен иметь возможность:</w:t>
       </w:r>
     </w:p>
     <w:p>
       <w:pPr>
         <w:numPr>
-          <w:ilvl w:val="2"/>
-          <w:numId w:val="7"/>
+          <w:ilvl w:val="0"/>
+          <w:numId w:val="10"/>
         </w:numPr>
         <w:spacing w:line="360" w:lineRule="auto"/>
-        <w:jc w:val="both"/>
-        <w:rPr>
-          <w:rFonts w:ascii="Times New Roman" w:hAnsi="Times New Roman"/>
-          <w:sz w:val="28"/>
-          <w:szCs w:val="28"/>
-        </w:rPr>
-      </w:pPr>
-      <w:r>
-        <w:rPr>
-          <w:rFonts w:ascii="Times New Roman" w:hAnsi="Times New Roman"/>
-          <w:sz w:val="28"/>
-          <w:szCs w:val="28"/>
-        </w:rPr>
-        <w:t>Автоматическое формирование списка продуктов на основе меню.</w:t>
+        <w:ind w:left="0" w:firstLine="709"/>
+        <w:jc w:val="both"/>
+        <w:rPr>
+          <w:rFonts w:ascii="Times New Roman" w:hAnsi="Times New Roman"/>
+          <w:sz w:val="28"/>
+          <w:szCs w:val="28"/>
+        </w:rPr>
+      </w:pPr>
+      <w:r>
+        <w:rPr>
+          <w:rFonts w:ascii="Times New Roman" w:hAnsi="Times New Roman"/>
+          <w:sz w:val="28"/>
+          <w:szCs w:val="28"/>
+        </w:rPr>
+        <w:t xml:space="preserve">Атаковать врагов ближним оружием. </w:t>
       </w:r>
     </w:p>
     <w:p>
       <w:pPr>
         <w:numPr>
-          <w:ilvl w:val="2"/>
-          <w:numId w:val="7"/>
+          <w:ilvl w:val="0"/>
+          <w:numId w:val="10"/>
         </w:numPr>
         <w:spacing w:line="360" w:lineRule="auto"/>
-        <w:jc w:val="both"/>
-        <w:rPr>
-          <w:rFonts w:ascii="Times New Roman" w:hAnsi="Times New Roman"/>
-          <w:sz w:val="28"/>
-          <w:szCs w:val="28"/>
-        </w:rPr>
-      </w:pPr>
-      <w:r>
-        <w:rPr>
-          <w:rFonts w:ascii="Times New Roman" w:hAnsi="Times New Roman"/>
-          <w:sz w:val="28"/>
-          <w:szCs w:val="28"/>
-        </w:rPr>
-        <w:t>Чек-боксы для отметки купленных позиций прямо в приложении.</w:t>
+        <w:ind w:left="0" w:firstLine="709"/>
+        <w:jc w:val="both"/>
+        <w:rPr>
+          <w:rFonts w:ascii="Times New Roman" w:hAnsi="Times New Roman"/>
+          <w:sz w:val="28"/>
+          <w:szCs w:val="28"/>
+        </w:rPr>
+      </w:pPr>
+      <w:r>
+        <w:rPr>
+          <w:rFonts w:ascii="Times New Roman" w:hAnsi="Times New Roman"/>
+          <w:sz w:val="28"/>
+          <w:szCs w:val="28"/>
+        </w:rPr>
+        <w:t xml:space="preserve">Получать урон. </w:t>
       </w:r>
     </w:p>
     <w:p>
       <w:pPr>
         <w:numPr>
-          <w:ilvl w:val="1"/>
-          <w:numId w:val="7"/>
+          <w:ilvl w:val="0"/>
+          <w:numId w:val="10"/>
         </w:numPr>
         <w:spacing w:line="360" w:lineRule="auto"/>
-        <w:jc w:val="both"/>
-        <w:rPr>
-          <w:rFonts w:ascii="Times New Roman" w:hAnsi="Times New Roman"/>
-          <w:sz w:val="28"/>
-          <w:szCs w:val="28"/>
-        </w:rPr>
-      </w:pPr>
-      <w:r>
-        <w:rPr>
-          <w:rFonts w:ascii="Times New Roman" w:hAnsi="Times New Roman"/>
-          <w:sz w:val="28"/>
-          <w:szCs w:val="28"/>
-        </w:rPr>
-        <w:t>Сохраненное: Возможность сохранять удачные недельные меню в раздел «Избранные подборки».</w:t>
+        <w:ind w:left="0" w:firstLine="709"/>
+        <w:jc w:val="both"/>
+        <w:rPr>
+          <w:rFonts w:ascii="Times New Roman" w:hAnsi="Times New Roman"/>
+          <w:sz w:val="28"/>
+          <w:szCs w:val="28"/>
+        </w:rPr>
+      </w:pPr>
+      <w:r>
+        <w:rPr>
+          <w:rFonts w:ascii="Times New Roman" w:hAnsi="Times New Roman"/>
+          <w:sz w:val="28"/>
+          <w:szCs w:val="28"/>
+        </w:rPr>
+        <w:t xml:space="preserve">Уничтожать противников. </w:t>
+      </w:r>
+    </w:p>
+    <w:p>
+      <w:pPr>
+        <w:spacing w:line="360" w:lineRule="auto"/>
+        <w:ind w:firstLine="709"/>
+        <w:jc w:val="both"/>
+        <w:rPr>
+          <w:rFonts w:ascii="Times New Roman" w:hAnsi="Times New Roman"/>
+          <w:b/>
+          <w:bCs/>
+          <w:sz w:val="28"/>
+          <w:szCs w:val="28"/>
+        </w:rPr>
+      </w:pPr>
+      <w:r>
+        <w:rPr>
+          <w:rFonts w:ascii="Times New Roman" w:hAnsi="Times New Roman"/>
+          <w:b/>
+          <w:bCs/>
+          <w:sz w:val="28"/>
+          <w:szCs w:val="28"/>
+        </w:rPr>
+        <w:lastRenderedPageBreak/>
+        <w:t>Характеристики персонажа</w:t>
+      </w:r>
+    </w:p>
+    <w:p>
+      <w:pPr>
+        <w:spacing w:line="360" w:lineRule="auto"/>
+        <w:ind w:firstLine="709"/>
+        <w:jc w:val="both"/>
+        <w:rPr>
+          <w:rFonts w:ascii="Times New Roman" w:hAnsi="Times New Roman"/>
+          <w:sz w:val="28"/>
+          <w:szCs w:val="28"/>
+        </w:rPr>
+      </w:pPr>
+      <w:r>
+        <w:rPr>
+          <w:rFonts w:ascii="Times New Roman" w:hAnsi="Times New Roman"/>
+          <w:sz w:val="28"/>
+          <w:szCs w:val="28"/>
+        </w:rPr>
+        <w:t>Персонаж должен иметь:</w:t>
       </w:r>
     </w:p>
     <w:p>
       <w:pPr>
         <w:numPr>
-          <w:ilvl w:val="1"/>
-          <w:numId w:val="7"/>
+          <w:ilvl w:val="0"/>
+          <w:numId w:val="11"/>
         </w:numPr>
         <w:spacing w:line="360" w:lineRule="auto"/>
-        <w:jc w:val="both"/>
-        <w:rPr>
-          <w:rFonts w:ascii="Times New Roman" w:hAnsi="Times New Roman"/>
-          <w:sz w:val="28"/>
-          <w:szCs w:val="28"/>
-        </w:rPr>
-      </w:pPr>
-      <w:r>
-        <w:rPr>
-          <w:rFonts w:ascii="Times New Roman" w:hAnsi="Times New Roman"/>
-          <w:sz w:val="28"/>
-          <w:szCs w:val="28"/>
-        </w:rPr>
-        <w:t>Редактор цен: Возможность вручную отредактировать цену продукта (например, если пользователь купил товар по акции), чтобы итоговая стоимость была точной.</w:t>
-      </w:r>
-    </w:p>
-    <w:p>
-      <w:pPr>
-        <w:spacing w:line="360" w:lineRule="auto"/>
-        <w:ind w:firstLine="851"/>
+        <w:ind w:left="0" w:firstLine="709"/>
+        <w:jc w:val="both"/>
+        <w:rPr>
+          <w:rFonts w:ascii="Times New Roman" w:hAnsi="Times New Roman"/>
+          <w:sz w:val="28"/>
+          <w:szCs w:val="28"/>
+        </w:rPr>
+      </w:pPr>
+      <w:r>
+        <w:rPr>
+          <w:rFonts w:ascii="Times New Roman" w:hAnsi="Times New Roman"/>
+          <w:sz w:val="28"/>
+          <w:szCs w:val="28"/>
+        </w:rPr>
+        <w:t xml:space="preserve">Очки здоровья. </w:t>
+      </w:r>
+    </w:p>
+    <w:p>
+      <w:pPr>
+        <w:numPr>
+          <w:ilvl w:val="0"/>
+          <w:numId w:val="11"/>
+        </w:numPr>
+        <w:spacing w:line="360" w:lineRule="auto"/>
+        <w:ind w:left="0" w:firstLine="709"/>
+        <w:jc w:val="both"/>
+        <w:rPr>
+          <w:rFonts w:ascii="Times New Roman" w:hAnsi="Times New Roman"/>
+          <w:sz w:val="28"/>
+          <w:szCs w:val="28"/>
+        </w:rPr>
+      </w:pPr>
+      <w:r>
+        <w:rPr>
+          <w:rFonts w:ascii="Times New Roman" w:hAnsi="Times New Roman"/>
+          <w:sz w:val="28"/>
+          <w:szCs w:val="28"/>
+        </w:rPr>
+        <w:t xml:space="preserve">Максимальный запас здоровья. </w:t>
+      </w:r>
+    </w:p>
+    <w:p>
+      <w:pPr>
+        <w:numPr>
+          <w:ilvl w:val="0"/>
+          <w:numId w:val="11"/>
+        </w:numPr>
+        <w:spacing w:line="360" w:lineRule="auto"/>
+        <w:ind w:left="0" w:firstLine="709"/>
+        <w:jc w:val="both"/>
+        <w:rPr>
+          <w:rFonts w:ascii="Times New Roman" w:hAnsi="Times New Roman"/>
+          <w:sz w:val="28"/>
+          <w:szCs w:val="28"/>
+        </w:rPr>
+      </w:pPr>
+      <w:r>
+        <w:rPr>
+          <w:rFonts w:ascii="Times New Roman" w:hAnsi="Times New Roman"/>
+          <w:sz w:val="28"/>
+          <w:szCs w:val="28"/>
+        </w:rPr>
+        <w:t xml:space="preserve">Урон. </w:t>
+      </w:r>
+    </w:p>
+    <w:p>
+      <w:pPr>
+        <w:numPr>
+          <w:ilvl w:val="0"/>
+          <w:numId w:val="11"/>
+        </w:numPr>
+        <w:spacing w:line="360" w:lineRule="auto"/>
+        <w:ind w:left="0" w:firstLine="709"/>
+        <w:jc w:val="both"/>
+        <w:rPr>
+          <w:rFonts w:ascii="Times New Roman" w:hAnsi="Times New Roman"/>
+          <w:sz w:val="28"/>
+          <w:szCs w:val="28"/>
+        </w:rPr>
+      </w:pPr>
+      <w:r>
+        <w:rPr>
+          <w:rFonts w:ascii="Times New Roman" w:hAnsi="Times New Roman"/>
+          <w:sz w:val="28"/>
+          <w:szCs w:val="28"/>
+        </w:rPr>
+        <w:t xml:space="preserve">Скорость передвижения. </w:t>
+      </w:r>
+    </w:p>
+    <w:p>
+      <w:pPr>
+        <w:numPr>
+          <w:ilvl w:val="0"/>
+          <w:numId w:val="11"/>
+        </w:numPr>
+        <w:spacing w:line="360" w:lineRule="auto"/>
+        <w:ind w:left="0" w:firstLine="709"/>
+        <w:jc w:val="both"/>
+        <w:rPr>
+          <w:rFonts w:ascii="Times New Roman" w:hAnsi="Times New Roman"/>
+          <w:sz w:val="28"/>
+          <w:szCs w:val="28"/>
+        </w:rPr>
+      </w:pPr>
+      <w:r>
+        <w:rPr>
+          <w:rFonts w:ascii="Times New Roman" w:hAnsi="Times New Roman"/>
+          <w:sz w:val="28"/>
+          <w:szCs w:val="28"/>
+        </w:rPr>
+        <w:t xml:space="preserve">Шанс критического удара. </w:t>
+      </w:r>
+    </w:p>
+    <w:p>
+      <w:pPr>
+        <w:numPr>
+          <w:ilvl w:val="0"/>
+          <w:numId w:val="11"/>
+        </w:numPr>
+        <w:spacing w:line="360" w:lineRule="auto"/>
+        <w:ind w:left="0" w:firstLine="709"/>
+        <w:jc w:val="both"/>
+        <w:rPr>
+          <w:rFonts w:ascii="Times New Roman" w:hAnsi="Times New Roman"/>
+          <w:sz w:val="28"/>
+          <w:szCs w:val="28"/>
+        </w:rPr>
+      </w:pPr>
+      <w:r>
+        <w:rPr>
+          <w:rFonts w:ascii="Times New Roman" w:hAnsi="Times New Roman"/>
+          <w:sz w:val="28"/>
+          <w:szCs w:val="28"/>
+        </w:rPr>
+        <w:t xml:space="preserve">Уровень персонажа. </w:t>
+      </w:r>
+    </w:p>
+    <w:p>
+      <w:pPr>
+        <w:spacing w:line="360" w:lineRule="auto"/>
+        <w:ind w:firstLine="709"/>
+        <w:jc w:val="both"/>
+        <w:rPr>
+          <w:rFonts w:ascii="Times New Roman" w:hAnsi="Times New Roman"/>
+          <w:b/>
+          <w:bCs/>
+          <w:sz w:val="28"/>
+          <w:szCs w:val="28"/>
+        </w:rPr>
+      </w:pPr>
+      <w:r>
+        <w:rPr>
+          <w:rFonts w:ascii="Times New Roman" w:hAnsi="Times New Roman"/>
+          <w:b/>
+          <w:bCs/>
+          <w:sz w:val="28"/>
+          <w:szCs w:val="28"/>
+        </w:rPr>
+        <w:t>Генерация уровней</w:t>
+      </w:r>
+    </w:p>
+    <w:p>
+      <w:pPr>
+        <w:spacing w:line="360" w:lineRule="auto"/>
+        <w:ind w:firstLine="709"/>
+        <w:jc w:val="both"/>
+        <w:rPr>
+          <w:rFonts w:ascii="Times New Roman" w:hAnsi="Times New Roman"/>
+          <w:b/>
+          <w:bCs/>
+          <w:sz w:val="28"/>
+          <w:szCs w:val="28"/>
+        </w:rPr>
+      </w:pPr>
+      <w:r>
+        <w:rPr>
+          <w:rFonts w:ascii="Times New Roman" w:hAnsi="Times New Roman"/>
+          <w:b/>
+          <w:bCs/>
+          <w:sz w:val="28"/>
+          <w:szCs w:val="28"/>
+        </w:rPr>
+        <w:t>Процедурная генерация</w:t>
+      </w:r>
+    </w:p>
+    <w:p>
+      <w:pPr>
+        <w:spacing w:line="360" w:lineRule="auto"/>
+        <w:ind w:firstLine="709"/>
+        <w:jc w:val="both"/>
+        <w:rPr>
+          <w:rFonts w:ascii="Times New Roman" w:hAnsi="Times New Roman"/>
+          <w:sz w:val="28"/>
+          <w:szCs w:val="28"/>
+        </w:rPr>
+      </w:pPr>
+      <w:r>
+        <w:rPr>
+          <w:rFonts w:ascii="Times New Roman" w:hAnsi="Times New Roman"/>
+          <w:sz w:val="28"/>
+          <w:szCs w:val="28"/>
+        </w:rPr>
+        <w:t>При запуске новой игры система должна:</w:t>
+      </w:r>
+    </w:p>
+    <w:p>
+      <w:pPr>
+        <w:numPr>
+          <w:ilvl w:val="0"/>
+          <w:numId w:val="12"/>
+        </w:numPr>
+        <w:spacing w:line="360" w:lineRule="auto"/>
+        <w:ind w:left="0" w:firstLine="709"/>
+        <w:jc w:val="both"/>
+        <w:rPr>
+          <w:rFonts w:ascii="Times New Roman" w:hAnsi="Times New Roman"/>
+          <w:sz w:val="28"/>
+          <w:szCs w:val="28"/>
+        </w:rPr>
+      </w:pPr>
+      <w:r>
+        <w:rPr>
+          <w:rFonts w:ascii="Times New Roman" w:hAnsi="Times New Roman"/>
+          <w:sz w:val="28"/>
+          <w:szCs w:val="28"/>
+        </w:rPr>
+        <w:t xml:space="preserve">Создавать случайный уровень. </w:t>
+      </w:r>
+    </w:p>
+    <w:p>
+      <w:pPr>
+        <w:numPr>
+          <w:ilvl w:val="0"/>
+          <w:numId w:val="12"/>
+        </w:numPr>
+        <w:spacing w:line="360" w:lineRule="auto"/>
+        <w:ind w:left="0" w:firstLine="709"/>
+        <w:jc w:val="both"/>
+        <w:rPr>
+          <w:rFonts w:ascii="Times New Roman" w:hAnsi="Times New Roman"/>
+          <w:sz w:val="28"/>
+          <w:szCs w:val="28"/>
+        </w:rPr>
+      </w:pPr>
+      <w:r>
+        <w:rPr>
+          <w:rFonts w:ascii="Times New Roman" w:hAnsi="Times New Roman"/>
+          <w:sz w:val="28"/>
+          <w:szCs w:val="28"/>
+        </w:rPr>
+        <w:t xml:space="preserve">Размещать комнаты. </w:t>
+      </w:r>
+    </w:p>
+    <w:p>
+      <w:pPr>
+        <w:numPr>
+          <w:ilvl w:val="0"/>
+          <w:numId w:val="12"/>
+        </w:numPr>
+        <w:spacing w:line="360" w:lineRule="auto"/>
+        <w:ind w:left="0" w:firstLine="709"/>
+        <w:jc w:val="both"/>
+        <w:rPr>
+          <w:rFonts w:ascii="Times New Roman" w:hAnsi="Times New Roman"/>
+          <w:sz w:val="28"/>
+          <w:szCs w:val="28"/>
+        </w:rPr>
+      </w:pPr>
+      <w:r>
+        <w:rPr>
+          <w:rFonts w:ascii="Times New Roman" w:hAnsi="Times New Roman"/>
+          <w:sz w:val="28"/>
+          <w:szCs w:val="28"/>
+        </w:rPr>
+        <w:t xml:space="preserve">Соединять комнаты проходами. </w:t>
+      </w:r>
+    </w:p>
+    <w:p>
+      <w:pPr>
+        <w:numPr>
+          <w:ilvl w:val="0"/>
+          <w:numId w:val="12"/>
+        </w:numPr>
+        <w:spacing w:line="360" w:lineRule="auto"/>
+        <w:ind w:left="0" w:firstLine="709"/>
+        <w:jc w:val="both"/>
+        <w:rPr>
+          <w:rFonts w:ascii="Times New Roman" w:hAnsi="Times New Roman"/>
+          <w:sz w:val="28"/>
+          <w:szCs w:val="28"/>
+        </w:rPr>
+      </w:pPr>
+      <w:r>
+        <w:rPr>
+          <w:rFonts w:ascii="Times New Roman" w:hAnsi="Times New Roman"/>
+          <w:sz w:val="28"/>
+          <w:szCs w:val="28"/>
+        </w:rPr>
+        <w:t xml:space="preserve">Размещать противников. </w:t>
+      </w:r>
+    </w:p>
+    <w:p>
+      <w:pPr>
+        <w:numPr>
+          <w:ilvl w:val="0"/>
+          <w:numId w:val="12"/>
+        </w:numPr>
+        <w:spacing w:line="360" w:lineRule="auto"/>
+        <w:ind w:left="0" w:firstLine="709"/>
+        <w:jc w:val="both"/>
+        <w:rPr>
+          <w:rFonts w:ascii="Times New Roman" w:hAnsi="Times New Roman"/>
+          <w:sz w:val="28"/>
+          <w:szCs w:val="28"/>
+        </w:rPr>
+      </w:pPr>
+      <w:r>
+        <w:rPr>
+          <w:rFonts w:ascii="Times New Roman" w:hAnsi="Times New Roman"/>
+          <w:sz w:val="28"/>
+          <w:szCs w:val="28"/>
+        </w:rPr>
+        <w:t xml:space="preserve">Размещать награды и сундуки. </w:t>
+      </w:r>
+    </w:p>
+    <w:p>
+      <w:pPr>
+        <w:spacing w:line="360" w:lineRule="auto"/>
+        <w:ind w:firstLine="709"/>
+        <w:jc w:val="both"/>
+        <w:rPr>
+          <w:rFonts w:ascii="Times New Roman" w:hAnsi="Times New Roman"/>
+          <w:b/>
+          <w:bCs/>
+          <w:sz w:val="28"/>
+          <w:szCs w:val="28"/>
+        </w:rPr>
+      </w:pPr>
+      <w:r>
+        <w:rPr>
+          <w:rFonts w:ascii="Times New Roman" w:hAnsi="Times New Roman"/>
+          <w:b/>
+          <w:bCs/>
+          <w:sz w:val="28"/>
+          <w:szCs w:val="28"/>
+        </w:rPr>
+        <w:t>Переход между уровнями</w:t>
+      </w:r>
+    </w:p>
+    <w:p>
+      <w:pPr>
+        <w:spacing w:line="360" w:lineRule="auto"/>
+        <w:ind w:firstLine="709"/>
+        <w:jc w:val="both"/>
+        <w:rPr>
+          <w:rFonts w:ascii="Times New Roman" w:hAnsi="Times New Roman"/>
+          <w:sz w:val="28"/>
+          <w:szCs w:val="28"/>
+        </w:rPr>
+      </w:pPr>
+      <w:r>
+        <w:rPr>
+          <w:rFonts w:ascii="Times New Roman" w:hAnsi="Times New Roman"/>
+          <w:sz w:val="28"/>
+          <w:szCs w:val="28"/>
+        </w:rPr>
+        <w:t>После прохождения уровня игрок может:</w:t>
+      </w:r>
+    </w:p>
+    <w:p>
+      <w:pPr>
+        <w:numPr>
+          <w:ilvl w:val="0"/>
+          <w:numId w:val="13"/>
+        </w:numPr>
+        <w:spacing w:line="360" w:lineRule="auto"/>
+        <w:ind w:left="0" w:firstLine="709"/>
+        <w:jc w:val="both"/>
+        <w:rPr>
+          <w:rFonts w:ascii="Times New Roman" w:hAnsi="Times New Roman"/>
+          <w:sz w:val="28"/>
+          <w:szCs w:val="28"/>
+        </w:rPr>
+      </w:pPr>
+      <w:r>
+        <w:rPr>
+          <w:rFonts w:ascii="Times New Roman" w:hAnsi="Times New Roman"/>
+          <w:sz w:val="28"/>
+          <w:szCs w:val="28"/>
+        </w:rPr>
+        <w:t xml:space="preserve">Перейти на следующий этаж. </w:t>
+      </w:r>
+    </w:p>
+    <w:p>
+      <w:pPr>
+        <w:numPr>
+          <w:ilvl w:val="0"/>
+          <w:numId w:val="13"/>
+        </w:numPr>
+        <w:spacing w:line="360" w:lineRule="auto"/>
+        <w:ind w:left="0" w:firstLine="709"/>
+        <w:jc w:val="both"/>
+        <w:rPr>
+          <w:rFonts w:ascii="Times New Roman" w:hAnsi="Times New Roman"/>
+          <w:sz w:val="28"/>
+          <w:szCs w:val="28"/>
+        </w:rPr>
+      </w:pPr>
+      <w:r>
+        <w:rPr>
+          <w:rFonts w:ascii="Times New Roman" w:hAnsi="Times New Roman"/>
+          <w:sz w:val="28"/>
+          <w:szCs w:val="28"/>
+        </w:rPr>
+        <w:t xml:space="preserve">Получить награду за прохождение. </w:t>
+      </w:r>
+    </w:p>
+    <w:p>
+      <w:pPr>
+        <w:spacing w:line="360" w:lineRule="auto"/>
+        <w:ind w:firstLine="709"/>
+        <w:jc w:val="both"/>
+        <w:rPr>
+          <w:rFonts w:ascii="Times New Roman" w:hAnsi="Times New Roman"/>
+          <w:b/>
+          <w:bCs/>
+          <w:sz w:val="28"/>
+          <w:szCs w:val="28"/>
+        </w:rPr>
+      </w:pPr>
+      <w:r>
+        <w:rPr>
+          <w:rFonts w:ascii="Times New Roman" w:hAnsi="Times New Roman"/>
+          <w:b/>
+          <w:bCs/>
+          <w:sz w:val="28"/>
+          <w:szCs w:val="28"/>
+        </w:rPr>
+        <w:t>Система противников</w:t>
+      </w:r>
+    </w:p>
+    <w:p>
+      <w:pPr>
+        <w:spacing w:line="360" w:lineRule="auto"/>
+        <w:ind w:firstLine="709"/>
+        <w:jc w:val="both"/>
+        <w:rPr>
+          <w:rFonts w:ascii="Times New Roman" w:hAnsi="Times New Roman"/>
+          <w:b/>
+          <w:bCs/>
+          <w:sz w:val="28"/>
+          <w:szCs w:val="28"/>
+        </w:rPr>
+      </w:pPr>
+      <w:r>
+        <w:rPr>
+          <w:rFonts w:ascii="Times New Roman" w:hAnsi="Times New Roman"/>
+          <w:b/>
+          <w:bCs/>
+          <w:sz w:val="28"/>
+          <w:szCs w:val="28"/>
+        </w:rPr>
+        <w:t>Типы врагов</w:t>
+      </w:r>
+    </w:p>
+    <w:p>
+      <w:pPr>
+        <w:spacing w:line="360" w:lineRule="auto"/>
+        <w:ind w:firstLine="709"/>
+        <w:jc w:val="both"/>
+        <w:rPr>
+          <w:rFonts w:ascii="Times New Roman" w:hAnsi="Times New Roman"/>
+          <w:sz w:val="28"/>
+          <w:szCs w:val="28"/>
+        </w:rPr>
+      </w:pPr>
+      <w:r>
+        <w:rPr>
+          <w:rFonts w:ascii="Times New Roman" w:hAnsi="Times New Roman"/>
+          <w:sz w:val="28"/>
+          <w:szCs w:val="28"/>
+        </w:rPr>
+        <w:t>В игре должны присутствовать:</w:t>
+      </w:r>
+    </w:p>
+    <w:p>
+      <w:pPr>
+        <w:numPr>
+          <w:ilvl w:val="0"/>
+          <w:numId w:val="14"/>
+        </w:numPr>
+        <w:spacing w:line="360" w:lineRule="auto"/>
+        <w:ind w:left="0" w:firstLine="709"/>
+        <w:jc w:val="both"/>
+        <w:rPr>
+          <w:rFonts w:ascii="Times New Roman" w:hAnsi="Times New Roman"/>
+          <w:sz w:val="28"/>
+          <w:szCs w:val="28"/>
+        </w:rPr>
+      </w:pPr>
+      <w:r>
+        <w:rPr>
+          <w:rFonts w:ascii="Times New Roman" w:hAnsi="Times New Roman"/>
+          <w:sz w:val="28"/>
+          <w:szCs w:val="28"/>
+        </w:rPr>
+        <w:t xml:space="preserve">Обычные противники. </w:t>
+      </w:r>
+    </w:p>
+    <w:p>
+      <w:pPr>
+        <w:numPr>
+          <w:ilvl w:val="0"/>
+          <w:numId w:val="14"/>
+        </w:numPr>
+        <w:spacing w:line="360" w:lineRule="auto"/>
+        <w:ind w:left="0" w:firstLine="709"/>
+        <w:jc w:val="both"/>
+        <w:rPr>
+          <w:rFonts w:ascii="Times New Roman" w:hAnsi="Times New Roman"/>
+          <w:sz w:val="28"/>
+          <w:szCs w:val="28"/>
+        </w:rPr>
+      </w:pPr>
+      <w:r>
+        <w:rPr>
+          <w:rFonts w:ascii="Times New Roman" w:hAnsi="Times New Roman"/>
+          <w:sz w:val="28"/>
+          <w:szCs w:val="28"/>
+        </w:rPr>
+        <w:t xml:space="preserve">Усиленные противники. </w:t>
+      </w:r>
+    </w:p>
+    <w:p>
+      <w:pPr>
+        <w:numPr>
+          <w:ilvl w:val="0"/>
+          <w:numId w:val="14"/>
+        </w:numPr>
+        <w:spacing w:line="360" w:lineRule="auto"/>
+        <w:ind w:left="0" w:firstLine="709"/>
+        <w:jc w:val="both"/>
+        <w:rPr>
+          <w:rFonts w:ascii="Times New Roman" w:hAnsi="Times New Roman"/>
+          <w:sz w:val="28"/>
+          <w:szCs w:val="28"/>
+        </w:rPr>
+      </w:pPr>
+      <w:r>
+        <w:rPr>
+          <w:rFonts w:ascii="Times New Roman" w:hAnsi="Times New Roman"/>
+          <w:sz w:val="28"/>
+          <w:szCs w:val="28"/>
+        </w:rPr>
+        <w:t xml:space="preserve">Мини-боссы. </w:t>
+      </w:r>
+    </w:p>
+    <w:p>
+      <w:pPr>
+        <w:numPr>
+          <w:ilvl w:val="0"/>
+          <w:numId w:val="14"/>
+        </w:numPr>
+        <w:spacing w:line="360" w:lineRule="auto"/>
+        <w:ind w:left="0" w:firstLine="709"/>
+        <w:jc w:val="both"/>
+        <w:rPr>
+          <w:rFonts w:ascii="Times New Roman" w:hAnsi="Times New Roman"/>
+          <w:sz w:val="28"/>
+          <w:szCs w:val="28"/>
+        </w:rPr>
+      </w:pPr>
+      <w:r>
+        <w:rPr>
+          <w:rFonts w:ascii="Times New Roman" w:hAnsi="Times New Roman"/>
+          <w:sz w:val="28"/>
+          <w:szCs w:val="28"/>
+        </w:rPr>
+        <w:t xml:space="preserve">Боссы. </w:t>
+      </w:r>
+    </w:p>
+    <w:p>
+      <w:pPr>
+        <w:spacing w:line="360" w:lineRule="auto"/>
+        <w:ind w:firstLine="709"/>
+        <w:jc w:val="both"/>
+        <w:rPr>
+          <w:rFonts w:ascii="Times New Roman" w:hAnsi="Times New Roman"/>
+          <w:b/>
+          <w:bCs/>
+          <w:sz w:val="28"/>
+          <w:szCs w:val="28"/>
+        </w:rPr>
+      </w:pPr>
+      <w:r>
+        <w:rPr>
+          <w:rFonts w:ascii="Times New Roman" w:hAnsi="Times New Roman"/>
+          <w:b/>
+          <w:bCs/>
+          <w:sz w:val="28"/>
+          <w:szCs w:val="28"/>
+        </w:rPr>
+        <w:t>Поведение противников</w:t>
+      </w:r>
+    </w:p>
+    <w:p>
+      <w:pPr>
+        <w:spacing w:line="360" w:lineRule="auto"/>
+        <w:ind w:firstLine="709"/>
+        <w:jc w:val="both"/>
+        <w:rPr>
+          <w:rFonts w:ascii="Times New Roman" w:hAnsi="Times New Roman"/>
+          <w:sz w:val="28"/>
+          <w:szCs w:val="28"/>
+        </w:rPr>
+      </w:pPr>
+      <w:r>
+        <w:rPr>
+          <w:rFonts w:ascii="Times New Roman" w:hAnsi="Times New Roman"/>
+          <w:sz w:val="28"/>
+          <w:szCs w:val="28"/>
+        </w:rPr>
+        <w:t>Противники должны:</w:t>
+      </w:r>
+    </w:p>
+    <w:p>
+      <w:pPr>
+        <w:numPr>
+          <w:ilvl w:val="0"/>
+          <w:numId w:val="15"/>
+        </w:numPr>
+        <w:spacing w:line="360" w:lineRule="auto"/>
+        <w:ind w:left="0" w:firstLine="709"/>
+        <w:jc w:val="both"/>
+        <w:rPr>
+          <w:rFonts w:ascii="Times New Roman" w:hAnsi="Times New Roman"/>
+          <w:sz w:val="28"/>
+          <w:szCs w:val="28"/>
+        </w:rPr>
+      </w:pPr>
+      <w:r>
+        <w:rPr>
+          <w:rFonts w:ascii="Times New Roman" w:hAnsi="Times New Roman"/>
+          <w:sz w:val="28"/>
+          <w:szCs w:val="28"/>
+        </w:rPr>
+        <w:t xml:space="preserve">Обнаруживать игрока. </w:t>
+      </w:r>
+    </w:p>
+    <w:p>
+      <w:pPr>
+        <w:numPr>
+          <w:ilvl w:val="0"/>
+          <w:numId w:val="15"/>
+        </w:numPr>
+        <w:spacing w:line="360" w:lineRule="auto"/>
+        <w:ind w:left="0" w:firstLine="709"/>
+        <w:jc w:val="both"/>
+        <w:rPr>
+          <w:rFonts w:ascii="Times New Roman" w:hAnsi="Times New Roman"/>
+          <w:sz w:val="28"/>
+          <w:szCs w:val="28"/>
+        </w:rPr>
+      </w:pPr>
+      <w:r>
+        <w:rPr>
+          <w:rFonts w:ascii="Times New Roman" w:hAnsi="Times New Roman"/>
+          <w:sz w:val="28"/>
+          <w:szCs w:val="28"/>
+        </w:rPr>
+        <w:lastRenderedPageBreak/>
+        <w:t xml:space="preserve">Преследовать игрока. </w:t>
+      </w:r>
+    </w:p>
+    <w:p>
+      <w:pPr>
+        <w:numPr>
+          <w:ilvl w:val="0"/>
+          <w:numId w:val="15"/>
+        </w:numPr>
+        <w:spacing w:line="360" w:lineRule="auto"/>
+        <w:ind w:left="0" w:firstLine="709"/>
+        <w:jc w:val="both"/>
+        <w:rPr>
+          <w:rFonts w:ascii="Times New Roman" w:hAnsi="Times New Roman"/>
+          <w:sz w:val="28"/>
+          <w:szCs w:val="28"/>
+        </w:rPr>
+      </w:pPr>
+      <w:r>
+        <w:rPr>
+          <w:rFonts w:ascii="Times New Roman" w:hAnsi="Times New Roman"/>
+          <w:sz w:val="28"/>
+          <w:szCs w:val="28"/>
+        </w:rPr>
+        <w:t xml:space="preserve">Атаковать игрока. </w:t>
+      </w:r>
+    </w:p>
+    <w:p>
+      <w:pPr>
+        <w:numPr>
+          <w:ilvl w:val="0"/>
+          <w:numId w:val="15"/>
+        </w:numPr>
+        <w:spacing w:line="360" w:lineRule="auto"/>
+        <w:ind w:left="0" w:firstLine="709"/>
+        <w:jc w:val="both"/>
+        <w:rPr>
+          <w:rFonts w:ascii="Times New Roman" w:hAnsi="Times New Roman"/>
+          <w:sz w:val="28"/>
+          <w:szCs w:val="28"/>
+        </w:rPr>
+      </w:pPr>
+      <w:r>
+        <w:rPr>
+          <w:rFonts w:ascii="Times New Roman" w:hAnsi="Times New Roman"/>
+          <w:sz w:val="28"/>
+          <w:szCs w:val="28"/>
+        </w:rPr>
+        <w:t xml:space="preserve">Получать урон. </w:t>
+      </w:r>
+    </w:p>
+    <w:p>
+      <w:pPr>
+        <w:numPr>
+          <w:ilvl w:val="0"/>
+          <w:numId w:val="15"/>
+        </w:numPr>
+        <w:spacing w:line="360" w:lineRule="auto"/>
+        <w:ind w:left="0" w:firstLine="709"/>
+        <w:jc w:val="both"/>
+        <w:rPr>
+          <w:rFonts w:ascii="Times New Roman" w:hAnsi="Times New Roman"/>
+          <w:sz w:val="28"/>
+          <w:szCs w:val="28"/>
+        </w:rPr>
+      </w:pPr>
+      <w:r>
+        <w:rPr>
+          <w:rFonts w:ascii="Times New Roman" w:hAnsi="Times New Roman"/>
+          <w:sz w:val="28"/>
+          <w:szCs w:val="28"/>
+        </w:rPr>
+        <w:t xml:space="preserve">Погибать после потери здоровья. </w:t>
+      </w:r>
+    </w:p>
+    <w:p>
+      <w:pPr>
+        <w:spacing w:line="360" w:lineRule="auto"/>
+        <w:jc w:val="both"/>
+        <w:rPr>
+          <w:rFonts w:ascii="Times New Roman" w:hAnsi="Times New Roman"/>
+          <w:sz w:val="28"/>
+          <w:szCs w:val="28"/>
+        </w:rPr>
+      </w:pPr>
+    </w:p>
+    <w:p>
+      <w:pPr>
+        <w:spacing w:line="360" w:lineRule="auto"/>
+        <w:ind w:firstLine="709"/>
+        <w:jc w:val="both"/>
+        <w:rPr>
+          <w:rFonts w:ascii="Times New Roman" w:hAnsi="Times New Roman"/>
+          <w:b/>
+          <w:bCs/>
+          <w:sz w:val="28"/>
+          <w:szCs w:val="28"/>
+        </w:rPr>
+      </w:pPr>
+      <w:r>
+        <w:rPr>
+          <w:rFonts w:ascii="Times New Roman" w:hAnsi="Times New Roman"/>
+          <w:b/>
+          <w:bCs/>
+          <w:sz w:val="28"/>
+          <w:szCs w:val="28"/>
+        </w:rPr>
+        <w:t>Система улучшений</w:t>
+      </w:r>
+    </w:p>
+    <w:p>
+      <w:pPr>
+        <w:spacing w:line="360" w:lineRule="auto"/>
+        <w:ind w:firstLine="709"/>
+        <w:jc w:val="both"/>
+        <w:rPr>
+          <w:rFonts w:ascii="Times New Roman" w:hAnsi="Times New Roman"/>
+          <w:sz w:val="28"/>
+          <w:szCs w:val="28"/>
+        </w:rPr>
+      </w:pPr>
+      <w:r>
+        <w:rPr>
+          <w:rFonts w:ascii="Times New Roman" w:hAnsi="Times New Roman"/>
+          <w:sz w:val="28"/>
+          <w:szCs w:val="28"/>
+        </w:rPr>
+        <w:t>После повышения уровня игрок получает выбор из нескольких случайных улучшений.</w:t>
+      </w:r>
+    </w:p>
+    <w:p>
+      <w:pPr>
+        <w:spacing w:line="360" w:lineRule="auto"/>
+        <w:ind w:firstLine="709"/>
+        <w:jc w:val="both"/>
+        <w:rPr>
+          <w:rFonts w:ascii="Times New Roman" w:hAnsi="Times New Roman"/>
+          <w:sz w:val="28"/>
+          <w:szCs w:val="28"/>
+        </w:rPr>
+      </w:pPr>
+      <w:r>
+        <w:rPr>
+          <w:rFonts w:ascii="Times New Roman" w:hAnsi="Times New Roman"/>
+          <w:sz w:val="28"/>
+          <w:szCs w:val="28"/>
+        </w:rPr>
+        <w:t>Примеры улучшений:</w:t>
+      </w:r>
+    </w:p>
+    <w:p>
+      <w:pPr>
+        <w:numPr>
+          <w:ilvl w:val="0"/>
+          <w:numId w:val="16"/>
+        </w:numPr>
+        <w:spacing w:line="360" w:lineRule="auto"/>
+        <w:ind w:left="0" w:firstLine="709"/>
+        <w:jc w:val="both"/>
+        <w:rPr>
+          <w:rFonts w:ascii="Times New Roman" w:hAnsi="Times New Roman"/>
+          <w:sz w:val="28"/>
+          <w:szCs w:val="28"/>
+        </w:rPr>
+      </w:pPr>
+      <w:r>
+        <w:rPr>
+          <w:rFonts w:ascii="Times New Roman" w:hAnsi="Times New Roman"/>
+          <w:sz w:val="28"/>
+          <w:szCs w:val="28"/>
+        </w:rPr>
+        <w:t xml:space="preserve">Увеличение здоровья. </w:t>
+      </w:r>
+    </w:p>
+    <w:p>
+      <w:pPr>
+        <w:numPr>
+          <w:ilvl w:val="0"/>
+          <w:numId w:val="16"/>
+        </w:numPr>
+        <w:spacing w:line="360" w:lineRule="auto"/>
+        <w:ind w:left="0" w:firstLine="709"/>
+        <w:jc w:val="both"/>
+        <w:rPr>
+          <w:rFonts w:ascii="Times New Roman" w:hAnsi="Times New Roman"/>
+          <w:sz w:val="28"/>
+          <w:szCs w:val="28"/>
+        </w:rPr>
+      </w:pPr>
+      <w:r>
+        <w:rPr>
+          <w:rFonts w:ascii="Times New Roman" w:hAnsi="Times New Roman"/>
+          <w:sz w:val="28"/>
+          <w:szCs w:val="28"/>
+        </w:rPr>
+        <w:t xml:space="preserve">Увеличение урона. </w:t>
+      </w:r>
+    </w:p>
+    <w:p>
+      <w:pPr>
+        <w:numPr>
+          <w:ilvl w:val="0"/>
+          <w:numId w:val="16"/>
+        </w:numPr>
+        <w:spacing w:line="360" w:lineRule="auto"/>
+        <w:ind w:left="0" w:firstLine="709"/>
+        <w:jc w:val="both"/>
+        <w:rPr>
+          <w:rFonts w:ascii="Times New Roman" w:hAnsi="Times New Roman"/>
+          <w:sz w:val="28"/>
+          <w:szCs w:val="28"/>
+        </w:rPr>
+      </w:pPr>
+      <w:r>
+        <w:rPr>
+          <w:rFonts w:ascii="Times New Roman" w:hAnsi="Times New Roman"/>
+          <w:sz w:val="28"/>
+          <w:szCs w:val="28"/>
+        </w:rPr>
+        <w:t xml:space="preserve">Ускорение атаки. </w:t>
+      </w:r>
+    </w:p>
+    <w:p>
+      <w:pPr>
+        <w:numPr>
+          <w:ilvl w:val="0"/>
+          <w:numId w:val="16"/>
+        </w:numPr>
+        <w:spacing w:line="360" w:lineRule="auto"/>
+        <w:ind w:left="0" w:firstLine="709"/>
+        <w:jc w:val="both"/>
+        <w:rPr>
+          <w:rFonts w:ascii="Times New Roman" w:hAnsi="Times New Roman"/>
+          <w:sz w:val="28"/>
+          <w:szCs w:val="28"/>
+        </w:rPr>
+      </w:pPr>
+      <w:r>
+        <w:rPr>
+          <w:rFonts w:ascii="Times New Roman" w:hAnsi="Times New Roman"/>
+          <w:sz w:val="28"/>
+          <w:szCs w:val="28"/>
+        </w:rPr>
+        <w:t xml:space="preserve">Повышение скорости передвижения. </w:t>
+      </w:r>
+    </w:p>
+    <w:p>
+      <w:pPr>
+        <w:numPr>
+          <w:ilvl w:val="0"/>
+          <w:numId w:val="16"/>
+        </w:numPr>
+        <w:spacing w:line="360" w:lineRule="auto"/>
+        <w:ind w:left="0" w:firstLine="709"/>
+        <w:jc w:val="both"/>
+        <w:rPr>
+          <w:rFonts w:ascii="Times New Roman" w:hAnsi="Times New Roman"/>
+          <w:sz w:val="28"/>
+          <w:szCs w:val="28"/>
+        </w:rPr>
+      </w:pPr>
+      <w:r>
+        <w:rPr>
+          <w:rFonts w:ascii="Times New Roman" w:hAnsi="Times New Roman"/>
+          <w:sz w:val="28"/>
+          <w:szCs w:val="28"/>
+        </w:rPr>
+        <w:t xml:space="preserve">Повышение шанса критического удара. </w:t>
+      </w:r>
+    </w:p>
+    <w:p>
+      <w:pPr>
+        <w:numPr>
+          <w:ilvl w:val="0"/>
+          <w:numId w:val="16"/>
+        </w:numPr>
+        <w:spacing w:line="360" w:lineRule="auto"/>
+        <w:ind w:left="0" w:firstLine="709"/>
+        <w:jc w:val="both"/>
+        <w:rPr>
+          <w:rFonts w:ascii="Times New Roman" w:hAnsi="Times New Roman"/>
+          <w:sz w:val="28"/>
+          <w:szCs w:val="28"/>
+        </w:rPr>
+      </w:pPr>
+      <w:r>
+        <w:rPr>
+          <w:rFonts w:ascii="Times New Roman" w:hAnsi="Times New Roman"/>
+          <w:sz w:val="28"/>
+          <w:szCs w:val="28"/>
+        </w:rPr>
+        <w:t xml:space="preserve">Восстановление здоровья. </w:t>
+      </w:r>
+    </w:p>
+    <w:p>
+      <w:pPr>
+        <w:spacing w:line="360" w:lineRule="auto"/>
+        <w:ind w:firstLine="709"/>
+        <w:jc w:val="both"/>
+        <w:rPr>
+          <w:rFonts w:ascii="Times New Roman" w:hAnsi="Times New Roman"/>
+          <w:b/>
+          <w:bCs/>
+          <w:sz w:val="28"/>
+          <w:szCs w:val="28"/>
+        </w:rPr>
+      </w:pPr>
+      <w:r>
+        <w:rPr>
+          <w:rFonts w:ascii="Times New Roman" w:hAnsi="Times New Roman"/>
+          <w:b/>
+          <w:bCs/>
+          <w:sz w:val="28"/>
+          <w:szCs w:val="28"/>
+        </w:rPr>
+        <w:t>Предметы и награды</w:t>
+      </w:r>
+    </w:p>
+    <w:p>
+      <w:pPr>
+        <w:spacing w:line="360" w:lineRule="auto"/>
+        <w:ind w:firstLine="709"/>
+        <w:jc w:val="both"/>
+        <w:rPr>
+          <w:rFonts w:ascii="Times New Roman" w:hAnsi="Times New Roman"/>
+          <w:b/>
+          <w:bCs/>
+          <w:sz w:val="28"/>
+          <w:szCs w:val="28"/>
+        </w:rPr>
+      </w:pPr>
+      <w:r>
+        <w:rPr>
+          <w:rFonts w:ascii="Times New Roman" w:hAnsi="Times New Roman"/>
+          <w:b/>
+          <w:bCs/>
+          <w:sz w:val="28"/>
+          <w:szCs w:val="28"/>
+        </w:rPr>
+        <w:t>Сундуки</w:t>
+      </w:r>
+    </w:p>
+    <w:p>
+      <w:pPr>
+        <w:spacing w:line="360" w:lineRule="auto"/>
+        <w:ind w:firstLine="709"/>
+        <w:jc w:val="both"/>
+        <w:rPr>
+          <w:rFonts w:ascii="Times New Roman" w:hAnsi="Times New Roman"/>
+          <w:sz w:val="28"/>
+          <w:szCs w:val="28"/>
+        </w:rPr>
+      </w:pPr>
+      <w:r>
+        <w:rPr>
+          <w:rFonts w:ascii="Times New Roman" w:hAnsi="Times New Roman"/>
+          <w:sz w:val="28"/>
+          <w:szCs w:val="28"/>
+        </w:rPr>
+        <w:t>Игрок может открывать сундуки и получать:</w:t>
+      </w:r>
+    </w:p>
+    <w:p>
+      <w:pPr>
+        <w:numPr>
+          <w:ilvl w:val="0"/>
+          <w:numId w:val="17"/>
+        </w:numPr>
+        <w:spacing w:line="360" w:lineRule="auto"/>
+        <w:ind w:left="0" w:firstLine="709"/>
+        <w:jc w:val="both"/>
+        <w:rPr>
+          <w:rFonts w:ascii="Times New Roman" w:hAnsi="Times New Roman"/>
+          <w:sz w:val="28"/>
+          <w:szCs w:val="28"/>
+        </w:rPr>
+      </w:pPr>
+      <w:r>
+        <w:rPr>
+          <w:rFonts w:ascii="Times New Roman" w:hAnsi="Times New Roman"/>
+          <w:sz w:val="28"/>
+          <w:szCs w:val="28"/>
+        </w:rPr>
+        <w:t xml:space="preserve">Монеты. </w:t>
+      </w:r>
+    </w:p>
+    <w:p>
+      <w:pPr>
+        <w:numPr>
+          <w:ilvl w:val="0"/>
+          <w:numId w:val="17"/>
+        </w:numPr>
+        <w:spacing w:line="360" w:lineRule="auto"/>
+        <w:ind w:left="0" w:firstLine="709"/>
+        <w:jc w:val="both"/>
+        <w:rPr>
+          <w:rFonts w:ascii="Times New Roman" w:hAnsi="Times New Roman"/>
+          <w:sz w:val="28"/>
+          <w:szCs w:val="28"/>
+        </w:rPr>
+      </w:pPr>
+      <w:r>
+        <w:rPr>
+          <w:rFonts w:ascii="Times New Roman" w:hAnsi="Times New Roman"/>
+          <w:sz w:val="28"/>
+          <w:szCs w:val="28"/>
+        </w:rPr>
+        <w:t xml:space="preserve">Улучшения. </w:t>
+      </w:r>
+    </w:p>
+    <w:p>
+      <w:pPr>
+        <w:spacing w:line="360" w:lineRule="auto"/>
+        <w:ind w:firstLine="709"/>
+        <w:jc w:val="both"/>
+        <w:rPr>
+          <w:rFonts w:ascii="Times New Roman" w:hAnsi="Times New Roman"/>
+          <w:b/>
+          <w:bCs/>
+          <w:sz w:val="28"/>
+          <w:szCs w:val="28"/>
+        </w:rPr>
+      </w:pPr>
+      <w:r>
+        <w:rPr>
+          <w:rFonts w:ascii="Times New Roman" w:hAnsi="Times New Roman"/>
+          <w:b/>
+          <w:bCs/>
+          <w:sz w:val="28"/>
+          <w:szCs w:val="28"/>
+        </w:rPr>
+        <w:t>Пользовательский интерфейс</w:t>
+      </w:r>
+    </w:p>
+    <w:p>
+      <w:pPr>
+        <w:spacing w:line="360" w:lineRule="auto"/>
+        <w:ind w:firstLine="709"/>
+        <w:jc w:val="both"/>
+        <w:rPr>
+          <w:rFonts w:ascii="Times New Roman" w:hAnsi="Times New Roman"/>
+          <w:sz w:val="28"/>
+          <w:szCs w:val="28"/>
+        </w:rPr>
+      </w:pPr>
+      <w:r>
+        <w:rPr>
+          <w:rFonts w:ascii="Times New Roman" w:hAnsi="Times New Roman"/>
+          <w:sz w:val="28"/>
+          <w:szCs w:val="28"/>
+        </w:rPr>
+        <w:t>На экране должны отображаться:</w:t>
+      </w:r>
+    </w:p>
+    <w:p>
+      <w:pPr>
+        <w:numPr>
+          <w:ilvl w:val="0"/>
+          <w:numId w:val="20"/>
+        </w:numPr>
+        <w:spacing w:line="360" w:lineRule="auto"/>
+        <w:ind w:left="0" w:firstLine="709"/>
+        <w:jc w:val="both"/>
+        <w:rPr>
+          <w:rFonts w:ascii="Times New Roman" w:hAnsi="Times New Roman"/>
+          <w:sz w:val="28"/>
+          <w:szCs w:val="28"/>
+        </w:rPr>
+      </w:pPr>
+      <w:r>
+        <w:rPr>
+          <w:rFonts w:ascii="Times New Roman" w:hAnsi="Times New Roman"/>
+          <w:sz w:val="28"/>
+          <w:szCs w:val="28"/>
+        </w:rPr>
+        <w:t xml:space="preserve">Текущее здоровье. </w:t>
+      </w:r>
+    </w:p>
+    <w:p>
+      <w:pPr>
+        <w:numPr>
+          <w:ilvl w:val="0"/>
+          <w:numId w:val="20"/>
+        </w:numPr>
+        <w:spacing w:line="360" w:lineRule="auto"/>
+        <w:ind w:left="0" w:firstLine="709"/>
+        <w:jc w:val="both"/>
+        <w:rPr>
+          <w:rFonts w:ascii="Times New Roman" w:hAnsi="Times New Roman"/>
+          <w:sz w:val="28"/>
+          <w:szCs w:val="28"/>
+        </w:rPr>
+      </w:pPr>
+      <w:r>
+        <w:rPr>
+          <w:rFonts w:ascii="Times New Roman" w:hAnsi="Times New Roman"/>
+          <w:sz w:val="28"/>
+          <w:szCs w:val="28"/>
+        </w:rPr>
+        <w:t xml:space="preserve">Уровень персонажа. </w:t>
+      </w:r>
+    </w:p>
+    <w:p>
+      <w:pPr>
+        <w:numPr>
+          <w:ilvl w:val="0"/>
+          <w:numId w:val="20"/>
+        </w:numPr>
+        <w:spacing w:line="360" w:lineRule="auto"/>
+        <w:ind w:left="0" w:firstLine="709"/>
+        <w:jc w:val="both"/>
+        <w:rPr>
+          <w:rFonts w:ascii="Times New Roman" w:hAnsi="Times New Roman"/>
+          <w:sz w:val="28"/>
+          <w:szCs w:val="28"/>
+        </w:rPr>
+      </w:pPr>
+      <w:r>
+        <w:rPr>
+          <w:rFonts w:ascii="Times New Roman" w:hAnsi="Times New Roman"/>
+          <w:sz w:val="28"/>
+          <w:szCs w:val="28"/>
+        </w:rPr>
+        <w:t xml:space="preserve">Текущий этаж подземелья. </w:t>
+      </w:r>
+    </w:p>
+    <w:p>
+      <w:pPr>
+        <w:numPr>
+          <w:ilvl w:val="0"/>
+          <w:numId w:val="20"/>
+        </w:numPr>
+        <w:spacing w:line="360" w:lineRule="auto"/>
+        <w:ind w:left="0" w:firstLine="709"/>
+        <w:jc w:val="both"/>
+        <w:rPr>
+          <w:rFonts w:ascii="Times New Roman" w:hAnsi="Times New Roman"/>
+          <w:sz w:val="28"/>
+          <w:szCs w:val="28"/>
+        </w:rPr>
+      </w:pPr>
+      <w:r>
+        <w:rPr>
+          <w:rFonts w:ascii="Times New Roman" w:hAnsi="Times New Roman"/>
+          <w:sz w:val="28"/>
+          <w:szCs w:val="28"/>
+        </w:rPr>
+        <w:t xml:space="preserve">Меню паузы. </w:t>
+      </w:r>
+    </w:p>
+    <w:p>
+      <w:pPr>
+        <w:spacing w:line="360" w:lineRule="auto"/>
+        <w:ind w:firstLine="709"/>
+        <w:jc w:val="both"/>
+        <w:rPr>
+          <w:rFonts w:ascii="Times New Roman" w:hAnsi="Times New Roman"/>
+          <w:b/>
+          <w:bCs/>
+          <w:sz w:val="28"/>
+          <w:szCs w:val="28"/>
+        </w:rPr>
+      </w:pPr>
+      <w:r>
+        <w:rPr>
+          <w:rFonts w:ascii="Times New Roman" w:hAnsi="Times New Roman"/>
+          <w:b/>
+          <w:bCs/>
+          <w:sz w:val="28"/>
+          <w:szCs w:val="28"/>
+        </w:rPr>
+        <w:t>Система сохранений</w:t>
+      </w:r>
+    </w:p>
+    <w:p>
+      <w:pPr>
+        <w:spacing w:line="360" w:lineRule="auto"/>
+        <w:ind w:firstLine="709"/>
+        <w:jc w:val="both"/>
+        <w:rPr>
+          <w:rFonts w:ascii="Times New Roman" w:hAnsi="Times New Roman"/>
+          <w:sz w:val="28"/>
+          <w:szCs w:val="28"/>
+        </w:rPr>
+      </w:pPr>
+      <w:r>
+        <w:rPr>
+          <w:rFonts w:ascii="Times New Roman" w:hAnsi="Times New Roman"/>
+          <w:sz w:val="28"/>
+          <w:szCs w:val="28"/>
+        </w:rPr>
+        <w:t>Система должна обеспечивать:</w:t>
+      </w:r>
+    </w:p>
+    <w:p>
+      <w:pPr>
+        <w:numPr>
+          <w:ilvl w:val="0"/>
+          <w:numId w:val="21"/>
+        </w:numPr>
+        <w:spacing w:line="360" w:lineRule="auto"/>
+        <w:ind w:left="0" w:firstLine="709"/>
+        <w:jc w:val="both"/>
+        <w:rPr>
+          <w:rFonts w:ascii="Times New Roman" w:hAnsi="Times New Roman"/>
+          <w:sz w:val="28"/>
+          <w:szCs w:val="28"/>
+        </w:rPr>
+      </w:pPr>
+      <w:r>
+        <w:rPr>
+          <w:rFonts w:ascii="Times New Roman" w:hAnsi="Times New Roman"/>
+          <w:sz w:val="28"/>
+          <w:szCs w:val="28"/>
+        </w:rPr>
+        <w:t xml:space="preserve">Сохранение настроек игры. </w:t>
+      </w:r>
+    </w:p>
+    <w:p>
+      <w:pPr>
+        <w:numPr>
+          <w:ilvl w:val="0"/>
+          <w:numId w:val="21"/>
+        </w:numPr>
+        <w:spacing w:line="360" w:lineRule="auto"/>
+        <w:ind w:left="0" w:firstLine="709"/>
+        <w:jc w:val="both"/>
+        <w:rPr>
+          <w:rFonts w:ascii="Times New Roman" w:hAnsi="Times New Roman"/>
+          <w:sz w:val="28"/>
+          <w:szCs w:val="28"/>
+        </w:rPr>
+      </w:pPr>
+      <w:r>
+        <w:rPr>
+          <w:rFonts w:ascii="Times New Roman" w:hAnsi="Times New Roman"/>
+          <w:sz w:val="28"/>
+          <w:szCs w:val="28"/>
+        </w:rPr>
+        <w:t xml:space="preserve">Сохранение рекорда игрока. </w:t>
+      </w:r>
+    </w:p>
+    <w:p>
+      <w:pPr>
+        <w:spacing w:line="360" w:lineRule="auto"/>
+        <w:ind w:firstLine="709"/>
+        <w:jc w:val="both"/>
+        <w:rPr>
+          <w:rFonts w:ascii="Times New Roman" w:hAnsi="Times New Roman"/>
+          <w:b/>
+          <w:bCs/>
+          <w:sz w:val="28"/>
+          <w:szCs w:val="28"/>
+        </w:rPr>
+      </w:pPr>
+      <w:r>
+        <w:rPr>
+          <w:rFonts w:ascii="Times New Roman" w:hAnsi="Times New Roman"/>
+          <w:b/>
+          <w:bCs/>
+          <w:sz w:val="28"/>
+          <w:szCs w:val="28"/>
+        </w:rPr>
+        <w:lastRenderedPageBreak/>
+        <w:t>Настройки игры</w:t>
+      </w:r>
+    </w:p>
+    <w:p>
+      <w:pPr>
+        <w:spacing w:line="360" w:lineRule="auto"/>
+        <w:ind w:firstLine="709"/>
+        <w:jc w:val="both"/>
+        <w:rPr>
+          <w:rFonts w:ascii="Times New Roman" w:hAnsi="Times New Roman"/>
+          <w:sz w:val="28"/>
+          <w:szCs w:val="28"/>
+        </w:rPr>
+      </w:pPr>
+      <w:r>
+        <w:rPr>
+          <w:rFonts w:ascii="Times New Roman" w:hAnsi="Times New Roman"/>
+          <w:sz w:val="28"/>
+          <w:szCs w:val="28"/>
+        </w:rPr>
+        <w:t>Пользователь может изменять:</w:t>
+      </w:r>
+    </w:p>
+    <w:p>
+      <w:pPr>
+        <w:numPr>
+          <w:ilvl w:val="0"/>
+          <w:numId w:val="22"/>
+        </w:numPr>
+        <w:spacing w:line="360" w:lineRule="auto"/>
+        <w:ind w:left="0" w:firstLine="709"/>
+        <w:jc w:val="both"/>
+        <w:rPr>
+          <w:rFonts w:ascii="Times New Roman" w:hAnsi="Times New Roman"/>
+          <w:sz w:val="28"/>
+          <w:szCs w:val="28"/>
+        </w:rPr>
+      </w:pPr>
+      <w:r>
+        <w:rPr>
+          <w:rFonts w:ascii="Times New Roman" w:hAnsi="Times New Roman"/>
+          <w:sz w:val="28"/>
+          <w:szCs w:val="28"/>
+        </w:rPr>
+        <w:t xml:space="preserve">Громкость музыки. </w:t>
+      </w:r>
+    </w:p>
+    <w:p>
+      <w:pPr>
+        <w:numPr>
+          <w:ilvl w:val="0"/>
+          <w:numId w:val="22"/>
+        </w:numPr>
+        <w:spacing w:line="360" w:lineRule="auto"/>
+        <w:ind w:left="0" w:firstLine="709"/>
+        <w:jc w:val="both"/>
+        <w:rPr>
+          <w:rFonts w:ascii="Times New Roman" w:hAnsi="Times New Roman"/>
+          <w:sz w:val="28"/>
+          <w:szCs w:val="28"/>
+        </w:rPr>
+      </w:pPr>
+      <w:r>
+        <w:rPr>
+          <w:rFonts w:ascii="Times New Roman" w:hAnsi="Times New Roman"/>
+          <w:sz w:val="28"/>
+          <w:szCs w:val="28"/>
+        </w:rPr>
+        <w:t xml:space="preserve">Громкость эффектов. </w:t>
+      </w:r>
+    </w:p>
+    <w:p>
+      <w:pPr>
+        <w:numPr>
+          <w:ilvl w:val="0"/>
+          <w:numId w:val="22"/>
+        </w:numPr>
+        <w:spacing w:line="360" w:lineRule="auto"/>
+        <w:ind w:left="0" w:firstLine="709"/>
+        <w:jc w:val="both"/>
+        <w:rPr>
+          <w:rFonts w:ascii="Times New Roman" w:hAnsi="Times New Roman"/>
+          <w:sz w:val="28"/>
+          <w:szCs w:val="28"/>
+        </w:rPr>
+      </w:pPr>
+      <w:r>
+        <w:rPr>
+          <w:rFonts w:ascii="Times New Roman" w:hAnsi="Times New Roman"/>
+          <w:sz w:val="28"/>
+          <w:szCs w:val="28"/>
+        </w:rPr>
+        <w:t xml:space="preserve">Чувствительность мыши. </w:t>
+      </w:r>
+    </w:p>
+    <w:p>
+      <w:pPr>
+        <w:numPr>
+          <w:ilvl w:val="0"/>
+          <w:numId w:val="22"/>
+        </w:numPr>
+        <w:spacing w:line="360" w:lineRule="auto"/>
+        <w:ind w:left="0" w:firstLine="709"/>
+        <w:jc w:val="both"/>
+        <w:rPr>
+          <w:rFonts w:ascii="Times New Roman" w:hAnsi="Times New Roman"/>
+          <w:sz w:val="28"/>
+          <w:szCs w:val="28"/>
+        </w:rPr>
+      </w:pPr>
+      <w:r>
+        <w:rPr>
+          <w:rFonts w:ascii="Times New Roman" w:hAnsi="Times New Roman"/>
+          <w:sz w:val="28"/>
+          <w:szCs w:val="28"/>
+        </w:rPr>
+        <w:t xml:space="preserve">Разрешение экрана. </w:t>
+      </w:r>
+    </w:p>
+    <w:p>
+      <w:pPr>
+        <w:numPr>
+          <w:ilvl w:val="0"/>
+          <w:numId w:val="22"/>
+        </w:numPr>
+        <w:spacing w:line="360" w:lineRule="auto"/>
+        <w:ind w:left="0" w:firstLine="709"/>
+        <w:jc w:val="both"/>
+        <w:rPr>
+          <w:rFonts w:ascii="Times New Roman" w:hAnsi="Times New Roman"/>
+          <w:sz w:val="28"/>
+          <w:szCs w:val="28"/>
+        </w:rPr>
+      </w:pPr>
+      <w:r>
+        <w:rPr>
+          <w:rFonts w:ascii="Times New Roman" w:hAnsi="Times New Roman"/>
+          <w:sz w:val="28"/>
+          <w:szCs w:val="28"/>
+        </w:rPr>
+        <w:t xml:space="preserve">Полноэкранный режим. </w:t>
+      </w:r>
+    </w:p>
+    <w:p>
+      <w:pPr>
+        <w:spacing w:line="360" w:lineRule="auto"/>
+        <w:ind w:firstLine="709"/>
         <w:jc w:val="both"/>
         <w:rPr>
           <w:rFonts w:ascii="Times New Roman" w:hAnsi="Times New Roman"/>
@@ -1784,7 +2852,7 @@
     <w:p>
       <w:pPr>
         <w:spacing w:line="360" w:lineRule="auto"/>
-        <w:ind w:firstLine="851"/>
+        <w:ind w:firstLine="709"/>
         <w:jc w:val="both"/>
         <w:rPr>
           <w:rFonts w:ascii="Times New Roman" w:hAnsi="Times New Roman"/>
@@ -1836,6 +2904,7 @@
           <w:p>
             <w:pPr>
               <w:spacing w:line="360" w:lineRule="auto"/>
+              <w:ind w:firstLine="709"/>
               <w:jc w:val="both"/>
               <w:rPr>
                 <w:sz w:val="28"/>
@@ -1864,6 +2933,7 @@
           <w:p>
             <w:pPr>
               <w:spacing w:line="360" w:lineRule="auto"/>
+              <w:ind w:firstLine="709"/>
               <w:jc w:val="both"/>
               <w:rPr>
                 <w:sz w:val="28"/>
@@ -1892,6 +2962,7 @@
           <w:p>
             <w:pPr>
               <w:spacing w:line="360" w:lineRule="auto"/>
+              <w:ind w:firstLine="709"/>
               <w:jc w:val="both"/>
               <w:rPr>
                 <w:sz w:val="28"/>
@@ -1922,6 +2993,7 @@
           <w:p>
             <w:pPr>
               <w:spacing w:line="360" w:lineRule="auto"/>
+              <w:ind w:firstLine="709"/>
               <w:jc w:val="both"/>
               <w:rPr>
                 <w:sz w:val="28"/>
@@ -1950,6 +3022,7 @@
           <w:p>
             <w:pPr>
               <w:spacing w:line="360" w:lineRule="auto"/>
+              <w:ind w:firstLine="709"/>
               <w:jc w:val="both"/>
               <w:rPr>
                 <w:sz w:val="28"/>
@@ -1978,6 +3051,7 @@
           <w:p>
             <w:pPr>
               <w:spacing w:line="360" w:lineRule="auto"/>
+              <w:ind w:firstLine="709"/>
               <w:jc w:val="both"/>
               <w:rPr>
                 <w:sz w:val="28"/>
@@ -2008,6 +3082,7 @@
           <w:p>
             <w:pPr>
               <w:spacing w:line="360" w:lineRule="auto"/>
+              <w:ind w:firstLine="709"/>
               <w:jc w:val="both"/>
               <w:rPr>
                 <w:sz w:val="28"/>
@@ -2036,6 +3111,7 @@
           <w:p>
             <w:pPr>
               <w:spacing w:line="360" w:lineRule="auto"/>
+              <w:ind w:firstLine="709"/>
               <w:jc w:val="both"/>
               <w:rPr>
                 <w:sz w:val="28"/>
@@ -2064,6 +3140,7 @@
           <w:p>
             <w:pPr>
               <w:spacing w:line="360" w:lineRule="auto"/>
+              <w:ind w:firstLine="709"/>
               <w:jc w:val="both"/>
               <w:rPr>
                 <w:sz w:val="28"/>
@@ -2094,6 +3171,7 @@
           <w:p>
             <w:pPr>
               <w:spacing w:line="360" w:lineRule="auto"/>
+              <w:ind w:firstLine="709"/>
               <w:jc w:val="both"/>
               <w:rPr>
                 <w:sz w:val="28"/>
@@ -2122,6 +3200,7 @@
           <w:p>
             <w:pPr>
               <w:spacing w:line="360" w:lineRule="auto"/>
+              <w:ind w:firstLine="709"/>
               <w:jc w:val="both"/>
               <w:rPr>
                 <w:sz w:val="28"/>
@@ -2150,6 +3229,7 @@
           <w:p>
             <w:pPr>
               <w:spacing w:line="360" w:lineRule="auto"/>
+              <w:ind w:firstLine="709"/>
               <w:jc w:val="both"/>
               <w:rPr>
                 <w:sz w:val="28"/>
@@ -2180,6 +3260,7 @@
           <w:p>
             <w:pPr>
               <w:spacing w:line="360" w:lineRule="auto"/>
+              <w:ind w:firstLine="709"/>
               <w:jc w:val="both"/>
               <w:rPr>
                 <w:sz w:val="28"/>
@@ -2208,6 +3289,7 @@
           <w:p>
             <w:pPr>
               <w:spacing w:line="360" w:lineRule="auto"/>
+              <w:ind w:firstLine="709"/>
               <w:jc w:val="both"/>
               <w:rPr>
                 <w:sz w:val="28"/>
@@ -2236,6 +3318,7 @@
           <w:p>
             <w:pPr>
               <w:spacing w:line="360" w:lineRule="auto"/>
+              <w:ind w:firstLine="709"/>
               <w:jc w:val="both"/>
               <w:rPr>
                 <w:sz w:val="28"/>
@@ -2266,6 +3349,7 @@
           <w:p>
             <w:pPr>
               <w:spacing w:line="360" w:lineRule="auto"/>
+              <w:ind w:firstLine="709"/>
               <w:jc w:val="both"/>
               <w:rPr>
                 <w:sz w:val="28"/>
@@ -2294,6 +3378,7 @@
           <w:p>
             <w:pPr>
               <w:spacing w:line="360" w:lineRule="auto"/>
+              <w:ind w:firstLine="709"/>
               <w:jc w:val="both"/>
               <w:rPr>
                 <w:sz w:val="28"/>
@@ -2322,6 +3407,7 @@
           <w:p>
             <w:pPr>
               <w:spacing w:line="360" w:lineRule="auto"/>
+              <w:ind w:firstLine="709"/>
               <w:jc w:val="both"/>
               <w:rPr>
                 <w:sz w:val="28"/>
@@ -2341,6 +3427,9 @@
     </w:tbl>
     <w:p>
       <w:pPr>
+        <w:spacing w:line="360" w:lineRule="auto"/>
+        <w:ind w:firstLine="709"/>
+        <w:jc w:val="both"/>
         <w:rPr>
           <w:rFonts w:ascii="Times New Roman" w:hAnsi="Times New Roman"/>
           <w:sz w:val="28"/>
@@ -2361,6 +3450,155 @@
 <file path=word/numbering.xml><?xml version="1.0" encoding="utf-8"?>
 <w:numbering xmlns:wpc="http://schemas.microsoft.com/office/word/2010/wordprocessingCanvas" xmlns:cx="http://schemas.microsoft.com/office/drawing/2014/chartex" xmlns:cx1="http://schemas.microsoft.com/office/drawing/2015/9/8/chartex" xmlns:cx2="http://schemas.microsoft.com/office/drawing/2015/10/21/chartex" xmlns:cx3="http://schemas.microsoft.com/office/drawing/2016/5/9/chartex" xmlns:cx4="http://schemas.microsoft.com/office/drawing/2016/5/10/chartex" xmlns:cx5="http://schemas.microsoft.com/office/drawing/2016/5/11/chartex" xmlns:cx6="http://schemas.microsoft.com/office/drawing/2016/5/12/chartex" xmlns:cx7="http://schemas.microsoft.com/office/drawing/2016/5/13/chartex" xmlns:cx8="http://schemas.microsoft.com/office/drawing/2016/5/14/chartex" xmlns:mc="http://schemas.openxmlformats.org/markup-compatibility/2006" xmlns:aink="http://schemas.microsoft.com/office/drawing/2016/ink" xmlns:am3d="http://schemas.microsoft.com/office/drawing/2017/model3d" xmlns:o="urn:schemas-microsoft-com:office:office" xmlns:oel="http://schemas.microsoft.com/office/2019/extlst" xmlns:r="http://schemas.openxmlformats.org/officeDocument/2006/relationships" xmlns:m="http://schemas.openxmlformats.org/officeDocument/2006/math" xmlns:v="urn:schemas-microsoft-com:vml" xmlns:wp14="http://schemas.microsoft.com/office/word/2010/wordprocessingDrawing" xmlns:wp="http://schemas.openxmlformats.org/drawingml/2006/wordprocessingDrawing" xmlns:w10="urn:schemas-microsoft-com:office:word" xmlns:w="http://schemas.openxmlformats.org/wordprocessingml/2006/main" xmlns:w14="http://schemas.microsoft.com/office/word/2010/wordml" xmlns:w15="http://schemas.microsoft.com/office/word/2012/wordml" xmlns:w16cex="http://schemas.microsoft.com/office/word/2018/wordml/cex" xmlns:w16cid="http://schemas.microsoft.com/office/word/2016/wordml/cid" xmlns:w16="http://schemas.microsoft.com/office/word/2018/wordml" xmlns:w16sdtdh="http://schemas.microsoft.com/office/word/2020/wordml/sdtdatahash" xmlns:w16se="http://schemas.microsoft.com/office/word/2015/wordml/symex" xmlns:wpg="http://schemas.microsoft.com/office/word/2010/wordprocessingGroup" xmlns:wpi="http://schemas.microsoft.com/office/word/2010/wordprocessingInk" xmlns:wne="http://schemas.microsoft.com/office/word/2006/wordml" xmlns:wps="http://schemas.microsoft.com/office/word/2010/wordprocessingShape" mc:Ignorable="w14 w15 w16se w16cid w16 w16cex w16sdtdh wp14">
   <w:abstractNum w:abstractNumId="0" w15:restartNumberingAfterBreak="0">
+    <w:nsid w:val="0E12784A"/>
+    <w:multiLevelType w:val="multilevel"/>
+    <w:tmpl w:val="12547A96"/>
+    <w:lvl w:ilvl="0">
+      <w:start w:val="1"/>
+      <w:numFmt w:val="bullet"/>
+      <w:lvlText w:val=""/>
+      <w:lvlJc w:val="left"/>
+      <w:pPr>
+        <w:tabs>
+          <w:tab w:val="num" w:pos="720"/>
+        </w:tabs>
+        <w:ind w:left="720" w:hanging="360"/>
+      </w:pPr>
+      <w:rPr>
+        <w:rFonts w:ascii="Symbol" w:hAnsi="Symbol" w:hint="default"/>
+        <w:sz w:val="20"/>
+      </w:rPr>
+    </w:lvl>
+    <w:lvl w:ilvl="1" w:tentative="1">
+      <w:start w:val="1"/>
+      <w:numFmt w:val="bullet"/>
+      <w:lvlText w:val="o"/>
+      <w:lvlJc w:val="left"/>
+      <w:pPr>
+        <w:tabs>
+          <w:tab w:val="num" w:pos="1440"/>
+        </w:tabs>
+        <w:ind w:left="1440" w:hanging="360"/>
+      </w:pPr>
+      <w:rPr>
+        <w:rFonts w:ascii="Courier New" w:hAnsi="Courier New" w:hint="default"/>
+        <w:sz w:val="20"/>
+      </w:rPr>
+    </w:lvl>
+    <w:lvl w:ilvl="2" w:tentative="1">
+      <w:start w:val="1"/>
+      <w:numFmt w:val="bullet"/>
+      <w:lvlText w:val=""/>
+      <w:lvlJc w:val="left"/>
+      <w:pPr>
+        <w:tabs>
+          <w:tab w:val="num" w:pos="2160"/>
+        </w:tabs>
+        <w:ind w:left="2160" w:hanging="360"/>
+      </w:pPr>
+      <w:rPr>
+        <w:rFonts w:ascii="Wingdings" w:hAnsi="Wingdings" w:hint="default"/>
+        <w:sz w:val="20"/>
+      </w:rPr>
+    </w:lvl>
+    <w:lvl w:ilvl="3" w:tentative="1">
+      <w:start w:val="1"/>
+      <w:numFmt w:val="bullet"/>
+      <w:lvlText w:val=""/>
+      <w:lvlJc w:val="left"/>
+      <w:pPr>
+        <w:tabs>
+          <w:tab w:val="num" w:pos="2880"/>
+        </w:tabs>
+        <w:ind w:left="2880" w:hanging="360"/>
+      </w:pPr>
+      <w:rPr>
+        <w:rFonts w:ascii="Wingdings" w:hAnsi="Wingdings" w:hint="default"/>
+        <w:sz w:val="20"/>
+      </w:rPr>
+    </w:lvl>
+    <w:lvl w:ilvl="4" w:tentative="1">
+      <w:start w:val="1"/>
+      <w:numFmt w:val="bullet"/>
+      <w:lvlText w:val=""/>
+      <w:lvlJc w:val="left"/>
+      <w:pPr>
+        <w:tabs>
+          <w:tab w:val="num" w:pos="3600"/>
+        </w:tabs>
+        <w:ind w:left="3600" w:hanging="360"/>
+      </w:pPr>
+      <w:rPr>
+        <w:rFonts w:ascii="Wingdings" w:hAnsi="Wingdings" w:hint="default"/>
+        <w:sz w:val="20"/>
+      </w:rPr>
+    </w:lvl>
+    <w:lvl w:ilvl="5" w:tentative="1">
+      <w:start w:val="1"/>
+      <w:numFmt w:val="bullet"/>
+      <w:lvlText w:val=""/>
+      <w:lvlJc w:val="left"/>
+      <w:pPr>
+        <w:tabs>
+          <w:tab w:val="num" w:pos="4320"/>
+        </w:tabs>
+        <w:ind w:left="4320" w:hanging="360"/>
+      </w:pPr>
+      <w:rPr>
+        <w:rFonts w:ascii="Wingdings" w:hAnsi="Wingdings" w:hint="default"/>
+        <w:sz w:val="20"/>
+      </w:rPr>
+    </w:lvl>
+    <w:lvl w:ilvl="6" w:tentative="1">
+      <w:start w:val="1"/>
+      <w:numFmt w:val="bullet"/>
+      <w:lvlText w:val=""/>
+      <w:lvlJc w:val="left"/>
+      <w:pPr>
+        <w:tabs>
+          <w:tab w:val="num" w:pos="5040"/>
+        </w:tabs>
+        <w:ind w:left="5040" w:hanging="360"/>
+      </w:pPr>
+      <w:rPr>
+        <w:rFonts w:ascii="Wingdings" w:hAnsi="Wingdings" w:hint="default"/>
+        <w:sz w:val="20"/>
+      </w:rPr>
+    </w:lvl>
+    <w:lvl w:ilvl="7" w:tentative="1">
+      <w:start w:val="1"/>
+      <w:numFmt w:val="bullet"/>
+      <w:lvlText w:val=""/>
+      <w:lvlJc w:val="left"/>
+      <w:pPr>
+        <w:tabs>
+          <w:tab w:val="num" w:pos="5760"/>
+        </w:tabs>
+        <w:ind w:left="5760" w:hanging="360"/>
+      </w:pPr>
+      <w:rPr>
+        <w:rFonts w:ascii="Wingdings" w:hAnsi="Wingdings" w:hint="default"/>
+        <w:sz w:val="20"/>
+      </w:rPr>
+    </w:lvl>
+    <w:lvl w:ilvl="8" w:tentative="1">
+      <w:start w:val="1"/>
+      <w:numFmt w:val="bullet"/>
+      <w:lvlText w:val=""/>
+      <w:lvlJc w:val="left"/>
+      <w:pPr>
+        <w:tabs>
+          <w:tab w:val="num" w:pos="6480"/>
+        </w:tabs>
+        <w:ind w:left="6480" w:hanging="360"/>
+      </w:pPr>
+      <w:rPr>
+        <w:rFonts w:ascii="Wingdings" w:hAnsi="Wingdings" w:hint="default"/>
+        <w:sz w:val="20"/>
+      </w:rPr>
+    </w:lvl>
+  </w:abstractNum>
+  <w:abstractNum w:abstractNumId="1" w15:restartNumberingAfterBreak="0">
     <w:nsid w:val="123E0EE0"/>
     <w:multiLevelType w:val="multilevel"/>
     <w:tmpl w:val="C6F05C8C"/>
@@ -2464,7 +3702,752 @@
       </w:rPr>
     </w:lvl>
   </w:abstractNum>
-  <w:abstractNum w:abstractNumId="1" w15:restartNumberingAfterBreak="0">
+  <w:abstractNum w:abstractNumId="2" w15:restartNumberingAfterBreak="0">
+    <w:nsid w:val="15A52259"/>
+    <w:multiLevelType w:val="multilevel"/>
+    <w:tmpl w:val="C5C6DCC8"/>
+    <w:lvl w:ilvl="0">
+      <w:start w:val="1"/>
+      <w:numFmt w:val="bullet"/>
+      <w:lvlText w:val=""/>
+      <w:lvlJc w:val="left"/>
+      <w:pPr>
+        <w:tabs>
+          <w:tab w:val="num" w:pos="720"/>
+        </w:tabs>
+        <w:ind w:left="720" w:hanging="360"/>
+      </w:pPr>
+      <w:rPr>
+        <w:rFonts w:ascii="Symbol" w:hAnsi="Symbol" w:hint="default"/>
+        <w:sz w:val="20"/>
+      </w:rPr>
+    </w:lvl>
+    <w:lvl w:ilvl="1" w:tentative="1">
+      <w:start w:val="1"/>
+      <w:numFmt w:val="bullet"/>
+      <w:lvlText w:val="o"/>
+      <w:lvlJc w:val="left"/>
+      <w:pPr>
+        <w:tabs>
+          <w:tab w:val="num" w:pos="1440"/>
+        </w:tabs>
+        <w:ind w:left="1440" w:hanging="360"/>
+      </w:pPr>
+      <w:rPr>
+        <w:rFonts w:ascii="Courier New" w:hAnsi="Courier New" w:hint="default"/>
+        <w:sz w:val="20"/>
+      </w:rPr>
+    </w:lvl>
+    <w:lvl w:ilvl="2" w:tentative="1">
+      <w:start w:val="1"/>
+      <w:numFmt w:val="bullet"/>
+      <w:lvlText w:val=""/>
+      <w:lvlJc w:val="left"/>
+      <w:pPr>
+        <w:tabs>
+          <w:tab w:val="num" w:pos="2160"/>
+        </w:tabs>
+        <w:ind w:left="2160" w:hanging="360"/>
+      </w:pPr>
+      <w:rPr>
+        <w:rFonts w:ascii="Wingdings" w:hAnsi="Wingdings" w:hint="default"/>
+        <w:sz w:val="20"/>
+      </w:rPr>
+    </w:lvl>
+    <w:lvl w:ilvl="3" w:tentative="1">
+      <w:start w:val="1"/>
+      <w:numFmt w:val="bullet"/>
+      <w:lvlText w:val=""/>
+      <w:lvlJc w:val="left"/>
+      <w:pPr>
+        <w:tabs>
+          <w:tab w:val="num" w:pos="2880"/>
+        </w:tabs>
+        <w:ind w:left="2880" w:hanging="360"/>
+      </w:pPr>
+      <w:rPr>
+        <w:rFonts w:ascii="Wingdings" w:hAnsi="Wingdings" w:hint="default"/>
+        <w:sz w:val="20"/>
+      </w:rPr>
+    </w:lvl>
+    <w:lvl w:ilvl="4" w:tentative="1">
+      <w:start w:val="1"/>
+      <w:numFmt w:val="bullet"/>
+      <w:lvlText w:val=""/>
+      <w:lvlJc w:val="left"/>
+      <w:pPr>
+        <w:tabs>
+          <w:tab w:val="num" w:pos="3600"/>
+        </w:tabs>
+        <w:ind w:left="3600" w:hanging="360"/>
+      </w:pPr>
+      <w:rPr>
+        <w:rFonts w:ascii="Wingdings" w:hAnsi="Wingdings" w:hint="default"/>
+        <w:sz w:val="20"/>
+      </w:rPr>
+    </w:lvl>
+    <w:lvl w:ilvl="5" w:tentative="1">
+      <w:start w:val="1"/>
+      <w:numFmt w:val="bullet"/>
+      <w:lvlText w:val=""/>
+      <w:lvlJc w:val="left"/>
+      <w:pPr>
+        <w:tabs>
+          <w:tab w:val="num" w:pos="4320"/>
+        </w:tabs>
+        <w:ind w:left="4320" w:hanging="360"/>
+      </w:pPr>
+      <w:rPr>
+        <w:rFonts w:ascii="Wingdings" w:hAnsi="Wingdings" w:hint="default"/>
+        <w:sz w:val="20"/>
+      </w:rPr>
+    </w:lvl>
+    <w:lvl w:ilvl="6" w:tentative="1">
+      <w:start w:val="1"/>
+      <w:numFmt w:val="bullet"/>
+      <w:lvlText w:val=""/>
+      <w:lvlJc w:val="left"/>
+      <w:pPr>
+        <w:tabs>
+          <w:tab w:val="num" w:pos="5040"/>
+        </w:tabs>
+        <w:ind w:left="5040" w:hanging="360"/>
+      </w:pPr>
+      <w:rPr>
+        <w:rFonts w:ascii="Wingdings" w:hAnsi="Wingdings" w:hint="default"/>
+        <w:sz w:val="20"/>
+      </w:rPr>
+    </w:lvl>
+    <w:lvl w:ilvl="7" w:tentative="1">
+      <w:start w:val="1"/>
+      <w:numFmt w:val="bullet"/>
+      <w:lvlText w:val=""/>
+      <w:lvlJc w:val="left"/>
+      <w:pPr>
+        <w:tabs>
+          <w:tab w:val="num" w:pos="5760"/>
+        </w:tabs>
+        <w:ind w:left="5760" w:hanging="360"/>
+      </w:pPr>
+      <w:rPr>
+        <w:rFonts w:ascii="Wingdings" w:hAnsi="Wingdings" w:hint="default"/>
+        <w:sz w:val="20"/>
+      </w:rPr>
+    </w:lvl>
+    <w:lvl w:ilvl="8" w:tentative="1">
+      <w:start w:val="1"/>
+      <w:numFmt w:val="bullet"/>
+      <w:lvlText w:val=""/>
+      <w:lvlJc w:val="left"/>
+      <w:pPr>
+        <w:tabs>
+          <w:tab w:val="num" w:pos="6480"/>
+        </w:tabs>
+        <w:ind w:left="6480" w:hanging="360"/>
+      </w:pPr>
+      <w:rPr>
+        <w:rFonts w:ascii="Wingdings" w:hAnsi="Wingdings" w:hint="default"/>
+        <w:sz w:val="20"/>
+      </w:rPr>
+    </w:lvl>
+  </w:abstractNum>
+  <w:abstractNum w:abstractNumId="3" w15:restartNumberingAfterBreak="0">
+    <w:nsid w:val="199D51BC"/>
+    <w:multiLevelType w:val="multilevel"/>
+    <w:tmpl w:val="B1685B04"/>
+    <w:lvl w:ilvl="0">
+      <w:start w:val="1"/>
+      <w:numFmt w:val="bullet"/>
+      <w:lvlText w:val=""/>
+      <w:lvlJc w:val="left"/>
+      <w:pPr>
+        <w:tabs>
+          <w:tab w:val="num" w:pos="720"/>
+        </w:tabs>
+        <w:ind w:left="720" w:hanging="360"/>
+      </w:pPr>
+      <w:rPr>
+        <w:rFonts w:ascii="Symbol" w:hAnsi="Symbol" w:hint="default"/>
+        <w:sz w:val="20"/>
+      </w:rPr>
+    </w:lvl>
+    <w:lvl w:ilvl="1" w:tentative="1">
+      <w:start w:val="1"/>
+      <w:numFmt w:val="bullet"/>
+      <w:lvlText w:val="o"/>
+      <w:lvlJc w:val="left"/>
+      <w:pPr>
+        <w:tabs>
+          <w:tab w:val="num" w:pos="1440"/>
+        </w:tabs>
+        <w:ind w:left="1440" w:hanging="360"/>
+      </w:pPr>
+      <w:rPr>
+        <w:rFonts w:ascii="Courier New" w:hAnsi="Courier New" w:hint="default"/>
+        <w:sz w:val="20"/>
+      </w:rPr>
+    </w:lvl>
+    <w:lvl w:ilvl="2" w:tentative="1">
+      <w:start w:val="1"/>
+      <w:numFmt w:val="bullet"/>
+      <w:lvlText w:val=""/>
+      <w:lvlJc w:val="left"/>
+      <w:pPr>
+        <w:tabs>
+          <w:tab w:val="num" w:pos="2160"/>
+        </w:tabs>
+        <w:ind w:left="2160" w:hanging="360"/>
+      </w:pPr>
+      <w:rPr>
+        <w:rFonts w:ascii="Wingdings" w:hAnsi="Wingdings" w:hint="default"/>
+        <w:sz w:val="20"/>
+      </w:rPr>
+    </w:lvl>
+    <w:lvl w:ilvl="3" w:tentative="1">
+      <w:start w:val="1"/>
+      <w:numFmt w:val="bullet"/>
+      <w:lvlText w:val=""/>
+      <w:lvlJc w:val="left"/>
+      <w:pPr>
+        <w:tabs>
+          <w:tab w:val="num" w:pos="2880"/>
+        </w:tabs>
+        <w:ind w:left="2880" w:hanging="360"/>
+      </w:pPr>
+      <w:rPr>
+        <w:rFonts w:ascii="Wingdings" w:hAnsi="Wingdings" w:hint="default"/>
+        <w:sz w:val="20"/>
+      </w:rPr>
+    </w:lvl>
+    <w:lvl w:ilvl="4" w:tentative="1">
+      <w:start w:val="1"/>
+      <w:numFmt w:val="bullet"/>
+      <w:lvlText w:val=""/>
+      <w:lvlJc w:val="left"/>
+      <w:pPr>
+        <w:tabs>
+          <w:tab w:val="num" w:pos="3600"/>
+        </w:tabs>
+        <w:ind w:left="3600" w:hanging="360"/>
+      </w:pPr>
+      <w:rPr>
+        <w:rFonts w:ascii="Wingdings" w:hAnsi="Wingdings" w:hint="default"/>
+        <w:sz w:val="20"/>
+      </w:rPr>
+    </w:lvl>
+    <w:lvl w:ilvl="5" w:tentative="1">
+      <w:start w:val="1"/>
+      <w:numFmt w:val="bullet"/>
+      <w:lvlText w:val=""/>
+      <w:lvlJc w:val="left"/>
+      <w:pPr>
+        <w:tabs>
+          <w:tab w:val="num" w:pos="4320"/>
+        </w:tabs>
+        <w:ind w:left="4320" w:hanging="360"/>
+      </w:pPr>
+      <w:rPr>
+        <w:rFonts w:ascii="Wingdings" w:hAnsi="Wingdings" w:hint="default"/>
+        <w:sz w:val="20"/>
+      </w:rPr>
+    </w:lvl>
+    <w:lvl w:ilvl="6" w:tentative="1">
+      <w:start w:val="1"/>
+      <w:numFmt w:val="bullet"/>
+      <w:lvlText w:val=""/>
+      <w:lvlJc w:val="left"/>
+      <w:pPr>
+        <w:tabs>
+          <w:tab w:val="num" w:pos="5040"/>
+        </w:tabs>
+        <w:ind w:left="5040" w:hanging="360"/>
+      </w:pPr>
+      <w:rPr>
+        <w:rFonts w:ascii="Wingdings" w:hAnsi="Wingdings" w:hint="default"/>
+        <w:sz w:val="20"/>
+      </w:rPr>
+    </w:lvl>
+    <w:lvl w:ilvl="7" w:tentative="1">
+      <w:start w:val="1"/>
+      <w:numFmt w:val="bullet"/>
+      <w:lvlText w:val=""/>
+      <w:lvlJc w:val="left"/>
+      <w:pPr>
+        <w:tabs>
+          <w:tab w:val="num" w:pos="5760"/>
+        </w:tabs>
+        <w:ind w:left="5760" w:hanging="360"/>
+      </w:pPr>
+      <w:rPr>
+        <w:rFonts w:ascii="Wingdings" w:hAnsi="Wingdings" w:hint="default"/>
+        <w:sz w:val="20"/>
+      </w:rPr>
+    </w:lvl>
+    <w:lvl w:ilvl="8" w:tentative="1">
+      <w:start w:val="1"/>
+      <w:numFmt w:val="bullet"/>
+      <w:lvlText w:val=""/>
+      <w:lvlJc w:val="left"/>
+      <w:pPr>
+        <w:tabs>
+          <w:tab w:val="num" w:pos="6480"/>
+        </w:tabs>
+        <w:ind w:left="6480" w:hanging="360"/>
+      </w:pPr>
+      <w:rPr>
+        <w:rFonts w:ascii="Wingdings" w:hAnsi="Wingdings" w:hint="default"/>
+        <w:sz w:val="20"/>
+      </w:rPr>
+    </w:lvl>
+  </w:abstractNum>
+  <w:abstractNum w:abstractNumId="4" w15:restartNumberingAfterBreak="0">
+    <w:nsid w:val="1A7C31DD"/>
+    <w:multiLevelType w:val="multilevel"/>
+    <w:tmpl w:val="4D10E53E"/>
+    <w:lvl w:ilvl="0">
+      <w:start w:val="1"/>
+      <w:numFmt w:val="bullet"/>
+      <w:lvlText w:val=""/>
+      <w:lvlJc w:val="left"/>
+      <w:pPr>
+        <w:tabs>
+          <w:tab w:val="num" w:pos="720"/>
+        </w:tabs>
+        <w:ind w:left="720" w:hanging="360"/>
+      </w:pPr>
+      <w:rPr>
+        <w:rFonts w:ascii="Symbol" w:hAnsi="Symbol" w:hint="default"/>
+        <w:sz w:val="20"/>
+      </w:rPr>
+    </w:lvl>
+    <w:lvl w:ilvl="1" w:tentative="1">
+      <w:start w:val="1"/>
+      <w:numFmt w:val="bullet"/>
+      <w:lvlText w:val="o"/>
+      <w:lvlJc w:val="left"/>
+      <w:pPr>
+        <w:tabs>
+          <w:tab w:val="num" w:pos="1440"/>
+        </w:tabs>
+        <w:ind w:left="1440" w:hanging="360"/>
+      </w:pPr>
+      <w:rPr>
+        <w:rFonts w:ascii="Courier New" w:hAnsi="Courier New" w:hint="default"/>
+        <w:sz w:val="20"/>
+      </w:rPr>
+    </w:lvl>
+    <w:lvl w:ilvl="2" w:tentative="1">
+      <w:start w:val="1"/>
+      <w:numFmt w:val="bullet"/>
+      <w:lvlText w:val=""/>
+      <w:lvlJc w:val="left"/>
+      <w:pPr>
+        <w:tabs>
+          <w:tab w:val="num" w:pos="2160"/>
+        </w:tabs>
+        <w:ind w:left="2160" w:hanging="360"/>
+      </w:pPr>
+      <w:rPr>
+        <w:rFonts w:ascii="Wingdings" w:hAnsi="Wingdings" w:hint="default"/>
+        <w:sz w:val="20"/>
+      </w:rPr>
+    </w:lvl>
+    <w:lvl w:ilvl="3" w:tentative="1">
+      <w:start w:val="1"/>
+      <w:numFmt w:val="bullet"/>
+      <w:lvlText w:val=""/>
+      <w:lvlJc w:val="left"/>
+      <w:pPr>
+        <w:tabs>
+          <w:tab w:val="num" w:pos="2880"/>
+        </w:tabs>
+        <w:ind w:left="2880" w:hanging="360"/>
+      </w:pPr>
+      <w:rPr>
+        <w:rFonts w:ascii="Wingdings" w:hAnsi="Wingdings" w:hint="default"/>
+        <w:sz w:val="20"/>
+      </w:rPr>
+    </w:lvl>
+    <w:lvl w:ilvl="4" w:tentative="1">
+      <w:start w:val="1"/>
+      <w:numFmt w:val="bullet"/>
+      <w:lvlText w:val=""/>
+      <w:lvlJc w:val="left"/>
+      <w:pPr>
+        <w:tabs>
+          <w:tab w:val="num" w:pos="3600"/>
+        </w:tabs>
+        <w:ind w:left="3600" w:hanging="360"/>
+      </w:pPr>
+      <w:rPr>
+        <w:rFonts w:ascii="Wingdings" w:hAnsi="Wingdings" w:hint="default"/>
+        <w:sz w:val="20"/>
+      </w:rPr>
+    </w:lvl>
+    <w:lvl w:ilvl="5" w:tentative="1">
+      <w:start w:val="1"/>
+      <w:numFmt w:val="bullet"/>
+      <w:lvlText w:val=""/>
+      <w:lvlJc w:val="left"/>
+      <w:pPr>
+        <w:tabs>
+          <w:tab w:val="num" w:pos="4320"/>
+        </w:tabs>
+        <w:ind w:left="4320" w:hanging="360"/>
+      </w:pPr>
+      <w:rPr>
+        <w:rFonts w:ascii="Wingdings" w:hAnsi="Wingdings" w:hint="default"/>
+        <w:sz w:val="20"/>
+      </w:rPr>
+    </w:lvl>
+    <w:lvl w:ilvl="6" w:tentative="1">
+      <w:start w:val="1"/>
+      <w:numFmt w:val="bullet"/>
+      <w:lvlText w:val=""/>
+      <w:lvlJc w:val="left"/>
+      <w:pPr>
+        <w:tabs>
+          <w:tab w:val="num" w:pos="5040"/>
+        </w:tabs>
+        <w:ind w:left="5040" w:hanging="360"/>
+      </w:pPr>
+      <w:rPr>
+        <w:rFonts w:ascii="Wingdings" w:hAnsi="Wingdings" w:hint="default"/>
+        <w:sz w:val="20"/>
+      </w:rPr>
+    </w:lvl>
+    <w:lvl w:ilvl="7" w:tentative="1">
+      <w:start w:val="1"/>
+      <w:numFmt w:val="bullet"/>
+      <w:lvlText w:val=""/>
+      <w:lvlJc w:val="left"/>
+      <w:pPr>
+        <w:tabs>
+          <w:tab w:val="num" w:pos="5760"/>
+        </w:tabs>
+        <w:ind w:left="5760" w:hanging="360"/>
+      </w:pPr>
+      <w:rPr>
+        <w:rFonts w:ascii="Wingdings" w:hAnsi="Wingdings" w:hint="default"/>
+        <w:sz w:val="20"/>
+      </w:rPr>
+    </w:lvl>
+    <w:lvl w:ilvl="8" w:tentative="1">
+      <w:start w:val="1"/>
+      <w:numFmt w:val="bullet"/>
+      <w:lvlText w:val=""/>
+      <w:lvlJc w:val="left"/>
+      <w:pPr>
+        <w:tabs>
+          <w:tab w:val="num" w:pos="6480"/>
+        </w:tabs>
+        <w:ind w:left="6480" w:hanging="360"/>
+      </w:pPr>
+      <w:rPr>
+        <w:rFonts w:ascii="Wingdings" w:hAnsi="Wingdings" w:hint="default"/>
+        <w:sz w:val="20"/>
+      </w:rPr>
+    </w:lvl>
+  </w:abstractNum>
+  <w:abstractNum w:abstractNumId="5" w15:restartNumberingAfterBreak="0">
+    <w:nsid w:val="1DDC3B99"/>
+    <w:multiLevelType w:val="multilevel"/>
+    <w:tmpl w:val="2F7E652C"/>
+    <w:lvl w:ilvl="0">
+      <w:start w:val="1"/>
+      <w:numFmt w:val="bullet"/>
+      <w:lvlText w:val=""/>
+      <w:lvlJc w:val="left"/>
+      <w:pPr>
+        <w:tabs>
+          <w:tab w:val="num" w:pos="720"/>
+        </w:tabs>
+        <w:ind w:left="720" w:hanging="360"/>
+      </w:pPr>
+      <w:rPr>
+        <w:rFonts w:ascii="Symbol" w:hAnsi="Symbol" w:hint="default"/>
+        <w:sz w:val="20"/>
+      </w:rPr>
+    </w:lvl>
+    <w:lvl w:ilvl="1" w:tentative="1">
+      <w:start w:val="1"/>
+      <w:numFmt w:val="bullet"/>
+      <w:lvlText w:val="o"/>
+      <w:lvlJc w:val="left"/>
+      <w:pPr>
+        <w:tabs>
+          <w:tab w:val="num" w:pos="1440"/>
+        </w:tabs>
+        <w:ind w:left="1440" w:hanging="360"/>
+      </w:pPr>
+      <w:rPr>
+        <w:rFonts w:ascii="Courier New" w:hAnsi="Courier New" w:hint="default"/>
+        <w:sz w:val="20"/>
+      </w:rPr>
+    </w:lvl>
+    <w:lvl w:ilvl="2" w:tentative="1">
+      <w:start w:val="1"/>
+      <w:numFmt w:val="bullet"/>
+      <w:lvlText w:val=""/>
+      <w:lvlJc w:val="left"/>
+      <w:pPr>
+        <w:tabs>
+          <w:tab w:val="num" w:pos="2160"/>
+        </w:tabs>
+        <w:ind w:left="2160" w:hanging="360"/>
+      </w:pPr>
+      <w:rPr>
+        <w:rFonts w:ascii="Wingdings" w:hAnsi="Wingdings" w:hint="default"/>
+        <w:sz w:val="20"/>
+      </w:rPr>
+    </w:lvl>
+    <w:lvl w:ilvl="3" w:tentative="1">
+      <w:start w:val="1"/>
+      <w:numFmt w:val="bullet"/>
+      <w:lvlText w:val=""/>
+      <w:lvlJc w:val="left"/>
+      <w:pPr>
+        <w:tabs>
+          <w:tab w:val="num" w:pos="2880"/>
+        </w:tabs>
+        <w:ind w:left="2880" w:hanging="360"/>
+      </w:pPr>
+      <w:rPr>
+        <w:rFonts w:ascii="Wingdings" w:hAnsi="Wingdings" w:hint="default"/>
+        <w:sz w:val="20"/>
+      </w:rPr>
+    </w:lvl>
+    <w:lvl w:ilvl="4" w:tentative="1">
+      <w:start w:val="1"/>
+      <w:numFmt w:val="bullet"/>
+      <w:lvlText w:val=""/>
+      <w:lvlJc w:val="left"/>
+      <w:pPr>
+        <w:tabs>
+          <w:tab w:val="num" w:pos="3600"/>
+        </w:tabs>
+        <w:ind w:left="3600" w:hanging="360"/>
+      </w:pPr>
+      <w:rPr>
+        <w:rFonts w:ascii="Wingdings" w:hAnsi="Wingdings" w:hint="default"/>
+        <w:sz w:val="20"/>
+      </w:rPr>
+    </w:lvl>
+    <w:lvl w:ilvl="5" w:tentative="1">
+      <w:start w:val="1"/>
+      <w:numFmt w:val="bullet"/>
+      <w:lvlText w:val=""/>
+      <w:lvlJc w:val="left"/>
+      <w:pPr>
+        <w:tabs>
+          <w:tab w:val="num" w:pos="4320"/>
+        </w:tabs>
+        <w:ind w:left="4320" w:hanging="360"/>
+      </w:pPr>
+      <w:rPr>
+        <w:rFonts w:ascii="Wingdings" w:hAnsi="Wingdings" w:hint="default"/>
+        <w:sz w:val="20"/>
+      </w:rPr>
+    </w:lvl>
+    <w:lvl w:ilvl="6" w:tentative="1">
+      <w:start w:val="1"/>
+      <w:numFmt w:val="bullet"/>
+      <w:lvlText w:val=""/>
+      <w:lvlJc w:val="left"/>
+      <w:pPr>
+        <w:tabs>
+          <w:tab w:val="num" w:pos="5040"/>
+        </w:tabs>
+        <w:ind w:left="5040" w:hanging="360"/>
+      </w:pPr>
+      <w:rPr>
+        <w:rFonts w:ascii="Wingdings" w:hAnsi="Wingdings" w:hint="default"/>
+        <w:sz w:val="20"/>
+      </w:rPr>
+    </w:lvl>
+    <w:lvl w:ilvl="7" w:tentative="1">
+      <w:start w:val="1"/>
+      <w:numFmt w:val="bullet"/>
+      <w:lvlText w:val=""/>
+      <w:lvlJc w:val="left"/>
+      <w:pPr>
+        <w:tabs>
+          <w:tab w:val="num" w:pos="5760"/>
+        </w:tabs>
+        <w:ind w:left="5760" w:hanging="360"/>
+      </w:pPr>
+      <w:rPr>
+        <w:rFonts w:ascii="Wingdings" w:hAnsi="Wingdings" w:hint="default"/>
+        <w:sz w:val="20"/>
+      </w:rPr>
+    </w:lvl>
+    <w:lvl w:ilvl="8" w:tentative="1">
+      <w:start w:val="1"/>
+      <w:numFmt w:val="bullet"/>
+      <w:lvlText w:val=""/>
+      <w:lvlJc w:val="left"/>
+      <w:pPr>
+        <w:tabs>
+          <w:tab w:val="num" w:pos="6480"/>
+        </w:tabs>
+        <w:ind w:left="6480" w:hanging="360"/>
+      </w:pPr>
+      <w:rPr>
+        <w:rFonts w:ascii="Wingdings" w:hAnsi="Wingdings" w:hint="default"/>
+        <w:sz w:val="20"/>
+      </w:rPr>
+    </w:lvl>
+  </w:abstractNum>
+  <w:abstractNum w:abstractNumId="6" w15:restartNumberingAfterBreak="0">
+    <w:nsid w:val="1F787D49"/>
+    <w:multiLevelType w:val="multilevel"/>
+    <w:tmpl w:val="66600BCE"/>
+    <w:lvl w:ilvl="0">
+      <w:start w:val="1"/>
+      <w:numFmt w:val="bullet"/>
+      <w:lvlText w:val=""/>
+      <w:lvlJc w:val="left"/>
+      <w:pPr>
+        <w:tabs>
+          <w:tab w:val="num" w:pos="720"/>
+        </w:tabs>
+        <w:ind w:left="720" w:hanging="360"/>
+      </w:pPr>
+      <w:rPr>
+        <w:rFonts w:ascii="Symbol" w:hAnsi="Symbol" w:hint="default"/>
+        <w:sz w:val="20"/>
+      </w:rPr>
+    </w:lvl>
+    <w:lvl w:ilvl="1" w:tentative="1">
+      <w:start w:val="1"/>
+      <w:numFmt w:val="bullet"/>
+      <w:lvlText w:val="o"/>
+      <w:lvlJc w:val="left"/>
+      <w:pPr>
+        <w:tabs>
+          <w:tab w:val="num" w:pos="1440"/>
+        </w:tabs>
+        <w:ind w:left="1440" w:hanging="360"/>
+      </w:pPr>
+      <w:rPr>
+        <w:rFonts w:ascii="Courier New" w:hAnsi="Courier New" w:hint="default"/>
+        <w:sz w:val="20"/>
+      </w:rPr>
+    </w:lvl>
+    <w:lvl w:ilvl="2" w:tentative="1">
+      <w:start w:val="1"/>
+      <w:numFmt w:val="bullet"/>
+      <w:lvlText w:val=""/>
+      <w:lvlJc w:val="left"/>
+      <w:pPr>
+        <w:tabs>
+          <w:tab w:val="num" w:pos="2160"/>
+        </w:tabs>
+        <w:ind w:left="2160" w:hanging="360"/>
+      </w:pPr>
+      <w:rPr>
+        <w:rFonts w:ascii="Wingdings" w:hAnsi="Wingdings" w:hint="default"/>
+        <w:sz w:val="20"/>
+      </w:rPr>
+    </w:lvl>
+    <w:lvl w:ilvl="3" w:tentative="1">
+      <w:start w:val="1"/>
+      <w:numFmt w:val="bullet"/>
+      <w:lvlText w:val=""/>
+      <w:lvlJc w:val="left"/>
+      <w:pPr>
+        <w:tabs>
+          <w:tab w:val="num" w:pos="2880"/>
+        </w:tabs>
+        <w:ind w:left="2880" w:hanging="360"/>
+      </w:pPr>
+      <w:rPr>
+        <w:rFonts w:ascii="Wingdings" w:hAnsi="Wingdings" w:hint="default"/>
+        <w:sz w:val="20"/>
+      </w:rPr>
+    </w:lvl>
+    <w:lvl w:ilvl="4" w:tentative="1">
+      <w:start w:val="1"/>
+      <w:numFmt w:val="bullet"/>
+      <w:lvlText w:val=""/>
+      <w:lvlJc w:val="left"/>
+      <w:pPr>
+        <w:tabs>
+          <w:tab w:val="num" w:pos="3600"/>
+        </w:tabs>
+        <w:ind w:left="3600" w:hanging="360"/>
+      </w:pPr>
+      <w:rPr>
+        <w:rFonts w:ascii="Wingdings" w:hAnsi="Wingdings" w:hint="default"/>
+        <w:sz w:val="20"/>
+      </w:rPr>
+    </w:lvl>
+    <w:lvl w:ilvl="5" w:tentative="1">
+      <w:start w:val="1"/>
+      <w:numFmt w:val="bullet"/>
+      <w:lvlText w:val=""/>
+      <w:lvlJc w:val="left"/>
+      <w:pPr>
+        <w:tabs>
+          <w:tab w:val="num" w:pos="4320"/>
+        </w:tabs>
+        <w:ind w:left="4320" w:hanging="360"/>
+      </w:pPr>
+      <w:rPr>
+        <w:rFonts w:ascii="Wingdings" w:hAnsi="Wingdings" w:hint="default"/>
+        <w:sz w:val="20"/>
+      </w:rPr>
+    </w:lvl>
+    <w:lvl w:ilvl="6" w:tentative="1">
+      <w:start w:val="1"/>
+      <w:numFmt w:val="bullet"/>
+      <w:lvlText w:val=""/>
+      <w:lvlJc w:val="left"/>
+      <w:pPr>
+        <w:tabs>
+          <w:tab w:val="num" w:pos="5040"/>
+        </w:tabs>
+        <w:ind w:left="5040" w:hanging="360"/>
+      </w:pPr>
+      <w:rPr>
+        <w:rFonts w:ascii="Wingdings" w:hAnsi="Wingdings" w:hint="default"/>
+        <w:sz w:val="20"/>
+      </w:rPr>
+    </w:lvl>
+    <w:lvl w:ilvl="7" w:tentative="1">
+      <w:start w:val="1"/>
+      <w:numFmt w:val="bullet"/>
+      <w:lvlText w:val=""/>
+      <w:lvlJc w:val="left"/>
+      <w:pPr>
+        <w:tabs>
+          <w:tab w:val="num" w:pos="5760"/>
+        </w:tabs>
+        <w:ind w:left="5760" w:hanging="360"/>
+      </w:pPr>
+      <w:rPr>
+        <w:rFonts w:ascii="Wingdings" w:hAnsi="Wingdings" w:hint="default"/>
+        <w:sz w:val="20"/>
+      </w:rPr>
+    </w:lvl>
+    <w:lvl w:ilvl="8" w:tentative="1">
+      <w:start w:val="1"/>
+      <w:numFmt w:val="bullet"/>
+      <w:lvlText w:val=""/>
+      <w:lvlJc w:val="left"/>
+      <w:pPr>
+        <w:tabs>
+          <w:tab w:val="num" w:pos="6480"/>
+        </w:tabs>
+        <w:ind w:left="6480" w:hanging="360"/>
+      </w:pPr>
+      <w:rPr>
+        <w:rFonts w:ascii="Wingdings" w:hAnsi="Wingdings" w:hint="default"/>
+        <w:sz w:val="20"/>
+      </w:rPr>
+    </w:lvl>
+  </w:abstractNum>
+  <w:abstractNum w:abstractNumId="7" w15:restartNumberingAfterBreak="0">
     <w:nsid w:val="20EA5FC3"/>
     <w:multiLevelType w:val="multilevel"/>
     <w:tmpl w:val="E77E942E"/>
@@ -2568,7 +4551,454 @@
       </w:rPr>
     </w:lvl>
   </w:abstractNum>
-  <w:abstractNum w:abstractNumId="2" w15:restartNumberingAfterBreak="0">
+  <w:abstractNum w:abstractNumId="8" w15:restartNumberingAfterBreak="0">
+    <w:nsid w:val="23883EE5"/>
+    <w:multiLevelType w:val="multilevel"/>
+    <w:tmpl w:val="0E3430B2"/>
+    <w:lvl w:ilvl="0">
+      <w:start w:val="1"/>
+      <w:numFmt w:val="bullet"/>
+      <w:lvlText w:val=""/>
+      <w:lvlJc w:val="left"/>
+      <w:pPr>
+        <w:tabs>
+          <w:tab w:val="num" w:pos="720"/>
+        </w:tabs>
+        <w:ind w:left="720" w:hanging="360"/>
+      </w:pPr>
+      <w:rPr>
+        <w:rFonts w:ascii="Symbol" w:hAnsi="Symbol" w:hint="default"/>
+        <w:sz w:val="20"/>
+      </w:rPr>
+    </w:lvl>
+    <w:lvl w:ilvl="1" w:tentative="1">
+      <w:start w:val="1"/>
+      <w:numFmt w:val="bullet"/>
+      <w:lvlText w:val="o"/>
+      <w:lvlJc w:val="left"/>
+      <w:pPr>
+        <w:tabs>
+          <w:tab w:val="num" w:pos="1440"/>
+        </w:tabs>
+        <w:ind w:left="1440" w:hanging="360"/>
+      </w:pPr>
+      <w:rPr>
+        <w:rFonts w:ascii="Courier New" w:hAnsi="Courier New" w:hint="default"/>
+        <w:sz w:val="20"/>
+      </w:rPr>
+    </w:lvl>
+    <w:lvl w:ilvl="2" w:tentative="1">
+      <w:start w:val="1"/>
+      <w:numFmt w:val="bullet"/>
+      <w:lvlText w:val=""/>
+      <w:lvlJc w:val="left"/>
+      <w:pPr>
+        <w:tabs>
+          <w:tab w:val="num" w:pos="2160"/>
+        </w:tabs>
+        <w:ind w:left="2160" w:hanging="360"/>
+      </w:pPr>
+      <w:rPr>
+        <w:rFonts w:ascii="Wingdings" w:hAnsi="Wingdings" w:hint="default"/>
+        <w:sz w:val="20"/>
+      </w:rPr>
+    </w:lvl>
+    <w:lvl w:ilvl="3" w:tentative="1">
+      <w:start w:val="1"/>
+      <w:numFmt w:val="bullet"/>
+      <w:lvlText w:val=""/>
+      <w:lvlJc w:val="left"/>
+      <w:pPr>
+        <w:tabs>
+          <w:tab w:val="num" w:pos="2880"/>
+        </w:tabs>
+        <w:ind w:left="2880" w:hanging="360"/>
+      </w:pPr>
+      <w:rPr>
+        <w:rFonts w:ascii="Wingdings" w:hAnsi="Wingdings" w:hint="default"/>
+        <w:sz w:val="20"/>
+      </w:rPr>
+    </w:lvl>
+    <w:lvl w:ilvl="4" w:tentative="1">
+      <w:start w:val="1"/>
+      <w:numFmt w:val="bullet"/>
+      <w:lvlText w:val=""/>
+      <w:lvlJc w:val="left"/>
+      <w:pPr>
+        <w:tabs>
+          <w:tab w:val="num" w:pos="3600"/>
+        </w:tabs>
+        <w:ind w:left="3600" w:hanging="360"/>
+      </w:pPr>
+      <w:rPr>
+        <w:rFonts w:ascii="Wingdings" w:hAnsi="Wingdings" w:hint="default"/>
+        <w:sz w:val="20"/>
+      </w:rPr>
+    </w:lvl>
+    <w:lvl w:ilvl="5" w:tentative="1">
+      <w:start w:val="1"/>
+      <w:numFmt w:val="bullet"/>
+      <w:lvlText w:val=""/>
+      <w:lvlJc w:val="left"/>
+      <w:pPr>
+        <w:tabs>
+          <w:tab w:val="num" w:pos="4320"/>
+        </w:tabs>
+        <w:ind w:left="4320" w:hanging="360"/>
+      </w:pPr>
+      <w:rPr>
+        <w:rFonts w:ascii="Wingdings" w:hAnsi="Wingdings" w:hint="default"/>
+        <w:sz w:val="20"/>
+      </w:rPr>
+    </w:lvl>
+    <w:lvl w:ilvl="6" w:tentative="1">
+      <w:start w:val="1"/>
+      <w:numFmt w:val="bullet"/>
+      <w:lvlText w:val=""/>
+      <w:lvlJc w:val="left"/>
+      <w:pPr>
+        <w:tabs>
+          <w:tab w:val="num" w:pos="5040"/>
+        </w:tabs>
+        <w:ind w:left="5040" w:hanging="360"/>
+      </w:pPr>
+      <w:rPr>
+        <w:rFonts w:ascii="Wingdings" w:hAnsi="Wingdings" w:hint="default"/>
+        <w:sz w:val="20"/>
+      </w:rPr>
+    </w:lvl>
+    <w:lvl w:ilvl="7" w:tentative="1">
+      <w:start w:val="1"/>
+      <w:numFmt w:val="bullet"/>
+      <w:lvlText w:val=""/>
+      <w:lvlJc w:val="left"/>
+      <w:pPr>
+        <w:tabs>
+          <w:tab w:val="num" w:pos="5760"/>
+        </w:tabs>
+        <w:ind w:left="5760" w:hanging="360"/>
+      </w:pPr>
+      <w:rPr>
+        <w:rFonts w:ascii="Wingdings" w:hAnsi="Wingdings" w:hint="default"/>
+        <w:sz w:val="20"/>
+      </w:rPr>
+    </w:lvl>
+    <w:lvl w:ilvl="8" w:tentative="1">
+      <w:start w:val="1"/>
+      <w:numFmt w:val="bullet"/>
+      <w:lvlText w:val=""/>
+      <w:lvlJc w:val="left"/>
+      <w:pPr>
+        <w:tabs>
+          <w:tab w:val="num" w:pos="6480"/>
+        </w:tabs>
+        <w:ind w:left="6480" w:hanging="360"/>
+      </w:pPr>
+      <w:rPr>
+        <w:rFonts w:ascii="Wingdings" w:hAnsi="Wingdings" w:hint="default"/>
+        <w:sz w:val="20"/>
+      </w:rPr>
+    </w:lvl>
+  </w:abstractNum>
+  <w:abstractNum w:abstractNumId="9" w15:restartNumberingAfterBreak="0">
+    <w:nsid w:val="33476829"/>
+    <w:multiLevelType w:val="multilevel"/>
+    <w:tmpl w:val="65CCADDE"/>
+    <w:lvl w:ilvl="0">
+      <w:start w:val="1"/>
+      <w:numFmt w:val="bullet"/>
+      <w:lvlText w:val=""/>
+      <w:lvlJc w:val="left"/>
+      <w:pPr>
+        <w:tabs>
+          <w:tab w:val="num" w:pos="720"/>
+        </w:tabs>
+        <w:ind w:left="720" w:hanging="360"/>
+      </w:pPr>
+      <w:rPr>
+        <w:rFonts w:ascii="Symbol" w:hAnsi="Symbol" w:hint="default"/>
+        <w:sz w:val="20"/>
+      </w:rPr>
+    </w:lvl>
+    <w:lvl w:ilvl="1" w:tentative="1">
+      <w:start w:val="1"/>
+      <w:numFmt w:val="bullet"/>
+      <w:lvlText w:val="o"/>
+      <w:lvlJc w:val="left"/>
+      <w:pPr>
+        <w:tabs>
+          <w:tab w:val="num" w:pos="1440"/>
+        </w:tabs>
+        <w:ind w:left="1440" w:hanging="360"/>
+      </w:pPr>
+      <w:rPr>
+        <w:rFonts w:ascii="Courier New" w:hAnsi="Courier New" w:hint="default"/>
+        <w:sz w:val="20"/>
+      </w:rPr>
+    </w:lvl>
+    <w:lvl w:ilvl="2" w:tentative="1">
+      <w:start w:val="1"/>
+      <w:numFmt w:val="bullet"/>
+      <w:lvlText w:val=""/>
+      <w:lvlJc w:val="left"/>
+      <w:pPr>
+        <w:tabs>
+          <w:tab w:val="num" w:pos="2160"/>
+        </w:tabs>
+        <w:ind w:left="2160" w:hanging="360"/>
+      </w:pPr>
+      <w:rPr>
+        <w:rFonts w:ascii="Wingdings" w:hAnsi="Wingdings" w:hint="default"/>
+        <w:sz w:val="20"/>
+      </w:rPr>
+    </w:lvl>
+    <w:lvl w:ilvl="3" w:tentative="1">
+      <w:start w:val="1"/>
+      <w:numFmt w:val="bullet"/>
+      <w:lvlText w:val=""/>
+      <w:lvlJc w:val="left"/>
+      <w:pPr>
+        <w:tabs>
+          <w:tab w:val="num" w:pos="2880"/>
+        </w:tabs>
+        <w:ind w:left="2880" w:hanging="360"/>
+      </w:pPr>
+      <w:rPr>
+        <w:rFonts w:ascii="Wingdings" w:hAnsi="Wingdings" w:hint="default"/>
+        <w:sz w:val="20"/>
+      </w:rPr>
+    </w:lvl>
+    <w:lvl w:ilvl="4" w:tentative="1">
+      <w:start w:val="1"/>
+      <w:numFmt w:val="bullet"/>
+      <w:lvlText w:val=""/>
+      <w:lvlJc w:val="left"/>
+      <w:pPr>
+        <w:tabs>
+          <w:tab w:val="num" w:pos="3600"/>
+        </w:tabs>
+        <w:ind w:left="3600" w:hanging="360"/>
+      </w:pPr>
+      <w:rPr>
+        <w:rFonts w:ascii="Wingdings" w:hAnsi="Wingdings" w:hint="default"/>
+        <w:sz w:val="20"/>
+      </w:rPr>
+    </w:lvl>
+    <w:lvl w:ilvl="5" w:tentative="1">
+      <w:start w:val="1"/>
+      <w:numFmt w:val="bullet"/>
+      <w:lvlText w:val=""/>
+      <w:lvlJc w:val="left"/>
+      <w:pPr>
+        <w:tabs>
+          <w:tab w:val="num" w:pos="4320"/>
+        </w:tabs>
+        <w:ind w:left="4320" w:hanging="360"/>
+      </w:pPr>
+      <w:rPr>
+        <w:rFonts w:ascii="Wingdings" w:hAnsi="Wingdings" w:hint="default"/>
+        <w:sz w:val="20"/>
+      </w:rPr>
+    </w:lvl>
+    <w:lvl w:ilvl="6" w:tentative="1">
+      <w:start w:val="1"/>
+      <w:numFmt w:val="bullet"/>
+      <w:lvlText w:val=""/>
+      <w:lvlJc w:val="left"/>
+      <w:pPr>
+        <w:tabs>
+          <w:tab w:val="num" w:pos="5040"/>
+        </w:tabs>
+        <w:ind w:left="5040" w:hanging="360"/>
+      </w:pPr>
+      <w:rPr>
+        <w:rFonts w:ascii="Wingdings" w:hAnsi="Wingdings" w:hint="default"/>
+        <w:sz w:val="20"/>
+      </w:rPr>
+    </w:lvl>
+    <w:lvl w:ilvl="7" w:tentative="1">
+      <w:start w:val="1"/>
+      <w:numFmt w:val="bullet"/>
+      <w:lvlText w:val=""/>
+      <w:lvlJc w:val="left"/>
+      <w:pPr>
+        <w:tabs>
+          <w:tab w:val="num" w:pos="5760"/>
+        </w:tabs>
+        <w:ind w:left="5760" w:hanging="360"/>
+      </w:pPr>
+      <w:rPr>
+        <w:rFonts w:ascii="Wingdings" w:hAnsi="Wingdings" w:hint="default"/>
+        <w:sz w:val="20"/>
+      </w:rPr>
+    </w:lvl>
+    <w:lvl w:ilvl="8" w:tentative="1">
+      <w:start w:val="1"/>
+      <w:numFmt w:val="bullet"/>
+      <w:lvlText w:val=""/>
+      <w:lvlJc w:val="left"/>
+      <w:pPr>
+        <w:tabs>
+          <w:tab w:val="num" w:pos="6480"/>
+        </w:tabs>
+        <w:ind w:left="6480" w:hanging="360"/>
+      </w:pPr>
+      <w:rPr>
+        <w:rFonts w:ascii="Wingdings" w:hAnsi="Wingdings" w:hint="default"/>
+        <w:sz w:val="20"/>
+      </w:rPr>
+    </w:lvl>
+  </w:abstractNum>
+  <w:abstractNum w:abstractNumId="10" w15:restartNumberingAfterBreak="0">
+    <w:nsid w:val="38F71D8C"/>
+    <w:multiLevelType w:val="multilevel"/>
+    <w:tmpl w:val="6824A6F0"/>
+    <w:lvl w:ilvl="0">
+      <w:start w:val="1"/>
+      <w:numFmt w:val="bullet"/>
+      <w:lvlText w:val=""/>
+      <w:lvlJc w:val="left"/>
+      <w:pPr>
+        <w:tabs>
+          <w:tab w:val="num" w:pos="720"/>
+        </w:tabs>
+        <w:ind w:left="720" w:hanging="360"/>
+      </w:pPr>
+      <w:rPr>
+        <w:rFonts w:ascii="Symbol" w:hAnsi="Symbol" w:hint="default"/>
+        <w:sz w:val="20"/>
+      </w:rPr>
+    </w:lvl>
+    <w:lvl w:ilvl="1" w:tentative="1">
+      <w:start w:val="1"/>
+      <w:numFmt w:val="bullet"/>
+      <w:lvlText w:val="o"/>
+      <w:lvlJc w:val="left"/>
+      <w:pPr>
+        <w:tabs>
+          <w:tab w:val="num" w:pos="1440"/>
+        </w:tabs>
+        <w:ind w:left="1440" w:hanging="360"/>
+      </w:pPr>
+      <w:rPr>
+        <w:rFonts w:ascii="Courier New" w:hAnsi="Courier New" w:hint="default"/>
+        <w:sz w:val="20"/>
+      </w:rPr>
+    </w:lvl>
+    <w:lvl w:ilvl="2" w:tentative="1">
+      <w:start w:val="1"/>
+      <w:numFmt w:val="bullet"/>
+      <w:lvlText w:val=""/>
+      <w:lvlJc w:val="left"/>
+      <w:pPr>
+        <w:tabs>
+          <w:tab w:val="num" w:pos="2160"/>
+        </w:tabs>
+        <w:ind w:left="2160" w:hanging="360"/>
+      </w:pPr>
+      <w:rPr>
+        <w:rFonts w:ascii="Wingdings" w:hAnsi="Wingdings" w:hint="default"/>
+        <w:sz w:val="20"/>
+      </w:rPr>
+    </w:lvl>
+    <w:lvl w:ilvl="3" w:tentative="1">
+      <w:start w:val="1"/>
+      <w:numFmt w:val="bullet"/>
+      <w:lvlText w:val=""/>
+      <w:lvlJc w:val="left"/>
+      <w:pPr>
+        <w:tabs>
+          <w:tab w:val="num" w:pos="2880"/>
+        </w:tabs>
+        <w:ind w:left="2880" w:hanging="360"/>
+      </w:pPr>
+      <w:rPr>
+        <w:rFonts w:ascii="Wingdings" w:hAnsi="Wingdings" w:hint="default"/>
+        <w:sz w:val="20"/>
+      </w:rPr>
+    </w:lvl>
+    <w:lvl w:ilvl="4" w:tentative="1">
+      <w:start w:val="1"/>
+      <w:numFmt w:val="bullet"/>
+      <w:lvlText w:val=""/>
+      <w:lvlJc w:val="left"/>
+      <w:pPr>
+        <w:tabs>
+          <w:tab w:val="num" w:pos="3600"/>
+        </w:tabs>
+        <w:ind w:left="3600" w:hanging="360"/>
+      </w:pPr>
+      <w:rPr>
+        <w:rFonts w:ascii="Wingdings" w:hAnsi="Wingdings" w:hint="default"/>
+        <w:sz w:val="20"/>
+      </w:rPr>
+    </w:lvl>
+    <w:lvl w:ilvl="5" w:tentative="1">
+      <w:start w:val="1"/>
+      <w:numFmt w:val="bullet"/>
+      <w:lvlText w:val=""/>
+      <w:lvlJc w:val="left"/>
+      <w:pPr>
+        <w:tabs>
+          <w:tab w:val="num" w:pos="4320"/>
+        </w:tabs>
+        <w:ind w:left="4320" w:hanging="360"/>
+      </w:pPr>
+      <w:rPr>
+        <w:rFonts w:ascii="Wingdings" w:hAnsi="Wingdings" w:hint="default"/>
+        <w:sz w:val="20"/>
+      </w:rPr>
+    </w:lvl>
+    <w:lvl w:ilvl="6" w:tentative="1">
+      <w:start w:val="1"/>
+      <w:numFmt w:val="bullet"/>
+      <w:lvlText w:val=""/>
+      <w:lvlJc w:val="left"/>
+      <w:pPr>
+        <w:tabs>
+          <w:tab w:val="num" w:pos="5040"/>
+        </w:tabs>
+        <w:ind w:left="5040" w:hanging="360"/>
+      </w:pPr>
+      <w:rPr>
+        <w:rFonts w:ascii="Wingdings" w:hAnsi="Wingdings" w:hint="default"/>
+        <w:sz w:val="20"/>
+      </w:rPr>
+    </w:lvl>
+    <w:lvl w:ilvl="7" w:tentative="1">
+      <w:start w:val="1"/>
+      <w:numFmt w:val="bullet"/>
+      <w:lvlText w:val=""/>
+      <w:lvlJc w:val="left"/>
+      <w:pPr>
+        <w:tabs>
+          <w:tab w:val="num" w:pos="5760"/>
+        </w:tabs>
+        <w:ind w:left="5760" w:hanging="360"/>
+      </w:pPr>
+      <w:rPr>
+        <w:rFonts w:ascii="Wingdings" w:hAnsi="Wingdings" w:hint="default"/>
+        <w:sz w:val="20"/>
+      </w:rPr>
+    </w:lvl>
+    <w:lvl w:ilvl="8" w:tentative="1">
+      <w:start w:val="1"/>
+      <w:numFmt w:val="bullet"/>
+      <w:lvlText w:val=""/>
+      <w:lvlJc w:val="left"/>
+      <w:pPr>
+        <w:tabs>
+          <w:tab w:val="num" w:pos="6480"/>
+        </w:tabs>
+        <w:ind w:left="6480" w:hanging="360"/>
+      </w:pPr>
+      <w:rPr>
+        <w:rFonts w:ascii="Wingdings" w:hAnsi="Wingdings" w:hint="default"/>
+        <w:sz w:val="20"/>
+      </w:rPr>
+    </w:lvl>
+  </w:abstractNum>
+  <w:abstractNum w:abstractNumId="11" w15:restartNumberingAfterBreak="0">
     <w:nsid w:val="3A422948"/>
     <w:multiLevelType w:val="hybridMultilevel"/>
     <w:tmpl w:val="DCECCE9A"/>
@@ -2681,7 +5111,7 @@
       </w:rPr>
     </w:lvl>
   </w:abstractNum>
-  <w:abstractNum w:abstractNumId="3" w15:restartNumberingAfterBreak="0">
+  <w:abstractNum w:abstractNumId="12" w15:restartNumberingAfterBreak="0">
     <w:nsid w:val="3EC12C24"/>
     <w:multiLevelType w:val="multilevel"/>
     <w:tmpl w:val="4A04EB88"/>
@@ -2785,7 +5215,156 @@
       </w:rPr>
     </w:lvl>
   </w:abstractNum>
-  <w:abstractNum w:abstractNumId="4" w15:restartNumberingAfterBreak="0">
+  <w:abstractNum w:abstractNumId="13" w15:restartNumberingAfterBreak="0">
+    <w:nsid w:val="3FDC2A9E"/>
+    <w:multiLevelType w:val="multilevel"/>
+    <w:tmpl w:val="4E6CFB00"/>
+    <w:lvl w:ilvl="0">
+      <w:start w:val="1"/>
+      <w:numFmt w:val="bullet"/>
+      <w:lvlText w:val=""/>
+      <w:lvlJc w:val="left"/>
+      <w:pPr>
+        <w:tabs>
+          <w:tab w:val="num" w:pos="720"/>
+        </w:tabs>
+        <w:ind w:left="720" w:hanging="360"/>
+      </w:pPr>
+      <w:rPr>
+        <w:rFonts w:ascii="Symbol" w:hAnsi="Symbol" w:hint="default"/>
+        <w:sz w:val="20"/>
+      </w:rPr>
+    </w:lvl>
+    <w:lvl w:ilvl="1" w:tentative="1">
+      <w:start w:val="1"/>
+      <w:numFmt w:val="bullet"/>
+      <w:lvlText w:val="o"/>
+      <w:lvlJc w:val="left"/>
+      <w:pPr>
+        <w:tabs>
+          <w:tab w:val="num" w:pos="1440"/>
+        </w:tabs>
+        <w:ind w:left="1440" w:hanging="360"/>
+      </w:pPr>
+      <w:rPr>
+        <w:rFonts w:ascii="Courier New" w:hAnsi="Courier New" w:hint="default"/>
+        <w:sz w:val="20"/>
+      </w:rPr>
+    </w:lvl>
+    <w:lvl w:ilvl="2" w:tentative="1">
+      <w:start w:val="1"/>
+      <w:numFmt w:val="bullet"/>
+      <w:lvlText w:val=""/>
+      <w:lvlJc w:val="left"/>
+      <w:pPr>
+        <w:tabs>
+          <w:tab w:val="num" w:pos="2160"/>
+        </w:tabs>
+        <w:ind w:left="2160" w:hanging="360"/>
+      </w:pPr>
+      <w:rPr>
+        <w:rFonts w:ascii="Wingdings" w:hAnsi="Wingdings" w:hint="default"/>
+        <w:sz w:val="20"/>
+      </w:rPr>
+    </w:lvl>
+    <w:lvl w:ilvl="3" w:tentative="1">
+      <w:start w:val="1"/>
+      <w:numFmt w:val="bullet"/>
+      <w:lvlText w:val=""/>
+      <w:lvlJc w:val="left"/>
+      <w:pPr>
+        <w:tabs>
+          <w:tab w:val="num" w:pos="2880"/>
+        </w:tabs>
+        <w:ind w:left="2880" w:hanging="360"/>
+      </w:pPr>
+      <w:rPr>
+        <w:rFonts w:ascii="Wingdings" w:hAnsi="Wingdings" w:hint="default"/>
+        <w:sz w:val="20"/>
+      </w:rPr>
+    </w:lvl>
+    <w:lvl w:ilvl="4" w:tentative="1">
+      <w:start w:val="1"/>
+      <w:numFmt w:val="bullet"/>
+      <w:lvlText w:val=""/>
+      <w:lvlJc w:val="left"/>
+      <w:pPr>
+        <w:tabs>
+          <w:tab w:val="num" w:pos="3600"/>
+        </w:tabs>
+        <w:ind w:left="3600" w:hanging="360"/>
+      </w:pPr>
+      <w:rPr>
+        <w:rFonts w:ascii="Wingdings" w:hAnsi="Wingdings" w:hint="default"/>
+        <w:sz w:val="20"/>
+      </w:rPr>
+    </w:lvl>
+    <w:lvl w:ilvl="5" w:tentative="1">
+      <w:start w:val="1"/>
+      <w:numFmt w:val="bullet"/>
+      <w:lvlText w:val=""/>
+      <w:lvlJc w:val="left"/>
+      <w:pPr>
+        <w:tabs>
+          <w:tab w:val="num" w:pos="4320"/>
+        </w:tabs>
+        <w:ind w:left="4320" w:hanging="360"/>
+      </w:pPr>
+      <w:rPr>
+        <w:rFonts w:ascii="Wingdings" w:hAnsi="Wingdings" w:hint="default"/>
+        <w:sz w:val="20"/>
+      </w:rPr>
+    </w:lvl>
+    <w:lvl w:ilvl="6" w:tentative="1">
+      <w:start w:val="1"/>
+      <w:numFmt w:val="bullet"/>
+      <w:lvlText w:val=""/>
+      <w:lvlJc w:val="left"/>
+      <w:pPr>
+        <w:tabs>
+          <w:tab w:val="num" w:pos="5040"/>
+        </w:tabs>
+        <w:ind w:left="5040" w:hanging="360"/>
+      </w:pPr>
+      <w:rPr>
+        <w:rFonts w:ascii="Wingdings" w:hAnsi="Wingdings" w:hint="default"/>
+        <w:sz w:val="20"/>
+      </w:rPr>
+    </w:lvl>
+    <w:lvl w:ilvl="7" w:tentative="1">
+      <w:start w:val="1"/>
+      <w:numFmt w:val="bullet"/>
+      <w:lvlText w:val=""/>
+      <w:lvlJc w:val="left"/>
+      <w:pPr>
+        <w:tabs>
+          <w:tab w:val="num" w:pos="5760"/>
+        </w:tabs>
+        <w:ind w:left="5760" w:hanging="360"/>
+      </w:pPr>
+      <w:rPr>
+        <w:rFonts w:ascii="Wingdings" w:hAnsi="Wingdings" w:hint="default"/>
+        <w:sz w:val="20"/>
+      </w:rPr>
+    </w:lvl>
+    <w:lvl w:ilvl="8" w:tentative="1">
+      <w:start w:val="1"/>
+      <w:numFmt w:val="bullet"/>
+      <w:lvlText w:val=""/>
+      <w:lvlJc w:val="left"/>
+      <w:pPr>
+        <w:tabs>
+          <w:tab w:val="num" w:pos="6480"/>
+        </w:tabs>
+        <w:ind w:left="6480" w:hanging="360"/>
+      </w:pPr>
+      <w:rPr>
+        <w:rFonts w:ascii="Wingdings" w:hAnsi="Wingdings" w:hint="default"/>
+        <w:sz w:val="20"/>
+      </w:rPr>
+    </w:lvl>
+  </w:abstractNum>
+  <w:abstractNum w:abstractNumId="14" w15:restartNumberingAfterBreak="0">
     <w:nsid w:val="40FA7141"/>
     <w:multiLevelType w:val="multilevel"/>
     <w:tmpl w:val="4D3423CA"/>
@@ -2889,7 +5468,603 @@
       </w:rPr>
     </w:lvl>
   </w:abstractNum>
-  <w:abstractNum w:abstractNumId="5" w15:restartNumberingAfterBreak="0">
+  <w:abstractNum w:abstractNumId="15" w15:restartNumberingAfterBreak="0">
+    <w:nsid w:val="444A00DA"/>
+    <w:multiLevelType w:val="multilevel"/>
+    <w:tmpl w:val="A8C051FA"/>
+    <w:lvl w:ilvl="0">
+      <w:start w:val="1"/>
+      <w:numFmt w:val="bullet"/>
+      <w:lvlText w:val=""/>
+      <w:lvlJc w:val="left"/>
+      <w:pPr>
+        <w:tabs>
+          <w:tab w:val="num" w:pos="720"/>
+        </w:tabs>
+        <w:ind w:left="720" w:hanging="360"/>
+      </w:pPr>
+      <w:rPr>
+        <w:rFonts w:ascii="Symbol" w:hAnsi="Symbol" w:hint="default"/>
+        <w:sz w:val="20"/>
+      </w:rPr>
+    </w:lvl>
+    <w:lvl w:ilvl="1" w:tentative="1">
+      <w:start w:val="1"/>
+      <w:numFmt w:val="bullet"/>
+      <w:lvlText w:val="o"/>
+      <w:lvlJc w:val="left"/>
+      <w:pPr>
+        <w:tabs>
+          <w:tab w:val="num" w:pos="1440"/>
+        </w:tabs>
+        <w:ind w:left="1440" w:hanging="360"/>
+      </w:pPr>
+      <w:rPr>
+        <w:rFonts w:ascii="Courier New" w:hAnsi="Courier New" w:hint="default"/>
+        <w:sz w:val="20"/>
+      </w:rPr>
+    </w:lvl>
+    <w:lvl w:ilvl="2" w:tentative="1">
+      <w:start w:val="1"/>
+      <w:numFmt w:val="bullet"/>
+      <w:lvlText w:val=""/>
+      <w:lvlJc w:val="left"/>
+      <w:pPr>
+        <w:tabs>
+          <w:tab w:val="num" w:pos="2160"/>
+        </w:tabs>
+        <w:ind w:left="2160" w:hanging="360"/>
+      </w:pPr>
+      <w:rPr>
+        <w:rFonts w:ascii="Wingdings" w:hAnsi="Wingdings" w:hint="default"/>
+        <w:sz w:val="20"/>
+      </w:rPr>
+    </w:lvl>
+    <w:lvl w:ilvl="3" w:tentative="1">
+      <w:start w:val="1"/>
+      <w:numFmt w:val="bullet"/>
+      <w:lvlText w:val=""/>
+      <w:lvlJc w:val="left"/>
+      <w:pPr>
+        <w:tabs>
+          <w:tab w:val="num" w:pos="2880"/>
+        </w:tabs>
+        <w:ind w:left="2880" w:hanging="360"/>
+      </w:pPr>
+      <w:rPr>
+        <w:rFonts w:ascii="Wingdings" w:hAnsi="Wingdings" w:hint="default"/>
+        <w:sz w:val="20"/>
+      </w:rPr>
+    </w:lvl>
+    <w:lvl w:ilvl="4" w:tentative="1">
+      <w:start w:val="1"/>
+      <w:numFmt w:val="bullet"/>
+      <w:lvlText w:val=""/>
+      <w:lvlJc w:val="left"/>
+      <w:pPr>
+        <w:tabs>
+          <w:tab w:val="num" w:pos="3600"/>
+        </w:tabs>
+        <w:ind w:left="3600" w:hanging="360"/>
+      </w:pPr>
+      <w:rPr>
+        <w:rFonts w:ascii="Wingdings" w:hAnsi="Wingdings" w:hint="default"/>
+        <w:sz w:val="20"/>
+      </w:rPr>
+    </w:lvl>
+    <w:lvl w:ilvl="5" w:tentative="1">
+      <w:start w:val="1"/>
+      <w:numFmt w:val="bullet"/>
+      <w:lvlText w:val=""/>
+      <w:lvlJc w:val="left"/>
+      <w:pPr>
+        <w:tabs>
+          <w:tab w:val="num" w:pos="4320"/>
+        </w:tabs>
+        <w:ind w:left="4320" w:hanging="360"/>
+      </w:pPr>
+      <w:rPr>
+        <w:rFonts w:ascii="Wingdings" w:hAnsi="Wingdings" w:hint="default"/>
+        <w:sz w:val="20"/>
+      </w:rPr>
+    </w:lvl>
+    <w:lvl w:ilvl="6" w:tentative="1">
+      <w:start w:val="1"/>
+      <w:numFmt w:val="bullet"/>
+      <w:lvlText w:val=""/>
+      <w:lvlJc w:val="left"/>
+      <w:pPr>
+        <w:tabs>
+          <w:tab w:val="num" w:pos="5040"/>
+        </w:tabs>
+        <w:ind w:left="5040" w:hanging="360"/>
+      </w:pPr>
+      <w:rPr>
+        <w:rFonts w:ascii="Wingdings" w:hAnsi="Wingdings" w:hint="default"/>
+        <w:sz w:val="20"/>
+      </w:rPr>
+    </w:lvl>
+    <w:lvl w:ilvl="7" w:tentative="1">
+      <w:start w:val="1"/>
+      <w:numFmt w:val="bullet"/>
+      <w:lvlText w:val=""/>
+      <w:lvlJc w:val="left"/>
+      <w:pPr>
+        <w:tabs>
+          <w:tab w:val="num" w:pos="5760"/>
+        </w:tabs>
+        <w:ind w:left="5760" w:hanging="360"/>
+      </w:pPr>
+      <w:rPr>
+        <w:rFonts w:ascii="Wingdings" w:hAnsi="Wingdings" w:hint="default"/>
+        <w:sz w:val="20"/>
+      </w:rPr>
+    </w:lvl>
+    <w:lvl w:ilvl="8" w:tentative="1">
+      <w:start w:val="1"/>
+      <w:numFmt w:val="bullet"/>
+      <w:lvlText w:val=""/>
+      <w:lvlJc w:val="left"/>
+      <w:pPr>
+        <w:tabs>
+          <w:tab w:val="num" w:pos="6480"/>
+        </w:tabs>
+        <w:ind w:left="6480" w:hanging="360"/>
+      </w:pPr>
+      <w:rPr>
+        <w:rFonts w:ascii="Wingdings" w:hAnsi="Wingdings" w:hint="default"/>
+        <w:sz w:val="20"/>
+      </w:rPr>
+    </w:lvl>
+  </w:abstractNum>
+  <w:abstractNum w:abstractNumId="16" w15:restartNumberingAfterBreak="0">
+    <w:nsid w:val="481F0738"/>
+    <w:multiLevelType w:val="multilevel"/>
+    <w:tmpl w:val="419A1948"/>
+    <w:lvl w:ilvl="0">
+      <w:start w:val="1"/>
+      <w:numFmt w:val="bullet"/>
+      <w:lvlText w:val=""/>
+      <w:lvlJc w:val="left"/>
+      <w:pPr>
+        <w:tabs>
+          <w:tab w:val="num" w:pos="720"/>
+        </w:tabs>
+        <w:ind w:left="720" w:hanging="360"/>
+      </w:pPr>
+      <w:rPr>
+        <w:rFonts w:ascii="Symbol" w:hAnsi="Symbol" w:hint="default"/>
+        <w:sz w:val="20"/>
+      </w:rPr>
+    </w:lvl>
+    <w:lvl w:ilvl="1" w:tentative="1">
+      <w:start w:val="1"/>
+      <w:numFmt w:val="bullet"/>
+      <w:lvlText w:val="o"/>
+      <w:lvlJc w:val="left"/>
+      <w:pPr>
+        <w:tabs>
+          <w:tab w:val="num" w:pos="1440"/>
+        </w:tabs>
+        <w:ind w:left="1440" w:hanging="360"/>
+      </w:pPr>
+      <w:rPr>
+        <w:rFonts w:ascii="Courier New" w:hAnsi="Courier New" w:hint="default"/>
+        <w:sz w:val="20"/>
+      </w:rPr>
+    </w:lvl>
+    <w:lvl w:ilvl="2" w:tentative="1">
+      <w:start w:val="1"/>
+      <w:numFmt w:val="bullet"/>
+      <w:lvlText w:val=""/>
+      <w:lvlJc w:val="left"/>
+      <w:pPr>
+        <w:tabs>
+          <w:tab w:val="num" w:pos="2160"/>
+        </w:tabs>
+        <w:ind w:left="2160" w:hanging="360"/>
+      </w:pPr>
+      <w:rPr>
+        <w:rFonts w:ascii="Wingdings" w:hAnsi="Wingdings" w:hint="default"/>
+        <w:sz w:val="20"/>
+      </w:rPr>
+    </w:lvl>
+    <w:lvl w:ilvl="3" w:tentative="1">
+      <w:start w:val="1"/>
+      <w:numFmt w:val="bullet"/>
+      <w:lvlText w:val=""/>
+      <w:lvlJc w:val="left"/>
+      <w:pPr>
+        <w:tabs>
+          <w:tab w:val="num" w:pos="2880"/>
+        </w:tabs>
+        <w:ind w:left="2880" w:hanging="360"/>
+      </w:pPr>
+      <w:rPr>
+        <w:rFonts w:ascii="Wingdings" w:hAnsi="Wingdings" w:hint="default"/>
+        <w:sz w:val="20"/>
+      </w:rPr>
+    </w:lvl>
+    <w:lvl w:ilvl="4" w:tentative="1">
+      <w:start w:val="1"/>
+      <w:numFmt w:val="bullet"/>
+      <w:lvlText w:val=""/>
+      <w:lvlJc w:val="left"/>
+      <w:pPr>
+        <w:tabs>
+          <w:tab w:val="num" w:pos="3600"/>
+        </w:tabs>
+        <w:ind w:left="3600" w:hanging="360"/>
+      </w:pPr>
+      <w:rPr>
+        <w:rFonts w:ascii="Wingdings" w:hAnsi="Wingdings" w:hint="default"/>
+        <w:sz w:val="20"/>
+      </w:rPr>
+    </w:lvl>
+    <w:lvl w:ilvl="5" w:tentative="1">
+      <w:start w:val="1"/>
+      <w:numFmt w:val="bullet"/>
+      <w:lvlText w:val=""/>
+      <w:lvlJc w:val="left"/>
+      <w:pPr>
+        <w:tabs>
+          <w:tab w:val="num" w:pos="4320"/>
+        </w:tabs>
+        <w:ind w:left="4320" w:hanging="360"/>
+      </w:pPr>
+      <w:rPr>
+        <w:rFonts w:ascii="Wingdings" w:hAnsi="Wingdings" w:hint="default"/>
+        <w:sz w:val="20"/>
+      </w:rPr>
+    </w:lvl>
+    <w:lvl w:ilvl="6" w:tentative="1">
+      <w:start w:val="1"/>
+      <w:numFmt w:val="bullet"/>
+      <w:lvlText w:val=""/>
+      <w:lvlJc w:val="left"/>
+      <w:pPr>
+        <w:tabs>
+          <w:tab w:val="num" w:pos="5040"/>
+        </w:tabs>
+        <w:ind w:left="5040" w:hanging="360"/>
+      </w:pPr>
+      <w:rPr>
+        <w:rFonts w:ascii="Wingdings" w:hAnsi="Wingdings" w:hint="default"/>
+        <w:sz w:val="20"/>
+      </w:rPr>
+    </w:lvl>
+    <w:lvl w:ilvl="7" w:tentative="1">
+      <w:start w:val="1"/>
+      <w:numFmt w:val="bullet"/>
+      <w:lvlText w:val=""/>
+      <w:lvlJc w:val="left"/>
+      <w:pPr>
+        <w:tabs>
+          <w:tab w:val="num" w:pos="5760"/>
+        </w:tabs>
+        <w:ind w:left="5760" w:hanging="360"/>
+      </w:pPr>
+      <w:rPr>
+        <w:rFonts w:ascii="Wingdings" w:hAnsi="Wingdings" w:hint="default"/>
+        <w:sz w:val="20"/>
+      </w:rPr>
+    </w:lvl>
+    <w:lvl w:ilvl="8" w:tentative="1">
+      <w:start w:val="1"/>
+      <w:numFmt w:val="bullet"/>
+      <w:lvlText w:val=""/>
+      <w:lvlJc w:val="left"/>
+      <w:pPr>
+        <w:tabs>
+          <w:tab w:val="num" w:pos="6480"/>
+        </w:tabs>
+        <w:ind w:left="6480" w:hanging="360"/>
+      </w:pPr>
+      <w:rPr>
+        <w:rFonts w:ascii="Wingdings" w:hAnsi="Wingdings" w:hint="default"/>
+        <w:sz w:val="20"/>
+      </w:rPr>
+    </w:lvl>
+  </w:abstractNum>
+  <w:abstractNum w:abstractNumId="17" w15:restartNumberingAfterBreak="0">
+    <w:nsid w:val="48AE0D35"/>
+    <w:multiLevelType w:val="multilevel"/>
+    <w:tmpl w:val="92D43172"/>
+    <w:lvl w:ilvl="0">
+      <w:start w:val="1"/>
+      <w:numFmt w:val="bullet"/>
+      <w:lvlText w:val=""/>
+      <w:lvlJc w:val="left"/>
+      <w:pPr>
+        <w:tabs>
+          <w:tab w:val="num" w:pos="720"/>
+        </w:tabs>
+        <w:ind w:left="720" w:hanging="360"/>
+      </w:pPr>
+      <w:rPr>
+        <w:rFonts w:ascii="Symbol" w:hAnsi="Symbol" w:hint="default"/>
+        <w:sz w:val="20"/>
+      </w:rPr>
+    </w:lvl>
+    <w:lvl w:ilvl="1" w:tentative="1">
+      <w:start w:val="1"/>
+      <w:numFmt w:val="bullet"/>
+      <w:lvlText w:val="o"/>
+      <w:lvlJc w:val="left"/>
+      <w:pPr>
+        <w:tabs>
+          <w:tab w:val="num" w:pos="1440"/>
+        </w:tabs>
+        <w:ind w:left="1440" w:hanging="360"/>
+      </w:pPr>
+      <w:rPr>
+        <w:rFonts w:ascii="Courier New" w:hAnsi="Courier New" w:hint="default"/>
+        <w:sz w:val="20"/>
+      </w:rPr>
+    </w:lvl>
+    <w:lvl w:ilvl="2" w:tentative="1">
+      <w:start w:val="1"/>
+      <w:numFmt w:val="bullet"/>
+      <w:lvlText w:val=""/>
+      <w:lvlJc w:val="left"/>
+      <w:pPr>
+        <w:tabs>
+          <w:tab w:val="num" w:pos="2160"/>
+        </w:tabs>
+        <w:ind w:left="2160" w:hanging="360"/>
+      </w:pPr>
+      <w:rPr>
+        <w:rFonts w:ascii="Wingdings" w:hAnsi="Wingdings" w:hint="default"/>
+        <w:sz w:val="20"/>
+      </w:rPr>
+    </w:lvl>
+    <w:lvl w:ilvl="3" w:tentative="1">
+      <w:start w:val="1"/>
+      <w:numFmt w:val="bullet"/>
+      <w:lvlText w:val=""/>
+      <w:lvlJc w:val="left"/>
+      <w:pPr>
+        <w:tabs>
+          <w:tab w:val="num" w:pos="2880"/>
+        </w:tabs>
+        <w:ind w:left="2880" w:hanging="360"/>
+      </w:pPr>
+      <w:rPr>
+        <w:rFonts w:ascii="Wingdings" w:hAnsi="Wingdings" w:hint="default"/>
+        <w:sz w:val="20"/>
+      </w:rPr>
+    </w:lvl>
+    <w:lvl w:ilvl="4" w:tentative="1">
+      <w:start w:val="1"/>
+      <w:numFmt w:val="bullet"/>
+      <w:lvlText w:val=""/>
+      <w:lvlJc w:val="left"/>
+      <w:pPr>
+        <w:tabs>
+          <w:tab w:val="num" w:pos="3600"/>
+        </w:tabs>
+        <w:ind w:left="3600" w:hanging="360"/>
+      </w:pPr>
+      <w:rPr>
+        <w:rFonts w:ascii="Wingdings" w:hAnsi="Wingdings" w:hint="default"/>
+        <w:sz w:val="20"/>
+      </w:rPr>
+    </w:lvl>
+    <w:lvl w:ilvl="5" w:tentative="1">
+      <w:start w:val="1"/>
+      <w:numFmt w:val="bullet"/>
+      <w:lvlText w:val=""/>
+      <w:lvlJc w:val="left"/>
+      <w:pPr>
+        <w:tabs>
+          <w:tab w:val="num" w:pos="4320"/>
+        </w:tabs>
+        <w:ind w:left="4320" w:hanging="360"/>
+      </w:pPr>
+      <w:rPr>
+        <w:rFonts w:ascii="Wingdings" w:hAnsi="Wingdings" w:hint="default"/>
+        <w:sz w:val="20"/>
+      </w:rPr>
+    </w:lvl>
+    <w:lvl w:ilvl="6" w:tentative="1">
+      <w:start w:val="1"/>
+      <w:numFmt w:val="bullet"/>
+      <w:lvlText w:val=""/>
+      <w:lvlJc w:val="left"/>
+      <w:pPr>
+        <w:tabs>
+          <w:tab w:val="num" w:pos="5040"/>
+        </w:tabs>
+        <w:ind w:left="5040" w:hanging="360"/>
+      </w:pPr>
+      <w:rPr>
+        <w:rFonts w:ascii="Wingdings" w:hAnsi="Wingdings" w:hint="default"/>
+        <w:sz w:val="20"/>
+      </w:rPr>
+    </w:lvl>
+    <w:lvl w:ilvl="7" w:tentative="1">
+      <w:start w:val="1"/>
+      <w:numFmt w:val="bullet"/>
+      <w:lvlText w:val=""/>
+      <w:lvlJc w:val="left"/>
+      <w:pPr>
+        <w:tabs>
+          <w:tab w:val="num" w:pos="5760"/>
+        </w:tabs>
+        <w:ind w:left="5760" w:hanging="360"/>
+      </w:pPr>
+      <w:rPr>
+        <w:rFonts w:ascii="Wingdings" w:hAnsi="Wingdings" w:hint="default"/>
+        <w:sz w:val="20"/>
+      </w:rPr>
+    </w:lvl>
+    <w:lvl w:ilvl="8" w:tentative="1">
+      <w:start w:val="1"/>
+      <w:numFmt w:val="bullet"/>
+      <w:lvlText w:val=""/>
+      <w:lvlJc w:val="left"/>
+      <w:pPr>
+        <w:tabs>
+          <w:tab w:val="num" w:pos="6480"/>
+        </w:tabs>
+        <w:ind w:left="6480" w:hanging="360"/>
+      </w:pPr>
+      <w:rPr>
+        <w:rFonts w:ascii="Wingdings" w:hAnsi="Wingdings" w:hint="default"/>
+        <w:sz w:val="20"/>
+      </w:rPr>
+    </w:lvl>
+  </w:abstractNum>
+  <w:abstractNum w:abstractNumId="18" w15:restartNumberingAfterBreak="0">
+    <w:nsid w:val="4FA5450D"/>
+    <w:multiLevelType w:val="multilevel"/>
+    <w:tmpl w:val="9A760624"/>
+    <w:lvl w:ilvl="0">
+      <w:start w:val="1"/>
+      <w:numFmt w:val="bullet"/>
+      <w:lvlText w:val=""/>
+      <w:lvlJc w:val="left"/>
+      <w:pPr>
+        <w:tabs>
+          <w:tab w:val="num" w:pos="720"/>
+        </w:tabs>
+        <w:ind w:left="720" w:hanging="360"/>
+      </w:pPr>
+      <w:rPr>
+        <w:rFonts w:ascii="Symbol" w:hAnsi="Symbol" w:hint="default"/>
+        <w:sz w:val="20"/>
+      </w:rPr>
+    </w:lvl>
+    <w:lvl w:ilvl="1" w:tentative="1">
+      <w:start w:val="1"/>
+      <w:numFmt w:val="bullet"/>
+      <w:lvlText w:val="o"/>
+      <w:lvlJc w:val="left"/>
+      <w:pPr>
+        <w:tabs>
+          <w:tab w:val="num" w:pos="1440"/>
+        </w:tabs>
+        <w:ind w:left="1440" w:hanging="360"/>
+      </w:pPr>
+      <w:rPr>
+        <w:rFonts w:ascii="Courier New" w:hAnsi="Courier New" w:hint="default"/>
+        <w:sz w:val="20"/>
+      </w:rPr>
+    </w:lvl>
+    <w:lvl w:ilvl="2" w:tentative="1">
+      <w:start w:val="1"/>
+      <w:numFmt w:val="bullet"/>
+      <w:lvlText w:val=""/>
+      <w:lvlJc w:val="left"/>
+      <w:pPr>
+        <w:tabs>
+          <w:tab w:val="num" w:pos="2160"/>
+        </w:tabs>
+        <w:ind w:left="2160" w:hanging="360"/>
+      </w:pPr>
+      <w:rPr>
+        <w:rFonts w:ascii="Wingdings" w:hAnsi="Wingdings" w:hint="default"/>
+        <w:sz w:val="20"/>
+      </w:rPr>
+    </w:lvl>
+    <w:lvl w:ilvl="3" w:tentative="1">
+      <w:start w:val="1"/>
+      <w:numFmt w:val="bullet"/>
+      <w:lvlText w:val=""/>
+      <w:lvlJc w:val="left"/>
+      <w:pPr>
+        <w:tabs>
+          <w:tab w:val="num" w:pos="2880"/>
+        </w:tabs>
+        <w:ind w:left="2880" w:hanging="360"/>
+      </w:pPr>
+      <w:rPr>
+        <w:rFonts w:ascii="Wingdings" w:hAnsi="Wingdings" w:hint="default"/>
+        <w:sz w:val="20"/>
+      </w:rPr>
+    </w:lvl>
+    <w:lvl w:ilvl="4" w:tentative="1">
+      <w:start w:val="1"/>
+      <w:numFmt w:val="bullet"/>
+      <w:lvlText w:val=""/>
+      <w:lvlJc w:val="left"/>
+      <w:pPr>
+        <w:tabs>
+          <w:tab w:val="num" w:pos="3600"/>
+        </w:tabs>
+        <w:ind w:left="3600" w:hanging="360"/>
+      </w:pPr>
+      <w:rPr>
+        <w:rFonts w:ascii="Wingdings" w:hAnsi="Wingdings" w:hint="default"/>
+        <w:sz w:val="20"/>
+      </w:rPr>
+    </w:lvl>
+    <w:lvl w:ilvl="5" w:tentative="1">
+      <w:start w:val="1"/>
+      <w:numFmt w:val="bullet"/>
+      <w:lvlText w:val=""/>
+      <w:lvlJc w:val="left"/>
+      <w:pPr>
+        <w:tabs>
+          <w:tab w:val="num" w:pos="4320"/>
+        </w:tabs>
+        <w:ind w:left="4320" w:hanging="360"/>
+      </w:pPr>
+      <w:rPr>
+        <w:rFonts w:ascii="Wingdings" w:hAnsi="Wingdings" w:hint="default"/>
+        <w:sz w:val="20"/>
+      </w:rPr>
+    </w:lvl>
+    <w:lvl w:ilvl="6" w:tentative="1">
+      <w:start w:val="1"/>
+      <w:numFmt w:val="bullet"/>
+      <w:lvlText w:val=""/>
+      <w:lvlJc w:val="left"/>
+      <w:pPr>
+        <w:tabs>
+          <w:tab w:val="num" w:pos="5040"/>
+        </w:tabs>
+        <w:ind w:left="5040" w:hanging="360"/>
+      </w:pPr>
+      <w:rPr>
+        <w:rFonts w:ascii="Wingdings" w:hAnsi="Wingdings" w:hint="default"/>
+        <w:sz w:val="20"/>
+      </w:rPr>
+    </w:lvl>
+    <w:lvl w:ilvl="7" w:tentative="1">
+      <w:start w:val="1"/>
+      <w:numFmt w:val="bullet"/>
+      <w:lvlText w:val=""/>
+      <w:lvlJc w:val="left"/>
+      <w:pPr>
+        <w:tabs>
+          <w:tab w:val="num" w:pos="5760"/>
+        </w:tabs>
+        <w:ind w:left="5760" w:hanging="360"/>
+      </w:pPr>
+      <w:rPr>
+        <w:rFonts w:ascii="Wingdings" w:hAnsi="Wingdings" w:hint="default"/>
+        <w:sz w:val="20"/>
+      </w:rPr>
+    </w:lvl>
+    <w:lvl w:ilvl="8" w:tentative="1">
+      <w:start w:val="1"/>
+      <w:numFmt w:val="bullet"/>
+      <w:lvlText w:val=""/>
+      <w:lvlJc w:val="left"/>
+      <w:pPr>
+        <w:tabs>
+          <w:tab w:val="num" w:pos="6480"/>
+        </w:tabs>
+        <w:ind w:left="6480" w:hanging="360"/>
+      </w:pPr>
+      <w:rPr>
+        <w:rFonts w:ascii="Wingdings" w:hAnsi="Wingdings" w:hint="default"/>
+        <w:sz w:val="20"/>
+      </w:rPr>
+    </w:lvl>
+  </w:abstractNum>
+  <w:abstractNum w:abstractNumId="19" w15:restartNumberingAfterBreak="0">
     <w:nsid w:val="585F776D"/>
     <w:multiLevelType w:val="multilevel"/>
     <w:tmpl w:val="DCD2ED00"/>
@@ -2993,7 +6168,7 @@
       </w:rPr>
     </w:lvl>
   </w:abstractNum>
-  <w:abstractNum w:abstractNumId="6" w15:restartNumberingAfterBreak="0">
+  <w:abstractNum w:abstractNumId="20" w15:restartNumberingAfterBreak="0">
     <w:nsid w:val="66A349E4"/>
     <w:multiLevelType w:val="multilevel"/>
     <w:tmpl w:val="F2FA014E"/>
@@ -3097,26 +6272,524 @@
       </w:rPr>
     </w:lvl>
   </w:abstractNum>
+  <w:abstractNum w:abstractNumId="21" w15:restartNumberingAfterBreak="0">
+    <w:nsid w:val="694B24F3"/>
+    <w:multiLevelType w:val="multilevel"/>
+    <w:tmpl w:val="6D18B236"/>
+    <w:lvl w:ilvl="0">
+      <w:start w:val="1"/>
+      <w:numFmt w:val="bullet"/>
+      <w:lvlText w:val=""/>
+      <w:lvlJc w:val="left"/>
+      <w:pPr>
+        <w:tabs>
+          <w:tab w:val="num" w:pos="720"/>
+        </w:tabs>
+        <w:ind w:left="720" w:hanging="360"/>
+      </w:pPr>
+      <w:rPr>
+        <w:rFonts w:ascii="Symbol" w:hAnsi="Symbol" w:hint="default"/>
+        <w:sz w:val="20"/>
+      </w:rPr>
+    </w:lvl>
+    <w:lvl w:ilvl="1" w:tentative="1">
+      <w:start w:val="1"/>
+      <w:numFmt w:val="bullet"/>
+      <w:lvlText w:val="o"/>
+      <w:lvlJc w:val="left"/>
+      <w:pPr>
+        <w:tabs>
+          <w:tab w:val="num" w:pos="1440"/>
+        </w:tabs>
+        <w:ind w:left="1440" w:hanging="360"/>
+      </w:pPr>
+      <w:rPr>
+        <w:rFonts w:ascii="Courier New" w:hAnsi="Courier New" w:hint="default"/>
+        <w:sz w:val="20"/>
+      </w:rPr>
+    </w:lvl>
+    <w:lvl w:ilvl="2" w:tentative="1">
+      <w:start w:val="1"/>
+      <w:numFmt w:val="bullet"/>
+      <w:lvlText w:val=""/>
+      <w:lvlJc w:val="left"/>
+      <w:pPr>
+        <w:tabs>
+          <w:tab w:val="num" w:pos="2160"/>
+        </w:tabs>
+        <w:ind w:left="2160" w:hanging="360"/>
+      </w:pPr>
+      <w:rPr>
+        <w:rFonts w:ascii="Wingdings" w:hAnsi="Wingdings" w:hint="default"/>
+        <w:sz w:val="20"/>
+      </w:rPr>
+    </w:lvl>
+    <w:lvl w:ilvl="3" w:tentative="1">
+      <w:start w:val="1"/>
+      <w:numFmt w:val="bullet"/>
+      <w:lvlText w:val=""/>
+      <w:lvlJc w:val="left"/>
+      <w:pPr>
+        <w:tabs>
+          <w:tab w:val="num" w:pos="2880"/>
+        </w:tabs>
+        <w:ind w:left="2880" w:hanging="360"/>
+      </w:pPr>
+      <w:rPr>
+        <w:rFonts w:ascii="Wingdings" w:hAnsi="Wingdings" w:hint="default"/>
+        <w:sz w:val="20"/>
+      </w:rPr>
+    </w:lvl>
+    <w:lvl w:ilvl="4" w:tentative="1">
+      <w:start w:val="1"/>
+      <w:numFmt w:val="bullet"/>
+      <w:lvlText w:val=""/>
+      <w:lvlJc w:val="left"/>
+      <w:pPr>
+        <w:tabs>
+          <w:tab w:val="num" w:pos="3600"/>
+        </w:tabs>
+        <w:ind w:left="3600" w:hanging="360"/>
+      </w:pPr>
+      <w:rPr>
+        <w:rFonts w:ascii="Wingdings" w:hAnsi="Wingdings" w:hint="default"/>
+        <w:sz w:val="20"/>
+      </w:rPr>
+    </w:lvl>
+    <w:lvl w:ilvl="5" w:tentative="1">
+      <w:start w:val="1"/>
+      <w:numFmt w:val="bullet"/>
+      <w:lvlText w:val=""/>
+      <w:lvlJc w:val="left"/>
+      <w:pPr>
+        <w:tabs>
+          <w:tab w:val="num" w:pos="4320"/>
+        </w:tabs>
+        <w:ind w:left="4320" w:hanging="360"/>
+      </w:pPr>
+      <w:rPr>
+        <w:rFonts w:ascii="Wingdings" w:hAnsi="Wingdings" w:hint="default"/>
+        <w:sz w:val="20"/>
+      </w:rPr>
+    </w:lvl>
+    <w:lvl w:ilvl="6" w:tentative="1">
+      <w:start w:val="1"/>
+      <w:numFmt w:val="bullet"/>
+      <w:lvlText w:val=""/>
+      <w:lvlJc w:val="left"/>
+      <w:pPr>
+        <w:tabs>
+          <w:tab w:val="num" w:pos="5040"/>
+        </w:tabs>
+        <w:ind w:left="5040" w:hanging="360"/>
+      </w:pPr>
+      <w:rPr>
+        <w:rFonts w:ascii="Wingdings" w:hAnsi="Wingdings" w:hint="default"/>
+        <w:sz w:val="20"/>
+      </w:rPr>
+    </w:lvl>
+    <w:lvl w:ilvl="7" w:tentative="1">
+      <w:start w:val="1"/>
+      <w:numFmt w:val="bullet"/>
+      <w:lvlText w:val=""/>
+      <w:lvlJc w:val="left"/>
+      <w:pPr>
+        <w:tabs>
+          <w:tab w:val="num" w:pos="5760"/>
+        </w:tabs>
+        <w:ind w:left="5760" w:hanging="360"/>
+      </w:pPr>
+      <w:rPr>
+        <w:rFonts w:ascii="Wingdings" w:hAnsi="Wingdings" w:hint="default"/>
+        <w:sz w:val="20"/>
+      </w:rPr>
+    </w:lvl>
+    <w:lvl w:ilvl="8" w:tentative="1">
+      <w:start w:val="1"/>
+      <w:numFmt w:val="bullet"/>
+      <w:lvlText w:val=""/>
+      <w:lvlJc w:val="left"/>
+      <w:pPr>
+        <w:tabs>
+          <w:tab w:val="num" w:pos="6480"/>
+        </w:tabs>
+        <w:ind w:left="6480" w:hanging="360"/>
+      </w:pPr>
+      <w:rPr>
+        <w:rFonts w:ascii="Wingdings" w:hAnsi="Wingdings" w:hint="default"/>
+        <w:sz w:val="20"/>
+      </w:rPr>
+    </w:lvl>
+  </w:abstractNum>
+  <w:abstractNum w:abstractNumId="22" w15:restartNumberingAfterBreak="0">
+    <w:nsid w:val="6ADA6BB4"/>
+    <w:multiLevelType w:val="multilevel"/>
+    <w:tmpl w:val="6D165D10"/>
+    <w:lvl w:ilvl="0">
+      <w:start w:val="1"/>
+      <w:numFmt w:val="bullet"/>
+      <w:lvlText w:val=""/>
+      <w:lvlJc w:val="left"/>
+      <w:pPr>
+        <w:tabs>
+          <w:tab w:val="num" w:pos="720"/>
+        </w:tabs>
+        <w:ind w:left="720" w:hanging="360"/>
+      </w:pPr>
+      <w:rPr>
+        <w:rFonts w:ascii="Symbol" w:hAnsi="Symbol" w:hint="default"/>
+        <w:sz w:val="20"/>
+      </w:rPr>
+    </w:lvl>
+    <w:lvl w:ilvl="1" w:tentative="1">
+      <w:start w:val="1"/>
+      <w:numFmt w:val="bullet"/>
+      <w:lvlText w:val="o"/>
+      <w:lvlJc w:val="left"/>
+      <w:pPr>
+        <w:tabs>
+          <w:tab w:val="num" w:pos="1440"/>
+        </w:tabs>
+        <w:ind w:left="1440" w:hanging="360"/>
+      </w:pPr>
+      <w:rPr>
+        <w:rFonts w:ascii="Courier New" w:hAnsi="Courier New" w:hint="default"/>
+        <w:sz w:val="20"/>
+      </w:rPr>
+    </w:lvl>
+    <w:lvl w:ilvl="2" w:tentative="1">
+      <w:start w:val="1"/>
+      <w:numFmt w:val="bullet"/>
+      <w:lvlText w:val=""/>
+      <w:lvlJc w:val="left"/>
+      <w:pPr>
+        <w:tabs>
+          <w:tab w:val="num" w:pos="2160"/>
+        </w:tabs>
+        <w:ind w:left="2160" w:hanging="360"/>
+      </w:pPr>
+      <w:rPr>
+        <w:rFonts w:ascii="Wingdings" w:hAnsi="Wingdings" w:hint="default"/>
+        <w:sz w:val="20"/>
+      </w:rPr>
+    </w:lvl>
+    <w:lvl w:ilvl="3" w:tentative="1">
+      <w:start w:val="1"/>
+      <w:numFmt w:val="bullet"/>
+      <w:lvlText w:val=""/>
+      <w:lvlJc w:val="left"/>
+      <w:pPr>
+        <w:tabs>
+          <w:tab w:val="num" w:pos="2880"/>
+        </w:tabs>
+        <w:ind w:left="2880" w:hanging="360"/>
+      </w:pPr>
+      <w:rPr>
+        <w:rFonts w:ascii="Wingdings" w:hAnsi="Wingdings" w:hint="default"/>
+        <w:sz w:val="20"/>
+      </w:rPr>
+    </w:lvl>
+    <w:lvl w:ilvl="4" w:tentative="1">
+      <w:start w:val="1"/>
+      <w:numFmt w:val="bullet"/>
+      <w:lvlText w:val=""/>
+      <w:lvlJc w:val="left"/>
+      <w:pPr>
+        <w:tabs>
+          <w:tab w:val="num" w:pos="3600"/>
+        </w:tabs>
+        <w:ind w:left="3600" w:hanging="360"/>
+      </w:pPr>
+      <w:rPr>
+        <w:rFonts w:ascii="Wingdings" w:hAnsi="Wingdings" w:hint="default"/>
+        <w:sz w:val="20"/>
+      </w:rPr>
+    </w:lvl>
+    <w:lvl w:ilvl="5" w:tentative="1">
+      <w:start w:val="1"/>
+      <w:numFmt w:val="bullet"/>
+      <w:lvlText w:val=""/>
+      <w:lvlJc w:val="left"/>
+      <w:pPr>
+        <w:tabs>
+          <w:tab w:val="num" w:pos="4320"/>
+        </w:tabs>
+        <w:ind w:left="4320" w:hanging="360"/>
+      </w:pPr>
+      <w:rPr>
+        <w:rFonts w:ascii="Wingdings" w:hAnsi="Wingdings" w:hint="default"/>
+        <w:sz w:val="20"/>
+      </w:rPr>
+    </w:lvl>
+    <w:lvl w:ilvl="6" w:tentative="1">
+      <w:start w:val="1"/>
+      <w:numFmt w:val="bullet"/>
+      <w:lvlText w:val=""/>
+      <w:lvlJc w:val="left"/>
+      <w:pPr>
+        <w:tabs>
+          <w:tab w:val="num" w:pos="5040"/>
+        </w:tabs>
+        <w:ind w:left="5040" w:hanging="360"/>
+      </w:pPr>
+      <w:rPr>
+        <w:rFonts w:ascii="Wingdings" w:hAnsi="Wingdings" w:hint="default"/>
+        <w:sz w:val="20"/>
+      </w:rPr>
+    </w:lvl>
+    <w:lvl w:ilvl="7" w:tentative="1">
+      <w:start w:val="1"/>
+      <w:numFmt w:val="bullet"/>
+      <w:lvlText w:val=""/>
+      <w:lvlJc w:val="left"/>
+      <w:pPr>
+        <w:tabs>
+          <w:tab w:val="num" w:pos="5760"/>
+        </w:tabs>
+        <w:ind w:left="5760" w:hanging="360"/>
+      </w:pPr>
+      <w:rPr>
+        <w:rFonts w:ascii="Wingdings" w:hAnsi="Wingdings" w:hint="default"/>
+        <w:sz w:val="20"/>
+      </w:rPr>
+    </w:lvl>
+    <w:lvl w:ilvl="8" w:tentative="1">
+      <w:start w:val="1"/>
+      <w:numFmt w:val="bullet"/>
+      <w:lvlText w:val=""/>
+      <w:lvlJc w:val="left"/>
+      <w:pPr>
+        <w:tabs>
+          <w:tab w:val="num" w:pos="6480"/>
+        </w:tabs>
+        <w:ind w:left="6480" w:hanging="360"/>
+      </w:pPr>
+      <w:rPr>
+        <w:rFonts w:ascii="Wingdings" w:hAnsi="Wingdings" w:hint="default"/>
+        <w:sz w:val="20"/>
+      </w:rPr>
+    </w:lvl>
+  </w:abstractNum>
+  <w:abstractNum w:abstractNumId="23" w15:restartNumberingAfterBreak="0">
+    <w:nsid w:val="6D9A6973"/>
+    <w:multiLevelType w:val="multilevel"/>
+    <w:tmpl w:val="6ECABEE8"/>
+    <w:lvl w:ilvl="0">
+      <w:start w:val="1"/>
+      <w:numFmt w:val="bullet"/>
+      <w:lvlText w:val=""/>
+      <w:lvlJc w:val="left"/>
+      <w:pPr>
+        <w:tabs>
+          <w:tab w:val="num" w:pos="720"/>
+        </w:tabs>
+        <w:ind w:left="720" w:hanging="360"/>
+      </w:pPr>
+      <w:rPr>
+        <w:rFonts w:ascii="Symbol" w:hAnsi="Symbol" w:hint="default"/>
+        <w:sz w:val="20"/>
+      </w:rPr>
+    </w:lvl>
+    <w:lvl w:ilvl="1" w:tentative="1">
+      <w:start w:val="1"/>
+      <w:numFmt w:val="bullet"/>
+      <w:lvlText w:val="o"/>
+      <w:lvlJc w:val="left"/>
+      <w:pPr>
+        <w:tabs>
+          <w:tab w:val="num" w:pos="1440"/>
+        </w:tabs>
+        <w:ind w:left="1440" w:hanging="360"/>
+      </w:pPr>
+      <w:rPr>
+        <w:rFonts w:ascii="Courier New" w:hAnsi="Courier New" w:hint="default"/>
+        <w:sz w:val="20"/>
+      </w:rPr>
+    </w:lvl>
+    <w:lvl w:ilvl="2" w:tentative="1">
+      <w:start w:val="1"/>
+      <w:numFmt w:val="bullet"/>
+      <w:lvlText w:val=""/>
+      <w:lvlJc w:val="left"/>
+      <w:pPr>
+        <w:tabs>
+          <w:tab w:val="num" w:pos="2160"/>
+        </w:tabs>
+        <w:ind w:left="2160" w:hanging="360"/>
+      </w:pPr>
+      <w:rPr>
+        <w:rFonts w:ascii="Wingdings" w:hAnsi="Wingdings" w:hint="default"/>
+        <w:sz w:val="20"/>
+      </w:rPr>
+    </w:lvl>
+    <w:lvl w:ilvl="3" w:tentative="1">
+      <w:start w:val="1"/>
+      <w:numFmt w:val="bullet"/>
+      <w:lvlText w:val=""/>
+      <w:lvlJc w:val="left"/>
+      <w:pPr>
+        <w:tabs>
+          <w:tab w:val="num" w:pos="2880"/>
+        </w:tabs>
+        <w:ind w:left="2880" w:hanging="360"/>
+      </w:pPr>
+      <w:rPr>
+        <w:rFonts w:ascii="Wingdings" w:hAnsi="Wingdings" w:hint="default"/>
+        <w:sz w:val="20"/>
+      </w:rPr>
+    </w:lvl>
+    <w:lvl w:ilvl="4" w:tentative="1">
+      <w:start w:val="1"/>
+      <w:numFmt w:val="bullet"/>
+      <w:lvlText w:val=""/>
+      <w:lvlJc w:val="left"/>
+      <w:pPr>
+        <w:tabs>
+          <w:tab w:val="num" w:pos="3600"/>
+        </w:tabs>
+        <w:ind w:left="3600" w:hanging="360"/>
+      </w:pPr>
+      <w:rPr>
+        <w:rFonts w:ascii="Wingdings" w:hAnsi="Wingdings" w:hint="default"/>
+        <w:sz w:val="20"/>
+      </w:rPr>
+    </w:lvl>
+    <w:lvl w:ilvl="5" w:tentative="1">
+      <w:start w:val="1"/>
+      <w:numFmt w:val="bullet"/>
+      <w:lvlText w:val=""/>
+      <w:lvlJc w:val="left"/>
+      <w:pPr>
+        <w:tabs>
+          <w:tab w:val="num" w:pos="4320"/>
+        </w:tabs>
+        <w:ind w:left="4320" w:hanging="360"/>
+      </w:pPr>
+      <w:rPr>
+        <w:rFonts w:ascii="Wingdings" w:hAnsi="Wingdings" w:hint="default"/>
+        <w:sz w:val="20"/>
+      </w:rPr>
+    </w:lvl>
+    <w:lvl w:ilvl="6" w:tentative="1">
+      <w:start w:val="1"/>
+      <w:numFmt w:val="bullet"/>
+      <w:lvlText w:val=""/>
+      <w:lvlJc w:val="left"/>
+      <w:pPr>
+        <w:tabs>
+          <w:tab w:val="num" w:pos="5040"/>
+        </w:tabs>
+        <w:ind w:left="5040" w:hanging="360"/>
+      </w:pPr>
+      <w:rPr>
+        <w:rFonts w:ascii="Wingdings" w:hAnsi="Wingdings" w:hint="default"/>
+        <w:sz w:val="20"/>
+      </w:rPr>
+    </w:lvl>
+    <w:lvl w:ilvl="7" w:tentative="1">
+      <w:start w:val="1"/>
+      <w:numFmt w:val="bullet"/>
+      <w:lvlText w:val=""/>
+      <w:lvlJc w:val="left"/>
+      <w:pPr>
+        <w:tabs>
+          <w:tab w:val="num" w:pos="5760"/>
+        </w:tabs>
+        <w:ind w:left="5760" w:hanging="360"/>
+      </w:pPr>
+      <w:rPr>
+        <w:rFonts w:ascii="Wingdings" w:hAnsi="Wingdings" w:hint="default"/>
+        <w:sz w:val="20"/>
+      </w:rPr>
+    </w:lvl>
+    <w:lvl w:ilvl="8" w:tentative="1">
+      <w:start w:val="1"/>
+      <w:numFmt w:val="bullet"/>
+      <w:lvlText w:val=""/>
+      <w:lvlJc w:val="left"/>
+      <w:pPr>
+        <w:tabs>
+          <w:tab w:val="num" w:pos="6480"/>
+        </w:tabs>
+        <w:ind w:left="6480" w:hanging="360"/>
+      </w:pPr>
+      <w:rPr>
+        <w:rFonts w:ascii="Wingdings" w:hAnsi="Wingdings" w:hint="default"/>
+        <w:sz w:val="20"/>
+      </w:rPr>
+    </w:lvl>
+  </w:abstractNum>
   <w:num w:numId="1" w16cid:durableId="2105487869">
+    <w:abstractNumId w:val="20"/>
+  </w:num>
+  <w:num w:numId="2" w16cid:durableId="635061999">
+    <w:abstractNumId w:val="19"/>
+  </w:num>
+  <w:num w:numId="3" w16cid:durableId="1441071488">
+    <w:abstractNumId w:val="14"/>
+  </w:num>
+  <w:num w:numId="4" w16cid:durableId="1371955046">
+    <w:abstractNumId w:val="7"/>
+  </w:num>
+  <w:num w:numId="5" w16cid:durableId="555090125">
+    <w:abstractNumId w:val="1"/>
+  </w:num>
+  <w:num w:numId="6" w16cid:durableId="1289776726">
+    <w:abstractNumId w:val="12"/>
+  </w:num>
+  <w:num w:numId="7" w16cid:durableId="1010260792">
+    <w:abstractNumId w:val="11"/>
+  </w:num>
+  <w:num w:numId="8" w16cid:durableId="523255307">
+    <w:abstractNumId w:val="17"/>
+  </w:num>
+  <w:num w:numId="9" w16cid:durableId="2034719257">
+    <w:abstractNumId w:val="18"/>
+  </w:num>
+  <w:num w:numId="10" w16cid:durableId="1593010762">
+    <w:abstractNumId w:val="9"/>
+  </w:num>
+  <w:num w:numId="11" w16cid:durableId="1478183324">
+    <w:abstractNumId w:val="22"/>
+  </w:num>
+  <w:num w:numId="12" w16cid:durableId="486361196">
+    <w:abstractNumId w:val="4"/>
+  </w:num>
+  <w:num w:numId="13" w16cid:durableId="1560895534">
+    <w:abstractNumId w:val="5"/>
+  </w:num>
+  <w:num w:numId="14" w16cid:durableId="897013536">
+    <w:abstractNumId w:val="2"/>
+  </w:num>
+  <w:num w:numId="15" w16cid:durableId="1525169632">
+    <w:abstractNumId w:val="13"/>
+  </w:num>
+  <w:num w:numId="16" w16cid:durableId="338701933">
+    <w:abstractNumId w:val="0"/>
+  </w:num>
+  <w:num w:numId="17" w16cid:durableId="1675762118">
+    <w:abstractNumId w:val="10"/>
+  </w:num>
+  <w:num w:numId="18" w16cid:durableId="811756895">
+    <w:abstractNumId w:val="21"/>
+  </w:num>
+  <w:num w:numId="19" w16cid:durableId="659770645">
     <w:abstractNumId w:val="6"/>
   </w:num>
-  <w:num w:numId="2" w16cid:durableId="635061999">
-    <w:abstractNumId w:val="5"/>
+  <w:num w:numId="20" w16cid:durableId="755246287">
+    <w:abstractNumId w:val="23"/>
   </w:num>
-  <w:num w:numId="3" w16cid:durableId="1441071488">
-    <w:abstractNumId w:val="4"/>
+  <w:num w:numId="21" w16cid:durableId="450976784">
+    <w:abstractNumId w:val="16"/>
   </w:num>
-  <w:num w:numId="4" w16cid:durableId="1371955046">
-    <w:abstractNumId w:val="1"/>
+  <w:num w:numId="22" w16cid:durableId="1157380059">
+    <w:abstractNumId w:val="8"/>
   </w:num>
-  <w:num w:numId="5" w16cid:durableId="555090125">
-    <w:abstractNumId w:val="0"/>
-  </w:num>
-  <w:num w:numId="6" w16cid:durableId="1289776726">
+  <w:num w:numId="23" w16cid:durableId="386610410">
     <w:abstractNumId w:val="3"/>
   </w:num>
-  <w:num w:numId="7" w16cid:durableId="1010260792">
-    <w:abstractNumId w:val="2"/>
+  <w:num w:numId="24" w16cid:durableId="816144579">
+    <w:abstractNumId w:val="15"/>
   </w:num>
 </w:numbering>
 </file>
@@ -3630,7 +7303,6 @@
   <w:style w:type="character" w:default="1" w:styleId="a0">
     <w:name w:val="Default Paragraph Font"/>
     <w:uiPriority w:val="1"/>
-    <w:semiHidden/>
     <w:unhideWhenUsed/>
   </w:style>
   <w:style w:type="table" w:default="1" w:styleId="a1">
